--- a/ind/docx/010.content.docx
+++ b/ind/docx/010.content.docx
@@ -599,6 +599,251 @@
         <w:rPr>
           <w:lang w:val="id_ID" w:bidi="id_ID"/>
         </w:rPr>
+        <w:t>Ikat Pinggang</w:t>
+      </w:r>
+      <w:r>
+        <w:rPr>
+          <w:lang w:val="id_ID" w:bidi="id_ID"/>
+        </w:rPr>
+      </w:r>
+    </w:p>
+    <w:p>
+      <w:pPr>
+        <w:pStyle w:val="Heading3"/>
+      </w:pPr>
+      <w:r>
+        <w:rPr>
+          <w:lang w:val="id_ID" w:bidi="id_ID"/>
+        </w:rPr>
+        <w:t>Pengertian:</w:t>
+      </w:r>
+    </w:p>
+    <w:p>
+      <w:pPr/>
+      <w:r>
+        <w:rPr>
+          <w:lang w:val="id_ID" w:bidi="id_ID"/>
+        </w:rPr>
+      </w:r>
+      <w:r>
+        <w:rPr>
+          <w:lang w:val="id_ID" w:bidi="id_ID"/>
+        </w:rPr>
+        <w:t>Istilah "ikatan" berarti mengikat sesuatu di sekitar benda lain. Ini sering merujuk pada penggunaan sabuk atau selempang di sekitar pinggang untuk menjaga agar jubah atau tunik tetap pada posisinya.</w:t>
+      </w:r>
+    </w:p>
+    <w:p>
+      <w:pPr>
+        <w:pStyle w:val="ListBullet"/>
+        <w:spacing w:line="240" w:lineRule="auto"/>
+        <w:ind w:left="720"/>
+      </w:pPr>
+      <w:r>
+        <w:rPr>
+          <w:lang w:val="id_ID" w:bidi="id_ID"/>
+        </w:rPr>
+      </w:r>
+      <w:r>
+        <w:rPr>
+          <w:lang w:val="id_ID" w:bidi="id_ID"/>
+        </w:rPr>
+        <w:t>Ungkapan Alkitab yang umum, "kencangkan ikat pinggang," merujuk pada menyelipkan bagian bawah pakaian ke dalam sabuk agar seseorang dapat bergerak lebih bebas, biasanya saat bekerja.</w:t>
+      </w:r>
+    </w:p>
+    <w:p>
+      <w:pPr>
+        <w:pStyle w:val="ListBullet"/>
+        <w:spacing w:line="240" w:lineRule="auto"/>
+        <w:ind w:left="720"/>
+      </w:pPr>
+      <w:r>
+        <w:rPr>
+          <w:lang w:val="id_ID" w:bidi="id_ID"/>
+        </w:rPr>
+      </w:r>
+      <w:r>
+        <w:rPr>
+          <w:lang w:val="id_ID" w:bidi="id_ID"/>
+        </w:rPr>
+        <w:t>Frasa ini juga dapat berarti "bersiap untuk kerja" atau bersiap untuk melakukan sesuatu yang sulit.</w:t>
+      </w:r>
+    </w:p>
+    <w:p>
+      <w:pPr>
+        <w:pStyle w:val="ListBullet"/>
+        <w:spacing w:line="240" w:lineRule="auto"/>
+        <w:ind w:left="720"/>
+      </w:pPr>
+      <w:r>
+        <w:rPr>
+          <w:lang w:val="id_ID" w:bidi="id_ID"/>
+        </w:rPr>
+      </w:r>
+      <w:r>
+        <w:rPr>
+          <w:lang w:val="id_ID" w:bidi="id_ID"/>
+        </w:rPr>
+        <w:t>Ungkapan "kencangkan ikat pinggang" dapat diterjemahkan dengan menggunakan ungkapan dalam bahasa sasaran yang memiliki arti yang sama, misalnya "menyingsingkan lengan baju." Atau dapat diterjemahkan secara kiasan sebagai “persiapkan diri untuk bertindak” atau “siapkan dirimu.”</w:t>
+      </w:r>
+    </w:p>
+    <w:p>
+      <w:pPr>
+        <w:pStyle w:val="ListBullet"/>
+        <w:spacing w:line="240" w:lineRule="auto"/>
+        <w:ind w:left="720"/>
+      </w:pPr>
+      <w:r>
+        <w:rPr>
+          <w:lang w:val="id_ID" w:bidi="id_ID"/>
+        </w:rPr>
+      </w:r>
+      <w:r>
+        <w:rPr>
+          <w:lang w:val="id_ID" w:bidi="id_ID"/>
+        </w:rPr>
+        <w:t>Istilah "berikat pinggang" dapat diterjemahkan sebagai "dikelilingi oleh", "dibungkus dengan", atau "mengenakan sabuk".</w:t>
+      </w:r>
+    </w:p>
+    <w:p>
+      <w:pPr/>
+      <w:r>
+        <w:rPr>
+          <w:lang w:val="id_ID" w:bidi="id_ID"/>
+        </w:rPr>
+      </w:r>
+      <w:r>
+        <w:rPr>
+          <w:lang w:val="id_ID" w:bidi="id_ID"/>
+        </w:rPr>
+        <w:t xml:space="preserve">(Lihat juga: </w:t>
+      </w:r>
+      <w:r>
+        <w:rPr>
+          <w:lang w:val="id_ID" w:bidi="id_ID"/>
+        </w:rPr>
+        <w:t>pinggang</w:t>
+      </w:r>
+      <w:r>
+        <w:rPr>
+          <w:lang w:val="id_ID" w:bidi="id_ID"/>
+        </w:rPr>
+        <w:t>)</w:t>
+      </w:r>
+    </w:p>
+    <w:p>
+      <w:pPr>
+        <w:pStyle w:val="Heading3"/>
+      </w:pPr>
+      <w:r>
+        <w:rPr>
+          <w:lang w:val="id_ID" w:bidi="id_ID"/>
+        </w:rPr>
+        <w:t>Referensi Alkitab:</w:t>
+      </w:r>
+    </w:p>
+    <w:p>
+      <w:pPr>
+        <w:pStyle w:val="ListBullet"/>
+        <w:spacing w:line="240" w:lineRule="auto"/>
+        <w:ind w:left="720"/>
+      </w:pPr>
+      <w:r>
+        <w:rPr>
+          <w:lang w:val="id_ID" w:bidi="id_ID"/>
+        </w:rPr>
+      </w:r>
+      <w:hyperlink r:id="rId21">
+        <w:r>
+          <w:rPr>
+            <w:lang w:val="id_ID" w:bidi="id_ID"/>
+          </w:rPr>
+          <w:rPr>
+            <w:color w:val="0000EE"/>
+            <w:u w:val="single"/>
+          </w:rPr>
+          <w:t>1 Petrus 1:13</w:t>
+        </w:r>
+      </w:hyperlink>
+    </w:p>
+    <w:p>
+      <w:pPr>
+        <w:pStyle w:val="ListBullet"/>
+        <w:spacing w:line="240" w:lineRule="auto"/>
+        <w:ind w:left="720"/>
+      </w:pPr>
+      <w:r>
+        <w:rPr>
+          <w:lang w:val="id_ID" w:bidi="id_ID"/>
+        </w:rPr>
+      </w:r>
+      <w:hyperlink r:id="rId22">
+        <w:r>
+          <w:rPr>
+            <w:lang w:val="id_ID" w:bidi="id_ID"/>
+          </w:rPr>
+          <w:rPr>
+            <w:color w:val="0000EE"/>
+            <w:u w:val="single"/>
+          </w:rPr>
+          <w:t>Ayub 38:3</w:t>
+        </w:r>
+      </w:hyperlink>
+    </w:p>
+    <w:p>
+      <w:pPr>
+        <w:pStyle w:val="Heading3"/>
+      </w:pPr>
+      <w:r>
+        <w:rPr>
+          <w:lang w:val="id_ID" w:bidi="id_ID"/>
+        </w:rPr>
+        <w:t>Data Kata:</w:t>
+      </w:r>
+    </w:p>
+    <w:p>
+      <w:pPr>
+        <w:pStyle w:val="ListBullet"/>
+        <w:spacing w:line="240" w:lineRule="auto"/>
+        <w:ind w:left="720"/>
+      </w:pPr>
+      <w:r>
+        <w:rPr>
+          <w:lang w:val="id_ID" w:bidi="id_ID"/>
+        </w:rPr>
+      </w:r>
+      <w:r>
+        <w:rPr>
+          <w:lang w:val="id_ID" w:bidi="id_ID"/>
+        </w:rPr>
+        <w:t>Strong: H0640, H0247, H2290, H2296, H8151, G03280, G12410, G40240</w:t>
+      </w:r>
+      <w:r>
+        <w:rPr>
+          <w:lang w:val="id_ID" w:bidi="id_ID"/>
+        </w:rPr>
+      </w:r>
+      <w:r>
+        <w:rPr>
+          <w:lang w:val="id_ID" w:bidi="id_ID"/>
+        </w:rPr>
+      </w:r>
+    </w:p>
+    <w:p>
+      <w:pPr/>
+      <w:r>
+        <w:rPr>
+          <w:lang w:val="id_ID" w:bidi="id_ID"/>
+        </w:rPr>
+      </w:r>
+    </w:p>
+    <w:p>
+      <w:pPr>
+        <w:pStyle w:val="Heading2"/>
+      </w:pPr>
+      <w:r>
+        <w:rPr>
+          <w:lang w:val="id_ID" w:bidi="id_ID"/>
+        </w:rPr>
         <w:t>Ikonium</w:t>
       </w:r>
       <w:r>
@@ -768,7 +1013,7 @@
           <w:lang w:val="id_ID" w:bidi="id_ID"/>
         </w:rPr>
       </w:r>
-      <w:hyperlink r:id="rId21">
+      <w:hyperlink r:id="rId23">
         <w:r>
           <w:rPr>
             <w:lang w:val="id_ID" w:bidi="id_ID"/>
@@ -1404,7 +1649,7 @@
           <w:lang w:val="id_ID" w:bidi="id_ID"/>
         </w:rPr>
       </w:r>
-      <w:hyperlink r:id="rId22">
+      <w:hyperlink r:id="rId24">
         <w:r>
           <w:rPr>
             <w:lang w:val="id_ID" w:bidi="id_ID"/>
@@ -1428,7 +1673,7 @@
           <w:lang w:val="id_ID" w:bidi="id_ID"/>
         </w:rPr>
       </w:r>
-      <w:hyperlink r:id="rId23">
+      <w:hyperlink r:id="rId25">
         <w:r>
           <w:rPr>
             <w:lang w:val="id_ID" w:bidi="id_ID"/>
@@ -1488,7 +1733,7 @@
           <w:lang w:val="id_ID" w:bidi="id_ID"/>
         </w:rPr>
       </w:r>
-      <w:hyperlink r:id="rId24">
+      <w:hyperlink r:id="rId26">
         <w:r>
           <w:rPr>
             <w:lang w:val="id_ID" w:bidi="id_ID"/>
@@ -1608,7 +1853,7 @@
           <w:lang w:val="id_ID" w:bidi="id_ID"/>
         </w:rPr>
       </w:r>
-      <w:hyperlink r:id="rId25">
+      <w:hyperlink r:id="rId27">
         <w:r>
           <w:rPr>
             <w:lang w:val="id_ID" w:bidi="id_ID"/>
@@ -1632,7 +1877,7 @@
           <w:lang w:val="id_ID" w:bidi="id_ID"/>
         </w:rPr>
       </w:r>
-      <w:hyperlink r:id="rId26">
+      <w:hyperlink r:id="rId28">
         <w:r>
           <w:rPr>
             <w:lang w:val="id_ID" w:bidi="id_ID"/>
@@ -1656,7 +1901,7 @@
           <w:lang w:val="id_ID" w:bidi="id_ID"/>
         </w:rPr>
       </w:r>
-      <w:hyperlink r:id="rId27">
+      <w:hyperlink r:id="rId29">
         <w:r>
           <w:rPr>
             <w:lang w:val="id_ID" w:bidi="id_ID"/>
@@ -1680,7 +1925,7 @@
           <w:lang w:val="id_ID" w:bidi="id_ID"/>
         </w:rPr>
       </w:r>
-      <w:hyperlink r:id="rId28">
+      <w:hyperlink r:id="rId30">
         <w:r>
           <w:rPr>
             <w:lang w:val="id_ID" w:bidi="id_ID"/>
@@ -1704,7 +1949,7 @@
           <w:lang w:val="id_ID" w:bidi="id_ID"/>
         </w:rPr>
       </w:r>
-      <w:hyperlink r:id="rId29">
+      <w:hyperlink r:id="rId31">
         <w:r>
           <w:rPr>
             <w:lang w:val="id_ID" w:bidi="id_ID"/>
@@ -2233,7 +2478,7 @@
           <w:lang w:val="id_ID" w:bidi="id_ID"/>
         </w:rPr>
       </w:r>
-      <w:hyperlink r:id="rId30">
+      <w:hyperlink r:id="rId32">
         <w:r>
           <w:rPr>
             <w:lang w:val="id_ID" w:bidi="id_ID"/>
@@ -2257,7 +2502,7 @@
           <w:lang w:val="id_ID" w:bidi="id_ID"/>
         </w:rPr>
       </w:r>
-      <w:hyperlink r:id="rId31">
+      <w:hyperlink r:id="rId33">
         <w:r>
           <w:rPr>
             <w:lang w:val="id_ID" w:bidi="id_ID"/>
@@ -2281,7 +2526,7 @@
           <w:lang w:val="id_ID" w:bidi="id_ID"/>
         </w:rPr>
       </w:r>
-      <w:hyperlink r:id="rId32">
+      <w:hyperlink r:id="rId34">
         <w:r>
           <w:rPr>
             <w:lang w:val="id_ID" w:bidi="id_ID"/>
@@ -2349,6 +2594,913 @@
         <w:rPr>
           <w:lang w:val="id_ID" w:bidi="id_ID"/>
         </w:rPr>
+        <w:t>Imam</w:t>
+      </w:r>
+      <w:r>
+        <w:rPr>
+          <w:lang w:val="id_ID" w:bidi="id_ID"/>
+        </w:rPr>
+      </w:r>
+    </w:p>
+    <w:p>
+      <w:pPr>
+        <w:pStyle w:val="Heading3"/>
+      </w:pPr>
+      <w:r>
+        <w:rPr>
+          <w:lang w:val="id_ID" w:bidi="id_ID"/>
+        </w:rPr>
+        <w:t>Pengertian:</w:t>
+      </w:r>
+    </w:p>
+    <w:p>
+      <w:pPr/>
+      <w:r>
+        <w:rPr>
+          <w:lang w:val="id_ID" w:bidi="id_ID"/>
+        </w:rPr>
+      </w:r>
+      <w:r>
+        <w:rPr>
+          <w:lang w:val="id_ID" w:bidi="id_ID"/>
+        </w:rPr>
+        <w:t>Dalam Alkitab, seorang imam adalah individu yang dipilih untuk mempersembahkan korban kepada Allah atas nama umat-Nya. "Imamat" adalah istilah yang merujuk pada jabatan atau kondisi menjadi seorang imam.</w:t>
+      </w:r>
+    </w:p>
+    <w:p>
+      <w:pPr>
+        <w:pStyle w:val="ListBullet"/>
+        <w:spacing w:line="240" w:lineRule="auto"/>
+        <w:ind w:left="720"/>
+      </w:pPr>
+      <w:r>
+        <w:rPr>
+          <w:lang w:val="id_ID" w:bidi="id_ID"/>
+        </w:rPr>
+      </w:r>
+      <w:r>
+        <w:rPr>
+          <w:lang w:val="id_ID" w:bidi="id_ID"/>
+        </w:rPr>
+        <w:t>Dalam Perjanjian Lama, Allah memilih Harun dan keturunannya untuk menjadi imam bagi orang-orang Israel.</w:t>
+      </w:r>
+    </w:p>
+    <w:p>
+      <w:pPr>
+        <w:pStyle w:val="ListBullet"/>
+        <w:spacing w:line="240" w:lineRule="auto"/>
+        <w:ind w:left="720"/>
+      </w:pPr>
+      <w:r>
+        <w:rPr>
+          <w:lang w:val="id_ID" w:bidi="id_ID"/>
+        </w:rPr>
+      </w:r>
+      <w:r>
+        <w:rPr>
+          <w:lang w:val="id_ID" w:bidi="id_ID"/>
+        </w:rPr>
+        <w:t>"Imamat" adalah hak dan tanggung jawab yang diwariskan dari ayah kepada anak dalam Klan Lewi.</w:t>
+      </w:r>
+    </w:p>
+    <w:p>
+      <w:pPr>
+        <w:pStyle w:val="ListBullet"/>
+        <w:spacing w:line="240" w:lineRule="auto"/>
+        <w:ind w:left="720"/>
+      </w:pPr>
+      <w:r>
+        <w:rPr>
+          <w:lang w:val="id_ID" w:bidi="id_ID"/>
+        </w:rPr>
+      </w:r>
+      <w:r>
+        <w:rPr>
+          <w:lang w:val="id_ID" w:bidi="id_ID"/>
+        </w:rPr>
+        <w:t>Para imam Israel bertanggung jawab mempersembahkan kurban dari umat kepada Allah, serta melaksanakan tugas-tugas lain di kuil.</w:t>
+      </w:r>
+    </w:p>
+    <w:p>
+      <w:pPr>
+        <w:pStyle w:val="ListBullet"/>
+        <w:spacing w:line="240" w:lineRule="auto"/>
+        <w:ind w:left="720"/>
+      </w:pPr>
+      <w:r>
+        <w:rPr>
+          <w:lang w:val="id_ID" w:bidi="id_ID"/>
+        </w:rPr>
+      </w:r>
+      <w:r>
+        <w:rPr>
+          <w:lang w:val="id_ID" w:bidi="id_ID"/>
+        </w:rPr>
+        <w:t>Para imam juga memanjatkan doa-doa rutin kepada Allah atas nama umatnya dan melaksanakan ritual keagamaan lainnya.</w:t>
+      </w:r>
+    </w:p>
+    <w:p>
+      <w:pPr>
+        <w:pStyle w:val="ListBullet"/>
+        <w:spacing w:line="240" w:lineRule="auto"/>
+        <w:ind w:left="720"/>
+      </w:pPr>
+      <w:r>
+        <w:rPr>
+          <w:lang w:val="id_ID" w:bidi="id_ID"/>
+        </w:rPr>
+      </w:r>
+      <w:r>
+        <w:rPr>
+          <w:lang w:val="id_ID" w:bidi="id_ID"/>
+        </w:rPr>
+        <w:t>Para imam mengucapkan berkat resmi kepada orang-orang dan mengajarkan hukum-hukum Allah kepada mereka.</w:t>
+      </w:r>
+    </w:p>
+    <w:p>
+      <w:pPr>
+        <w:pStyle w:val="ListBullet"/>
+        <w:spacing w:line="240" w:lineRule="auto"/>
+        <w:ind w:left="720"/>
+      </w:pPr>
+      <w:r>
+        <w:rPr>
+          <w:lang w:val="id_ID" w:bidi="id_ID"/>
+        </w:rPr>
+      </w:r>
+      <w:r>
+        <w:rPr>
+          <w:lang w:val="id_ID" w:bidi="id_ID"/>
+        </w:rPr>
+        <w:t>Pada zaman Yesus, terdapat berbagai tingkatan imam, termasuk imam kepala dan imam besar.</w:t>
+      </w:r>
+    </w:p>
+    <w:p>
+      <w:pPr>
+        <w:pStyle w:val="ListBullet"/>
+        <w:spacing w:line="240" w:lineRule="auto"/>
+        <w:ind w:left="720"/>
+      </w:pPr>
+      <w:r>
+        <w:rPr>
+          <w:lang w:val="id_ID" w:bidi="id_ID"/>
+        </w:rPr>
+      </w:r>
+      <w:r>
+        <w:rPr>
+          <w:lang w:val="id_ID" w:bidi="id_ID"/>
+        </w:rPr>
+        <w:t>Yesus adalah "Imam Besar Agung" kita yang menjadi perantara bagi kita di hadapan Allah. Dia mempersembahkan diri-Nya sebagai korban tertinggi untuk dosa. Ini berarti bahwa pengorbanan yang dilakukan oleh para imam manusia tidak lagi diperlukan.</w:t>
+      </w:r>
+    </w:p>
+    <w:p>
+      <w:pPr>
+        <w:pStyle w:val="ListBullet"/>
+        <w:spacing w:line="240" w:lineRule="auto"/>
+        <w:ind w:left="720"/>
+      </w:pPr>
+      <w:r>
+        <w:rPr>
+          <w:lang w:val="id_ID" w:bidi="id_ID"/>
+        </w:rPr>
+      </w:r>
+      <w:r>
+        <w:rPr>
+          <w:lang w:val="id_ID" w:bidi="id_ID"/>
+        </w:rPr>
+        <w:t>Dalam Perjanjian Baru, setiap orang yang percaya kepada Yesus disebut "imam" yang dapat langsung datang kepada Allah dalam doa untuk berdoa bagi dirinya sendiri dan orang lain.</w:t>
+      </w:r>
+    </w:p>
+    <w:p>
+      <w:pPr>
+        <w:pStyle w:val="ListBullet"/>
+        <w:spacing w:line="240" w:lineRule="auto"/>
+        <w:ind w:left="720"/>
+      </w:pPr>
+      <w:r>
+        <w:rPr>
+          <w:lang w:val="id_ID" w:bidi="id_ID"/>
+        </w:rPr>
+      </w:r>
+      <w:r>
+        <w:rPr>
+          <w:lang w:val="id_ID" w:bidi="id_ID"/>
+        </w:rPr>
+        <w:t>Pada zaman kuno, terdapat juga imam-imam kafir yang mempersembahkan persembahan kepada dewa-dewa palsu seperti Baal.</w:t>
+      </w:r>
+    </w:p>
+    <w:p>
+      <w:pPr>
+        <w:pStyle w:val="Heading3"/>
+      </w:pPr>
+      <w:r>
+        <w:rPr>
+          <w:lang w:val="id_ID" w:bidi="id_ID"/>
+        </w:rPr>
+        <w:t>Saran Terjemahan:</w:t>
+      </w:r>
+    </w:p>
+    <w:p>
+      <w:pPr>
+        <w:pStyle w:val="ListBullet"/>
+        <w:spacing w:line="240" w:lineRule="auto"/>
+        <w:ind w:left="720"/>
+      </w:pPr>
+      <w:r>
+        <w:rPr>
+          <w:lang w:val="id_ID" w:bidi="id_ID"/>
+        </w:rPr>
+      </w:r>
+      <w:r>
+        <w:rPr>
+          <w:lang w:val="id_ID" w:bidi="id_ID"/>
+        </w:rPr>
+        <w:t>Bergantung pada konteksnya, istilah "imam" dapat diterjemahkan sebagai "orang yang berkorban," "perantara Allah," "mediator pengorbanan," atau "orang yang ditunjuk Allah untuk mewakili-Nya."</w:t>
+      </w:r>
+    </w:p>
+    <w:p>
+      <w:pPr>
+        <w:pStyle w:val="ListBullet"/>
+        <w:spacing w:line="240" w:lineRule="auto"/>
+        <w:ind w:left="720"/>
+      </w:pPr>
+      <w:r>
+        <w:rPr>
+          <w:lang w:val="id_ID" w:bidi="id_ID"/>
+        </w:rPr>
+      </w:r>
+      <w:r>
+        <w:rPr>
+          <w:lang w:val="id_ID" w:bidi="id_ID"/>
+        </w:rPr>
+        <w:t>Terjemahan "imam" harus berbeda dari terjemahan "pengantara".</w:t>
+      </w:r>
+    </w:p>
+    <w:p>
+      <w:pPr>
+        <w:pStyle w:val="ListBullet"/>
+        <w:spacing w:line="240" w:lineRule="auto"/>
+        <w:ind w:left="720"/>
+      </w:pPr>
+      <w:r>
+        <w:rPr>
+          <w:lang w:val="id_ID" w:bidi="id_ID"/>
+        </w:rPr>
+      </w:r>
+      <w:r>
+        <w:rPr>
+          <w:lang w:val="id_ID" w:bidi="id_ID"/>
+        </w:rPr>
+        <w:t>Beberapa terjemahan mungkin lebih memilih untuk selalu menggunakan istilah seperti "imam Israel," "imam Yahudi," "imam Yahweh," atau "imam Baal" untuk memperjelas bahwa ini tidak merujuk pada jenis imam di zaman modern.</w:t>
+      </w:r>
+    </w:p>
+    <w:p>
+      <w:pPr>
+        <w:pStyle w:val="ListBullet"/>
+        <w:spacing w:line="240" w:lineRule="auto"/>
+        <w:ind w:left="720"/>
+      </w:pPr>
+      <w:r>
+        <w:rPr>
+          <w:lang w:val="id_ID" w:bidi="id_ID"/>
+        </w:rPr>
+      </w:r>
+      <w:r>
+        <w:rPr>
+          <w:lang w:val="id_ID" w:bidi="id_ID"/>
+        </w:rPr>
+        <w:t>Istilah yang digunakan untuk menerjemahkan "imam" harus berbeda dari istilah untuk "imam kepala," "imam besar," "Lewi," dan "nabi."</w:t>
+      </w:r>
+    </w:p>
+    <w:p>
+      <w:pPr/>
+      <w:r>
+        <w:rPr>
+          <w:lang w:val="id_ID" w:bidi="id_ID"/>
+        </w:rPr>
+      </w:r>
+      <w:r>
+        <w:rPr>
+          <w:lang w:val="id_ID" w:bidi="id_ID"/>
+        </w:rPr>
+        <w:t xml:space="preserve">(Lihat juga: </w:t>
+      </w:r>
+      <w:r>
+        <w:rPr>
+          <w:lang w:val="id_ID" w:bidi="id_ID"/>
+        </w:rPr>
+        <w:t>Harun</w:t>
+      </w:r>
+      <w:r>
+        <w:rPr>
+          <w:lang w:val="id_ID" w:bidi="id_ID"/>
+        </w:rPr>
+        <w:t xml:space="preserve">, </w:t>
+      </w:r>
+      <w:r>
+        <w:rPr>
+          <w:lang w:val="id_ID" w:bidi="id_ID"/>
+        </w:rPr>
+        <w:t>Imam Besar</w:t>
+      </w:r>
+      <w:r>
+        <w:rPr>
+          <w:lang w:val="id_ID" w:bidi="id_ID"/>
+        </w:rPr>
+        <w:t xml:space="preserve">, </w:t>
+      </w:r>
+      <w:r>
+        <w:rPr>
+          <w:lang w:val="id_ID" w:bidi="id_ID"/>
+        </w:rPr>
+        <w:t>pengantara</w:t>
+      </w:r>
+      <w:r>
+        <w:rPr>
+          <w:lang w:val="id_ID" w:bidi="id_ID"/>
+        </w:rPr>
+        <w:t xml:space="preserve">, </w:t>
+      </w:r>
+      <w:r>
+        <w:rPr>
+          <w:lang w:val="id_ID" w:bidi="id_ID"/>
+        </w:rPr>
+        <w:t>korban</w:t>
+      </w:r>
+      <w:r>
+        <w:rPr>
+          <w:lang w:val="id_ID" w:bidi="id_ID"/>
+        </w:rPr>
+        <w:t>)</w:t>
+      </w:r>
+    </w:p>
+    <w:p>
+      <w:pPr>
+        <w:pStyle w:val="Heading3"/>
+      </w:pPr>
+      <w:r>
+        <w:rPr>
+          <w:lang w:val="id_ID" w:bidi="id_ID"/>
+        </w:rPr>
+        <w:t>Referensi Alkitab:</w:t>
+      </w:r>
+    </w:p>
+    <w:p>
+      <w:pPr>
+        <w:pStyle w:val="ListBullet"/>
+        <w:spacing w:line="240" w:lineRule="auto"/>
+        <w:ind w:left="720"/>
+      </w:pPr>
+      <w:r>
+        <w:rPr>
+          <w:lang w:val="id_ID" w:bidi="id_ID"/>
+        </w:rPr>
+      </w:r>
+      <w:hyperlink r:id="rId35">
+        <w:r>
+          <w:rPr>
+            <w:lang w:val="id_ID" w:bidi="id_ID"/>
+          </w:rPr>
+          <w:rPr>
+            <w:color w:val="0000EE"/>
+            <w:u w:val="single"/>
+          </w:rPr>
+          <w:t>2 Tawarikh 6:41</w:t>
+        </w:r>
+      </w:hyperlink>
+    </w:p>
+    <w:p>
+      <w:pPr>
+        <w:pStyle w:val="ListBullet"/>
+        <w:spacing w:line="240" w:lineRule="auto"/>
+        <w:ind w:left="720"/>
+      </w:pPr>
+      <w:r>
+        <w:rPr>
+          <w:lang w:val="id_ID" w:bidi="id_ID"/>
+        </w:rPr>
+      </w:r>
+      <w:hyperlink r:id="rId36">
+        <w:r>
+          <w:rPr>
+            <w:lang w:val="id_ID" w:bidi="id_ID"/>
+          </w:rPr>
+          <w:rPr>
+            <w:color w:val="0000EE"/>
+            <w:u w:val="single"/>
+          </w:rPr>
+          <w:t>Kejadian 14:17–18</w:t>
+        </w:r>
+      </w:hyperlink>
+    </w:p>
+    <w:p>
+      <w:pPr>
+        <w:pStyle w:val="ListBullet"/>
+        <w:spacing w:line="240" w:lineRule="auto"/>
+        <w:ind w:left="720"/>
+      </w:pPr>
+      <w:r>
+        <w:rPr>
+          <w:lang w:val="id_ID" w:bidi="id_ID"/>
+        </w:rPr>
+      </w:r>
+      <w:hyperlink r:id="rId37">
+        <w:r>
+          <w:rPr>
+            <w:lang w:val="id_ID" w:bidi="id_ID"/>
+          </w:rPr>
+          <w:rPr>
+            <w:color w:val="0000EE"/>
+            <w:u w:val="single"/>
+          </w:rPr>
+          <w:t>Kejadian 47:22</w:t>
+        </w:r>
+      </w:hyperlink>
+    </w:p>
+    <w:p>
+      <w:pPr>
+        <w:pStyle w:val="ListBullet"/>
+        <w:spacing w:line="240" w:lineRule="auto"/>
+        <w:ind w:left="720"/>
+      </w:pPr>
+      <w:r>
+        <w:rPr>
+          <w:lang w:val="id_ID" w:bidi="id_ID"/>
+        </w:rPr>
+      </w:r>
+      <w:hyperlink r:id="rId38">
+        <w:r>
+          <w:rPr>
+            <w:lang w:val="id_ID" w:bidi="id_ID"/>
+          </w:rPr>
+          <w:rPr>
+            <w:color w:val="0000EE"/>
+            <w:u w:val="single"/>
+          </w:rPr>
+          <w:t>Yohanes 1:19–21</w:t>
+        </w:r>
+      </w:hyperlink>
+    </w:p>
+    <w:p>
+      <w:pPr>
+        <w:pStyle w:val="ListBullet"/>
+        <w:spacing w:line="240" w:lineRule="auto"/>
+        <w:ind w:left="720"/>
+      </w:pPr>
+      <w:r>
+        <w:rPr>
+          <w:lang w:val="id_ID" w:bidi="id_ID"/>
+        </w:rPr>
+      </w:r>
+      <w:hyperlink r:id="rId39">
+        <w:r>
+          <w:rPr>
+            <w:lang w:val="id_ID" w:bidi="id_ID"/>
+          </w:rPr>
+          <w:rPr>
+            <w:color w:val="0000EE"/>
+            <w:u w:val="single"/>
+          </w:rPr>
+          <w:t>Lukas 10:31</w:t>
+        </w:r>
+      </w:hyperlink>
+    </w:p>
+    <w:p>
+      <w:pPr>
+        <w:pStyle w:val="ListBullet"/>
+        <w:spacing w:line="240" w:lineRule="auto"/>
+        <w:ind w:left="720"/>
+      </w:pPr>
+      <w:r>
+        <w:rPr>
+          <w:lang w:val="id_ID" w:bidi="id_ID"/>
+        </w:rPr>
+      </w:r>
+      <w:hyperlink r:id="rId40">
+        <w:r>
+          <w:rPr>
+            <w:lang w:val="id_ID" w:bidi="id_ID"/>
+          </w:rPr>
+          <w:rPr>
+            <w:color w:val="0000EE"/>
+            <w:u w:val="single"/>
+          </w:rPr>
+          <w:t>Markus 1:44</w:t>
+        </w:r>
+      </w:hyperlink>
+    </w:p>
+    <w:p>
+      <w:pPr>
+        <w:pStyle w:val="ListBullet"/>
+        <w:spacing w:line="240" w:lineRule="auto"/>
+        <w:ind w:left="720"/>
+      </w:pPr>
+      <w:r>
+        <w:rPr>
+          <w:lang w:val="id_ID" w:bidi="id_ID"/>
+        </w:rPr>
+      </w:r>
+      <w:hyperlink r:id="rId41">
+        <w:r>
+          <w:rPr>
+            <w:lang w:val="id_ID" w:bidi="id_ID"/>
+          </w:rPr>
+          <w:rPr>
+            <w:color w:val="0000EE"/>
+            <w:u w:val="single"/>
+          </w:rPr>
+          <w:t>Markus 2:25–26</w:t>
+        </w:r>
+      </w:hyperlink>
+    </w:p>
+    <w:p>
+      <w:pPr>
+        <w:pStyle w:val="ListBullet"/>
+        <w:spacing w:line="240" w:lineRule="auto"/>
+        <w:ind w:left="720"/>
+      </w:pPr>
+      <w:r>
+        <w:rPr>
+          <w:lang w:val="id_ID" w:bidi="id_ID"/>
+        </w:rPr>
+      </w:r>
+      <w:hyperlink r:id="rId42">
+        <w:r>
+          <w:rPr>
+            <w:lang w:val="id_ID" w:bidi="id_ID"/>
+          </w:rPr>
+          <w:rPr>
+            <w:color w:val="0000EE"/>
+            <w:u w:val="single"/>
+          </w:rPr>
+          <w:t>Matius 8:4</w:t>
+        </w:r>
+      </w:hyperlink>
+    </w:p>
+    <w:p>
+      <w:pPr>
+        <w:pStyle w:val="ListBullet"/>
+        <w:spacing w:line="240" w:lineRule="auto"/>
+        <w:ind w:left="720"/>
+      </w:pPr>
+      <w:r>
+        <w:rPr>
+          <w:lang w:val="id_ID" w:bidi="id_ID"/>
+        </w:rPr>
+      </w:r>
+      <w:hyperlink r:id="rId43">
+        <w:r>
+          <w:rPr>
+            <w:lang w:val="id_ID" w:bidi="id_ID"/>
+          </w:rPr>
+          <w:rPr>
+            <w:color w:val="0000EE"/>
+            <w:u w:val="single"/>
+          </w:rPr>
+          <w:t>Matius 12:4</w:t>
+        </w:r>
+      </w:hyperlink>
+    </w:p>
+    <w:p>
+      <w:pPr>
+        <w:pStyle w:val="ListBullet"/>
+        <w:spacing w:line="240" w:lineRule="auto"/>
+        <w:ind w:left="720"/>
+      </w:pPr>
+      <w:r>
+        <w:rPr>
+          <w:lang w:val="id_ID" w:bidi="id_ID"/>
+        </w:rPr>
+      </w:r>
+      <w:hyperlink r:id="rId44">
+        <w:r>
+          <w:rPr>
+            <w:lang w:val="id_ID" w:bidi="id_ID"/>
+          </w:rPr>
+          <w:rPr>
+            <w:color w:val="0000EE"/>
+            <w:u w:val="single"/>
+          </w:rPr>
+          <w:t>Mikha 3:9–11</w:t>
+        </w:r>
+      </w:hyperlink>
+    </w:p>
+    <w:p>
+      <w:pPr>
+        <w:pStyle w:val="ListBullet"/>
+        <w:spacing w:line="240" w:lineRule="auto"/>
+        <w:ind w:left="720"/>
+      </w:pPr>
+      <w:r>
+        <w:rPr>
+          <w:lang w:val="id_ID" w:bidi="id_ID"/>
+        </w:rPr>
+      </w:r>
+      <w:hyperlink r:id="rId45">
+        <w:r>
+          <w:rPr>
+            <w:lang w:val="id_ID" w:bidi="id_ID"/>
+          </w:rPr>
+          <w:rPr>
+            <w:color w:val="0000EE"/>
+            <w:u w:val="single"/>
+          </w:rPr>
+          <w:t>Nehemia 10:28–29</w:t>
+        </w:r>
+      </w:hyperlink>
+    </w:p>
+    <w:p>
+      <w:pPr>
+        <w:pStyle w:val="ListBullet"/>
+        <w:spacing w:line="240" w:lineRule="auto"/>
+        <w:ind w:left="720"/>
+      </w:pPr>
+      <w:r>
+        <w:rPr>
+          <w:lang w:val="id_ID" w:bidi="id_ID"/>
+        </w:rPr>
+      </w:r>
+      <w:hyperlink r:id="rId46">
+        <w:r>
+          <w:rPr>
+            <w:lang w:val="id_ID" w:bidi="id_ID"/>
+          </w:rPr>
+          <w:rPr>
+            <w:color w:val="0000EE"/>
+            <w:u w:val="single"/>
+          </w:rPr>
+          <w:t>Nehemia 10:34–36</w:t>
+        </w:r>
+      </w:hyperlink>
+    </w:p>
+    <w:p>
+      <w:pPr>
+        <w:pStyle w:val="ListBullet"/>
+        <w:spacing w:line="240" w:lineRule="auto"/>
+        <w:ind w:left="720"/>
+      </w:pPr>
+      <w:r>
+        <w:rPr>
+          <w:lang w:val="id_ID" w:bidi="id_ID"/>
+        </w:rPr>
+      </w:r>
+      <w:hyperlink r:id="rId47">
+        <w:r>
+          <w:rPr>
+            <w:lang w:val="id_ID" w:bidi="id_ID"/>
+          </w:rPr>
+          <w:rPr>
+            <w:color w:val="0000EE"/>
+            <w:u w:val="single"/>
+          </w:rPr>
+          <w:t>Wahyu 1:6</w:t>
+        </w:r>
+      </w:hyperlink>
+    </w:p>
+    <w:p>
+      <w:pPr>
+        <w:pStyle w:val="Heading3"/>
+      </w:pPr>
+      <w:r>
+        <w:rPr>
+          <w:lang w:val="id_ID" w:bidi="id_ID"/>
+        </w:rPr>
+        <w:t>Contoh dari cerita Alkitab:</w:t>
+      </w:r>
+    </w:p>
+    <w:p>
+      <w:pPr>
+        <w:pStyle w:val="ListBullet"/>
+        <w:spacing w:line="240" w:lineRule="auto"/>
+        <w:ind w:left="720"/>
+      </w:pPr>
+      <w:r>
+        <w:rPr>
+          <w:lang w:val="id_ID" w:bidi="id_ID"/>
+        </w:rPr>
+      </w:r>
+      <w:r>
+        <w:rPr>
+          <w:b/>
+          <w:lang w:val="id_ID" w:bidi="id_ID"/>
+        </w:rPr>
+        <w:t>4:7</w:t>
+      </w:r>
+      <w:r>
+        <w:rPr>
+          <w:lang w:val="id_ID" w:bidi="id_ID"/>
+        </w:rPr>
+        <w:t xml:space="preserve"> "Melkisedek, </w:t>
+      </w:r>
+      <w:r>
+        <w:rPr>
+          <w:b/>
+          <w:lang w:val="id_ID" w:bidi="id_ID"/>
+        </w:rPr>
+        <w:t>imam</w:t>
+      </w:r>
+      <w:r>
+        <w:rPr>
+          <w:lang w:val="id_ID" w:bidi="id_ID"/>
+        </w:rPr>
+        <w:t xml:space="preserve"> Allah Yang Mahatinggi"</w:t>
+      </w:r>
+    </w:p>
+    <w:p>
+      <w:pPr>
+        <w:pStyle w:val="ListBullet"/>
+        <w:spacing w:line="240" w:lineRule="auto"/>
+        <w:ind w:left="720"/>
+      </w:pPr>
+      <w:r>
+        <w:rPr>
+          <w:lang w:val="id_ID" w:bidi="id_ID"/>
+        </w:rPr>
+      </w:r>
+      <w:r>
+        <w:rPr>
+          <w:b/>
+          <w:lang w:val="id_ID" w:bidi="id_ID"/>
+        </w:rPr>
+        <w:t>13:9</w:t>
+      </w:r>
+      <w:r>
+        <w:rPr>
+          <w:lang w:val="id_ID" w:bidi="id_ID"/>
+        </w:rPr>
+        <w:t xml:space="preserve"> Siapa pun yang melanggar hukum Allah dapat membawa seekor binatang ke mezbah di depan Kemah Pertemuan sebagai korban kepada Allah. Seorang </w:t>
+      </w:r>
+      <w:r>
+        <w:rPr>
+          <w:b/>
+          <w:lang w:val="id_ID" w:bidi="id_ID"/>
+        </w:rPr>
+        <w:t>imam</w:t>
+      </w:r>
+      <w:r>
+        <w:rPr>
+          <w:lang w:val="id_ID" w:bidi="id_ID"/>
+        </w:rPr>
+        <w:t xml:space="preserve"> akan menyembelih binatang itu dan membakarnya di mezbah. Darah dari binatang yang dikorbankan menutupi dosa orang tersebut dan membuatnya bersih di mata Allah. Allah memilih saudara Musa, Harun, dan keturunan Harun untuk menjadi </w:t>
+      </w:r>
+      <w:r>
+        <w:rPr>
+          <w:b/>
+          <w:lang w:val="id_ID" w:bidi="id_ID"/>
+        </w:rPr>
+        <w:t>imam</w:t>
+      </w:r>
+      <w:r>
+        <w:rPr>
+          <w:lang w:val="id_ID" w:bidi="id_ID"/>
+        </w:rPr>
+        <w:t>-Nya.</w:t>
+      </w:r>
+    </w:p>
+    <w:p>
+      <w:pPr>
+        <w:pStyle w:val="ListBullet"/>
+        <w:spacing w:line="240" w:lineRule="auto"/>
+        <w:ind w:left="720"/>
+      </w:pPr>
+      <w:r>
+        <w:rPr>
+          <w:lang w:val="id_ID" w:bidi="id_ID"/>
+        </w:rPr>
+      </w:r>
+      <w:r>
+        <w:rPr>
+          <w:b/>
+          <w:lang w:val="id_ID" w:bidi="id_ID"/>
+        </w:rPr>
+        <w:t>19:7</w:t>
+      </w:r>
+      <w:r>
+        <w:rPr>
+          <w:lang w:val="id_ID" w:bidi="id_ID"/>
+        </w:rPr>
+        <w:t xml:space="preserve"> Maka para </w:t>
+      </w:r>
+      <w:r>
+        <w:rPr>
+          <w:b/>
+          <w:lang w:val="id_ID" w:bidi="id_ID"/>
+        </w:rPr>
+        <w:t>imam</w:t>
+      </w:r>
+      <w:r>
+        <w:rPr>
+          <w:lang w:val="id_ID" w:bidi="id_ID"/>
+        </w:rPr>
+        <w:t xml:space="preserve"> Baal menyiapkan korban, tetapi mereka tidak menyalakan api.</w:t>
+      </w:r>
+    </w:p>
+    <w:p>
+      <w:pPr>
+        <w:pStyle w:val="ListBullet"/>
+        <w:spacing w:line="240" w:lineRule="auto"/>
+        <w:ind w:left="720"/>
+      </w:pPr>
+      <w:r>
+        <w:rPr>
+          <w:lang w:val="id_ID" w:bidi="id_ID"/>
+        </w:rPr>
+      </w:r>
+      <w:r>
+        <w:rPr>
+          <w:b/>
+          <w:lang w:val="id_ID" w:bidi="id_ID"/>
+        </w:rPr>
+        <w:t>21:7</w:t>
+      </w:r>
+      <w:r>
+        <w:rPr>
+          <w:lang w:val="id_ID" w:bidi="id_ID"/>
+        </w:rPr>
+        <w:t xml:space="preserve"> Seorang </w:t>
+      </w:r>
+      <w:r>
+        <w:rPr>
+          <w:b/>
+          <w:lang w:val="id_ID" w:bidi="id_ID"/>
+        </w:rPr>
+        <w:t>imam</w:t>
+      </w:r>
+      <w:r>
+        <w:rPr>
+          <w:lang w:val="id_ID" w:bidi="id_ID"/>
+        </w:rPr>
+        <w:t xml:space="preserve"> Israel adalah seseorang yang mempersembahkan korban kepada Allah atas nama umat sebagai pengganti hukuman atas dosa mereka. </w:t>
+      </w:r>
+      <w:r>
+        <w:rPr>
+          <w:b/>
+          <w:lang w:val="id_ID" w:bidi="id_ID"/>
+        </w:rPr>
+        <w:t>Imam</w:t>
+      </w:r>
+      <w:r>
+        <w:rPr>
+          <w:lang w:val="id_ID" w:bidi="id_ID"/>
+        </w:rPr>
+        <w:t xml:space="preserve"> juga berdoa kepada Allah untuk umat.</w:t>
+      </w:r>
+    </w:p>
+    <w:p>
+      <w:pPr>
+        <w:pStyle w:val="Heading3"/>
+      </w:pPr>
+      <w:r>
+        <w:rPr>
+          <w:lang w:val="id_ID" w:bidi="id_ID"/>
+        </w:rPr>
+        <w:t>Data Kata:</w:t>
+      </w:r>
+    </w:p>
+    <w:p>
+      <w:pPr>
+        <w:pStyle w:val="ListBullet"/>
+        <w:spacing w:line="240" w:lineRule="auto"/>
+        <w:ind w:left="720"/>
+      </w:pPr>
+      <w:r>
+        <w:rPr>
+          <w:lang w:val="id_ID" w:bidi="id_ID"/>
+        </w:rPr>
+      </w:r>
+      <w:r>
+        <w:rPr>
+          <w:lang w:val="id_ID" w:bidi="id_ID"/>
+        </w:rPr>
+        <w:t>Strong: H3547, H3548, H3549, H3550, G07480, G07490, G24050, G24060, G24070, G24090, G24200</w:t>
+      </w:r>
+      <w:r>
+        <w:rPr>
+          <w:lang w:val="id_ID" w:bidi="id_ID"/>
+        </w:rPr>
+      </w:r>
+      <w:r>
+        <w:rPr>
+          <w:lang w:val="id_ID" w:bidi="id_ID"/>
+        </w:rPr>
+      </w:r>
+    </w:p>
+    <w:p>
+      <w:pPr/>
+      <w:r>
+        <w:rPr>
+          <w:lang w:val="id_ID" w:bidi="id_ID"/>
+        </w:rPr>
+      </w:r>
+    </w:p>
+    <w:p>
+      <w:pPr>
+        <w:pStyle w:val="Heading2"/>
+      </w:pPr>
+      <w:r>
+        <w:rPr>
+          <w:lang w:val="id_ID" w:bidi="id_ID"/>
+        </w:rPr>
         <w:t>Imam besar</w:t>
       </w:r>
       <w:r>
@@ -2693,7 +3845,7 @@
           <w:lang w:val="id_ID" w:bidi="id_ID"/>
         </w:rPr>
       </w:r>
-      <w:hyperlink r:id="rId33">
+      <w:hyperlink r:id="rId48">
         <w:r>
           <w:rPr>
             <w:lang w:val="id_ID" w:bidi="id_ID"/>
@@ -2717,7 +3869,7 @@
           <w:lang w:val="id_ID" w:bidi="id_ID"/>
         </w:rPr>
       </w:r>
-      <w:hyperlink r:id="rId34">
+      <w:hyperlink r:id="rId49">
         <w:r>
           <w:rPr>
             <w:lang w:val="id_ID" w:bidi="id_ID"/>
@@ -2741,7 +3893,7 @@
           <w:lang w:val="id_ID" w:bidi="id_ID"/>
         </w:rPr>
       </w:r>
-      <w:hyperlink r:id="rId35">
+      <w:hyperlink r:id="rId50">
         <w:r>
           <w:rPr>
             <w:lang w:val="id_ID" w:bidi="id_ID"/>
@@ -2765,7 +3917,7 @@
           <w:lang w:val="id_ID" w:bidi="id_ID"/>
         </w:rPr>
       </w:r>
-      <w:hyperlink r:id="rId36">
+      <w:hyperlink r:id="rId51">
         <w:r>
           <w:rPr>
             <w:lang w:val="id_ID" w:bidi="id_ID"/>
@@ -2789,7 +3941,7 @@
           <w:lang w:val="id_ID" w:bidi="id_ID"/>
         </w:rPr>
       </w:r>
-      <w:hyperlink r:id="rId37">
+      <w:hyperlink r:id="rId41">
         <w:r>
           <w:rPr>
             <w:lang w:val="id_ID" w:bidi="id_ID"/>
@@ -2813,7 +3965,7 @@
           <w:lang w:val="id_ID" w:bidi="id_ID"/>
         </w:rPr>
       </w:r>
-      <w:hyperlink r:id="rId38">
+      <w:hyperlink r:id="rId52">
         <w:r>
           <w:rPr>
             <w:lang w:val="id_ID" w:bidi="id_ID"/>
@@ -2837,7 +3989,7 @@
           <w:lang w:val="id_ID" w:bidi="id_ID"/>
         </w:rPr>
       </w:r>
-      <w:hyperlink r:id="rId39">
+      <w:hyperlink r:id="rId53">
         <w:r>
           <w:rPr>
             <w:lang w:val="id_ID" w:bidi="id_ID"/>
@@ -3529,7 +4681,7 @@
           <w:lang w:val="id_ID" w:bidi="id_ID"/>
         </w:rPr>
       </w:r>
-      <w:hyperlink r:id="rId21">
+      <w:hyperlink r:id="rId23">
         <w:r>
           <w:rPr>
             <w:lang w:val="id_ID" w:bidi="id_ID"/>
@@ -3577,7 +4729,7 @@
           <w:lang w:val="id_ID" w:bidi="id_ID"/>
         </w:rPr>
       </w:r>
-      <w:hyperlink r:id="rId40">
+      <w:hyperlink r:id="rId54">
         <w:r>
           <w:rPr>
             <w:lang w:val="id_ID" w:bidi="id_ID"/>
@@ -3601,7 +4753,7 @@
           <w:lang w:val="id_ID" w:bidi="id_ID"/>
         </w:rPr>
       </w:r>
-      <w:hyperlink r:id="rId41">
+      <w:hyperlink r:id="rId55">
         <w:r>
           <w:rPr>
             <w:lang w:val="id_ID" w:bidi="id_ID"/>
@@ -3832,6 +4984,347 @@
         <w:rPr>
           <w:lang w:val="id_ID" w:bidi="id_ID"/>
         </w:rPr>
+        <w:t>Injak-injak</w:t>
+      </w:r>
+      <w:r>
+        <w:rPr>
+          <w:lang w:val="id_ID" w:bidi="id_ID"/>
+        </w:rPr>
+      </w:r>
+    </w:p>
+    <w:p>
+      <w:pPr>
+        <w:pStyle w:val="Heading3"/>
+      </w:pPr>
+      <w:r>
+        <w:rPr>
+          <w:lang w:val="id_ID" w:bidi="id_ID"/>
+        </w:rPr>
+        <w:t>Definisi:</w:t>
+      </w:r>
+    </w:p>
+    <w:p>
+      <w:pPr/>
+      <w:r>
+        <w:rPr>
+          <w:lang w:val="id_ID" w:bidi="id_ID"/>
+        </w:rPr>
+      </w:r>
+      <w:r>
+        <w:rPr>
+          <w:lang w:val="id_ID" w:bidi="id_ID"/>
+        </w:rPr>
+        <w:t>“Menginjak-injak” berarti melangkah di atas sesuatu dan menekan atau menghancurkannya dengan kaki. Istilah ini juga digunakan secara kiasan dalam Alkitab untuk berarti “menghancurkan,” “mengalahkan,” atau “menghina.”</w:t>
+      </w:r>
+    </w:p>
+    <w:p>
+      <w:pPr>
+        <w:pStyle w:val="ListBullet"/>
+        <w:spacing w:line="240" w:lineRule="auto"/>
+        <w:ind w:left="720"/>
+      </w:pPr>
+      <w:r>
+        <w:rPr>
+          <w:lang w:val="id_ID" w:bidi="id_ID"/>
+        </w:rPr>
+      </w:r>
+      <w:r>
+        <w:rPr>
+          <w:lang w:val="id_ID" w:bidi="id_ID"/>
+        </w:rPr>
+        <w:t>Contoh "menginjak-injak" adalah meratakan rumput dengan kaki orang-orang yang berlari di lapangan.</w:t>
+      </w:r>
+    </w:p>
+    <w:p>
+      <w:pPr>
+        <w:pStyle w:val="ListBullet"/>
+        <w:spacing w:line="240" w:lineRule="auto"/>
+        <w:ind w:left="720"/>
+      </w:pPr>
+      <w:r>
+        <w:rPr>
+          <w:lang w:val="id_ID" w:bidi="id_ID"/>
+        </w:rPr>
+      </w:r>
+      <w:r>
+        <w:rPr>
+          <w:lang w:val="id_ID" w:bidi="id_ID"/>
+        </w:rPr>
+        <w:t>Di masa lampau, anggur kadang-kadang dibuat dengan cara menginjak-injak buah anggur untuk mengeluarkan jusnya.</w:t>
+      </w:r>
+    </w:p>
+    <w:p>
+      <w:pPr>
+        <w:pStyle w:val="ListBullet"/>
+        <w:spacing w:line="240" w:lineRule="auto"/>
+        <w:ind w:left="720"/>
+      </w:pPr>
+      <w:r>
+        <w:rPr>
+          <w:lang w:val="id_ID" w:bidi="id_ID"/>
+        </w:rPr>
+      </w:r>
+      <w:r>
+        <w:rPr>
+          <w:lang w:val="id_ID" w:bidi="id_ID"/>
+        </w:rPr>
+        <w:t>Terkadang istilah "menginjak-injak" memiliki makna kiasan "menghukum dengan mempermalukan," yang dibandingkan dengan tindakan menginjak-injak lumpur di lantai pengirikan.</w:t>
+      </w:r>
+    </w:p>
+    <w:p>
+      <w:pPr>
+        <w:pStyle w:val="ListBullet"/>
+        <w:spacing w:line="240" w:lineRule="auto"/>
+        <w:ind w:left="720"/>
+      </w:pPr>
+      <w:r>
+        <w:rPr>
+          <w:lang w:val="id_ID" w:bidi="id_ID"/>
+        </w:rPr>
+      </w:r>
+      <w:r>
+        <w:rPr>
+          <w:lang w:val="id_ID" w:bidi="id_ID"/>
+        </w:rPr>
+        <w:t>Istilah "menginjak-injak" digunakan secara kiasan untuk menggambarkan bagaimana Yahweh akan menghukum orang-orang Israel akibat kesombongan dan pemberontakan mereka.</w:t>
+      </w:r>
+    </w:p>
+    <w:p>
+      <w:pPr>
+        <w:pStyle w:val="ListBullet"/>
+        <w:spacing w:line="240" w:lineRule="auto"/>
+        <w:ind w:left="720"/>
+      </w:pPr>
+      <w:r>
+        <w:rPr>
+          <w:lang w:val="id_ID" w:bidi="id_ID"/>
+        </w:rPr>
+      </w:r>
+      <w:r>
+        <w:rPr>
+          <w:lang w:val="id_ID" w:bidi="id_ID"/>
+        </w:rPr>
+        <w:t>Cara lain untuk menerjemahkan "menginjak-injak" termasuk "menghancurkan dengan kaki," "menghantam dengan kaki," "menghentak dan menghancurkan," atau "menghantam ke tanah."</w:t>
+      </w:r>
+    </w:p>
+    <w:p>
+      <w:pPr>
+        <w:pStyle w:val="ListBullet"/>
+        <w:spacing w:line="240" w:lineRule="auto"/>
+        <w:ind w:left="720"/>
+      </w:pPr>
+      <w:r>
+        <w:rPr>
+          <w:lang w:val="id_ID" w:bidi="id_ID"/>
+        </w:rPr>
+      </w:r>
+      <w:r>
+        <w:rPr>
+          <w:lang w:val="id_ID" w:bidi="id_ID"/>
+        </w:rPr>
+        <w:t>Bergantung pada konteksnya, istilah ini juga dapat diterjemahkan sebagai "menggilas," "berjalan-jalan di atas," atau "menghancurkan di bawah kaki."</w:t>
+      </w:r>
+    </w:p>
+    <w:p>
+      <w:pPr/>
+      <w:r>
+        <w:rPr>
+          <w:lang w:val="id_ID" w:bidi="id_ID"/>
+        </w:rPr>
+      </w:r>
+      <w:r>
+        <w:rPr>
+          <w:lang w:val="id_ID" w:bidi="id_ID"/>
+        </w:rPr>
+        <w:t xml:space="preserve">(Lihat juga: </w:t>
+      </w:r>
+      <w:r>
+        <w:rPr>
+          <w:lang w:val="id_ID" w:bidi="id_ID"/>
+        </w:rPr>
+        <w:t>buah anggur</w:t>
+      </w:r>
+      <w:r>
+        <w:rPr>
+          <w:lang w:val="id_ID" w:bidi="id_ID"/>
+        </w:rPr>
+        <w:t xml:space="preserve">, </w:t>
+      </w:r>
+      <w:r>
+        <w:rPr>
+          <w:lang w:val="id_ID" w:bidi="id_ID"/>
+        </w:rPr>
+        <w:t>aib</w:t>
+      </w:r>
+      <w:r>
+        <w:rPr>
+          <w:lang w:val="id_ID" w:bidi="id_ID"/>
+        </w:rPr>
+        <w:t xml:space="preserve">, </w:t>
+      </w:r>
+      <w:r>
+        <w:rPr>
+          <w:lang w:val="id_ID" w:bidi="id_ID"/>
+        </w:rPr>
+        <w:t>menghukum</w:t>
+      </w:r>
+      <w:r>
+        <w:rPr>
+          <w:lang w:val="id_ID" w:bidi="id_ID"/>
+        </w:rPr>
+        <w:t xml:space="preserve">, </w:t>
+      </w:r>
+      <w:r>
+        <w:rPr>
+          <w:lang w:val="id_ID" w:bidi="id_ID"/>
+        </w:rPr>
+        <w:t>pemberontak</w:t>
+      </w:r>
+      <w:r>
+        <w:rPr>
+          <w:lang w:val="id_ID" w:bidi="id_ID"/>
+        </w:rPr>
+        <w:t xml:space="preserve">, </w:t>
+      </w:r>
+      <w:r>
+        <w:rPr>
+          <w:lang w:val="id_ID" w:bidi="id_ID"/>
+        </w:rPr>
+        <w:t>mengirik</w:t>
+      </w:r>
+      <w:r>
+        <w:rPr>
+          <w:lang w:val="id_ID" w:bidi="id_ID"/>
+        </w:rPr>
+        <w:t xml:space="preserve">, </w:t>
+      </w:r>
+      <w:r>
+        <w:rPr>
+          <w:lang w:val="id_ID" w:bidi="id_ID"/>
+        </w:rPr>
+        <w:t>air anggur</w:t>
+      </w:r>
+      <w:r>
+        <w:rPr>
+          <w:lang w:val="id_ID" w:bidi="id_ID"/>
+        </w:rPr>
+        <w:t>)</w:t>
+      </w:r>
+    </w:p>
+    <w:p>
+      <w:pPr>
+        <w:pStyle w:val="Heading3"/>
+      </w:pPr>
+      <w:r>
+        <w:rPr>
+          <w:lang w:val="id_ID" w:bidi="id_ID"/>
+        </w:rPr>
+        <w:t>Referensi Alkitab:</w:t>
+      </w:r>
+    </w:p>
+    <w:p>
+      <w:pPr>
+        <w:pStyle w:val="ListBullet"/>
+        <w:spacing w:line="240" w:lineRule="auto"/>
+        <w:ind w:left="720"/>
+      </w:pPr>
+      <w:r>
+        <w:rPr>
+          <w:lang w:val="id_ID" w:bidi="id_ID"/>
+        </w:rPr>
+      </w:r>
+      <w:hyperlink r:id="rId56">
+        <w:r>
+          <w:rPr>
+            <w:lang w:val="id_ID" w:bidi="id_ID"/>
+          </w:rPr>
+          <w:rPr>
+            <w:color w:val="0000EE"/>
+            <w:u w:val="single"/>
+          </w:rPr>
+          <w:t>Ibrani 10:29</w:t>
+        </w:r>
+      </w:hyperlink>
+    </w:p>
+    <w:p>
+      <w:pPr>
+        <w:pStyle w:val="ListBullet"/>
+        <w:spacing w:line="240" w:lineRule="auto"/>
+        <w:ind w:left="720"/>
+      </w:pPr>
+      <w:r>
+        <w:rPr>
+          <w:lang w:val="id_ID" w:bidi="id_ID"/>
+        </w:rPr>
+      </w:r>
+      <w:hyperlink r:id="rId57">
+        <w:r>
+          <w:rPr>
+            <w:lang w:val="id_ID" w:bidi="id_ID"/>
+          </w:rPr>
+          <w:rPr>
+            <w:color w:val="0000EE"/>
+            <w:u w:val="single"/>
+          </w:rPr>
+          <w:t>Mazmur 7:5</w:t>
+        </w:r>
+      </w:hyperlink>
+    </w:p>
+    <w:p>
+      <w:pPr>
+        <w:pStyle w:val="Heading3"/>
+      </w:pPr>
+      <w:r>
+        <w:rPr>
+          <w:lang w:val="id_ID" w:bidi="id_ID"/>
+        </w:rPr>
+        <w:t>Data Kata:</w:t>
+      </w:r>
+    </w:p>
+    <w:p>
+      <w:pPr>
+        <w:pStyle w:val="ListBullet"/>
+        <w:spacing w:line="240" w:lineRule="auto"/>
+        <w:ind w:left="720"/>
+      </w:pPr>
+      <w:r>
+        <w:rPr>
+          <w:lang w:val="id_ID" w:bidi="id_ID"/>
+        </w:rPr>
+      </w:r>
+      <w:r>
+        <w:rPr>
+          <w:lang w:val="id_ID" w:bidi="id_ID"/>
+        </w:rPr>
+        <w:t>Strong: H0947, H1758, H1869, H4001, H4823, H7429, H7512, G26620, G39610</w:t>
+      </w:r>
+      <w:r>
+        <w:rPr>
+          <w:lang w:val="id_ID" w:bidi="id_ID"/>
+        </w:rPr>
+      </w:r>
+      <w:r>
+        <w:rPr>
+          <w:lang w:val="id_ID" w:bidi="id_ID"/>
+        </w:rPr>
+      </w:r>
+    </w:p>
+    <w:p>
+      <w:pPr/>
+      <w:r>
+        <w:rPr>
+          <w:lang w:val="id_ID" w:bidi="id_ID"/>
+        </w:rPr>
+      </w:r>
+    </w:p>
+    <w:p>
+      <w:pPr>
+        <w:pStyle w:val="Heading2"/>
+      </w:pPr>
+      <w:r>
+        <w:rPr>
+          <w:lang w:val="id_ID" w:bidi="id_ID"/>
+        </w:rPr>
         <w:t>Integritas</w:t>
       </w:r>
       <w:r>
@@ -3990,7 +5483,7 @@
           <w:lang w:val="id_ID" w:bidi="id_ID"/>
         </w:rPr>
       </w:r>
-      <w:hyperlink r:id="rId42">
+      <w:hyperlink r:id="rId58">
         <w:r>
           <w:rPr>
             <w:lang w:val="id_ID" w:bidi="id_ID"/>
@@ -4014,7 +5507,7 @@
           <w:lang w:val="id_ID" w:bidi="id_ID"/>
         </w:rPr>
       </w:r>
-      <w:hyperlink r:id="rId43">
+      <w:hyperlink r:id="rId59">
         <w:r>
           <w:rPr>
             <w:lang w:val="id_ID" w:bidi="id_ID"/>
@@ -4038,7 +5531,7 @@
           <w:lang w:val="id_ID" w:bidi="id_ID"/>
         </w:rPr>
       </w:r>
-      <w:hyperlink r:id="rId44">
+      <w:hyperlink r:id="rId60">
         <w:r>
           <w:rPr>
             <w:lang w:val="id_ID" w:bidi="id_ID"/>
@@ -4062,7 +5555,7 @@
           <w:lang w:val="id_ID" w:bidi="id_ID"/>
         </w:rPr>
       </w:r>
-      <w:hyperlink r:id="rId45">
+      <w:hyperlink r:id="rId61">
         <w:r>
           <w:rPr>
             <w:lang w:val="id_ID" w:bidi="id_ID"/>
@@ -4312,7 +5805,7 @@
           <w:lang w:val="id_ID" w:bidi="id_ID"/>
         </w:rPr>
       </w:r>
-      <w:hyperlink r:id="rId46">
+      <w:hyperlink r:id="rId62">
         <w:r>
           <w:rPr>
             <w:lang w:val="id_ID" w:bidi="id_ID"/>
@@ -4336,7 +5829,7 @@
           <w:lang w:val="id_ID" w:bidi="id_ID"/>
         </w:rPr>
       </w:r>
-      <w:hyperlink r:id="rId47">
+      <w:hyperlink r:id="rId63">
         <w:r>
           <w:rPr>
             <w:lang w:val="id_ID" w:bidi="id_ID"/>
@@ -4360,7 +5853,7 @@
           <w:lang w:val="id_ID" w:bidi="id_ID"/>
         </w:rPr>
       </w:r>
-      <w:hyperlink r:id="rId48">
+      <w:hyperlink r:id="rId64">
         <w:r>
           <w:rPr>
             <w:lang w:val="id_ID" w:bidi="id_ID"/>
@@ -4384,7 +5877,7 @@
           <w:lang w:val="id_ID" w:bidi="id_ID"/>
         </w:rPr>
       </w:r>
-      <w:hyperlink r:id="rId49">
+      <w:hyperlink r:id="rId65">
         <w:r>
           <w:rPr>
             <w:lang w:val="id_ID" w:bidi="id_ID"/>
@@ -4408,7 +5901,7 @@
           <w:lang w:val="id_ID" w:bidi="id_ID"/>
         </w:rPr>
       </w:r>
-      <w:hyperlink r:id="rId50">
+      <w:hyperlink r:id="rId66">
         <w:r>
           <w:rPr>
             <w:lang w:val="id_ID" w:bidi="id_ID"/>
@@ -4432,7 +5925,7 @@
           <w:lang w:val="id_ID" w:bidi="id_ID"/>
         </w:rPr>
       </w:r>
-      <w:hyperlink r:id="rId51">
+      <w:hyperlink r:id="rId67">
         <w:r>
           <w:rPr>
             <w:lang w:val="id_ID" w:bidi="id_ID"/>
@@ -4733,7 +6226,7 @@
           <w:lang w:val="id_ID" w:bidi="id_ID"/>
         </w:rPr>
       </w:r>
-      <w:hyperlink r:id="rId52">
+      <w:hyperlink r:id="rId68">
         <w:r>
           <w:rPr>
             <w:lang w:val="id_ID" w:bidi="id_ID"/>
@@ -4757,7 +6250,7 @@
           <w:lang w:val="id_ID" w:bidi="id_ID"/>
         </w:rPr>
       </w:r>
-      <w:hyperlink r:id="rId42">
+      <w:hyperlink r:id="rId58">
         <w:r>
           <w:rPr>
             <w:lang w:val="id_ID" w:bidi="id_ID"/>
@@ -4781,7 +6274,7 @@
           <w:lang w:val="id_ID" w:bidi="id_ID"/>
         </w:rPr>
       </w:r>
-      <w:hyperlink r:id="rId53">
+      <w:hyperlink r:id="rId69">
         <w:r>
           <w:rPr>
             <w:lang w:val="id_ID" w:bidi="id_ID"/>
@@ -4805,7 +6298,7 @@
           <w:lang w:val="id_ID" w:bidi="id_ID"/>
         </w:rPr>
       </w:r>
-      <w:hyperlink r:id="rId54">
+      <w:hyperlink r:id="rId70">
         <w:r>
           <w:rPr>
             <w:lang w:val="id_ID" w:bidi="id_ID"/>
@@ -4829,7 +6322,7 @@
           <w:lang w:val="id_ID" w:bidi="id_ID"/>
         </w:rPr>
       </w:r>
-      <w:hyperlink r:id="rId55">
+      <w:hyperlink r:id="rId71">
         <w:r>
           <w:rPr>
             <w:lang w:val="id_ID" w:bidi="id_ID"/>
@@ -5070,7 +6563,7 @@
           <w:lang w:val="id_ID" w:bidi="id_ID"/>
         </w:rPr>
       </w:r>
-      <w:hyperlink r:id="rId56">
+      <w:hyperlink r:id="rId72">
         <w:r>
           <w:rPr>
             <w:lang w:val="id_ID" w:bidi="id_ID"/>
@@ -5094,7 +6587,7 @@
           <w:lang w:val="id_ID" w:bidi="id_ID"/>
         </w:rPr>
       </w:r>
-      <w:hyperlink r:id="rId57">
+      <w:hyperlink r:id="rId73">
         <w:r>
           <w:rPr>
             <w:lang w:val="id_ID" w:bidi="id_ID"/>
@@ -5118,7 +6611,7 @@
           <w:lang w:val="id_ID" w:bidi="id_ID"/>
         </w:rPr>
       </w:r>
-      <w:hyperlink r:id="rId58">
+      <w:hyperlink r:id="rId74">
         <w:r>
           <w:rPr>
             <w:lang w:val="id_ID" w:bidi="id_ID"/>
@@ -5142,7 +6635,7 @@
           <w:lang w:val="id_ID" w:bidi="id_ID"/>
         </w:rPr>
       </w:r>
-      <w:hyperlink r:id="rId59">
+      <w:hyperlink r:id="rId75">
         <w:r>
           <w:rPr>
             <w:lang w:val="id_ID" w:bidi="id_ID"/>
@@ -5469,7 +6962,7 @@
         </w:rPr>
         <w:t>*</w:t>
       </w:r>
-      <w:hyperlink r:id="rId60">
+      <w:hyperlink r:id="rId76">
         <w:r>
           <w:rPr>
             <w:lang w:val="id_ID" w:bidi="id_ID"/>
@@ -5493,7 +6986,7 @@
           <w:lang w:val="id_ID" w:bidi="id_ID"/>
         </w:rPr>
       </w:r>
-      <w:hyperlink r:id="rId61">
+      <w:hyperlink r:id="rId77">
         <w:r>
           <w:rPr>
             <w:lang w:val="id_ID" w:bidi="id_ID"/>
@@ -5517,7 +7010,7 @@
           <w:lang w:val="id_ID" w:bidi="id_ID"/>
         </w:rPr>
       </w:r>
-      <w:hyperlink r:id="rId62">
+      <w:hyperlink r:id="rId78">
         <w:r>
           <w:rPr>
             <w:lang w:val="id_ID" w:bidi="id_ID"/>
@@ -5541,7 +7034,7 @@
           <w:lang w:val="id_ID" w:bidi="id_ID"/>
         </w:rPr>
       </w:r>
-      <w:hyperlink r:id="rId63">
+      <w:hyperlink r:id="rId79">
         <w:r>
           <w:rPr>
             <w:lang w:val="id_ID" w:bidi="id_ID"/>
@@ -5565,7 +7058,7 @@
           <w:lang w:val="id_ID" w:bidi="id_ID"/>
         </w:rPr>
       </w:r>
-      <w:hyperlink r:id="rId64">
+      <w:hyperlink r:id="rId80">
         <w:r>
           <w:rPr>
             <w:lang w:val="id_ID" w:bidi="id_ID"/>
@@ -5589,7 +7082,7 @@
           <w:lang w:val="id_ID" w:bidi="id_ID"/>
         </w:rPr>
       </w:r>
-      <w:hyperlink r:id="rId65">
+      <w:hyperlink r:id="rId81">
         <w:r>
           <w:rPr>
             <w:lang w:val="id_ID" w:bidi="id_ID"/>
@@ -5613,7 +7106,7 @@
           <w:lang w:val="id_ID" w:bidi="id_ID"/>
         </w:rPr>
       </w:r>
-      <w:hyperlink r:id="rId66">
+      <w:hyperlink r:id="rId82">
         <w:r>
           <w:rPr>
             <w:lang w:val="id_ID" w:bidi="id_ID"/>
@@ -5637,7 +7130,7 @@
           <w:lang w:val="id_ID" w:bidi="id_ID"/>
         </w:rPr>
       </w:r>
-      <w:hyperlink r:id="rId67">
+      <w:hyperlink r:id="rId83">
         <w:r>
           <w:rPr>
             <w:lang w:val="id_ID" w:bidi="id_ID"/>
@@ -5661,7 +7154,7 @@
           <w:lang w:val="id_ID" w:bidi="id_ID"/>
         </w:rPr>
       </w:r>
-      <w:hyperlink r:id="rId68">
+      <w:hyperlink r:id="rId84">
         <w:r>
           <w:rPr>
             <w:lang w:val="id_ID" w:bidi="id_ID"/>
@@ -6312,7 +7805,7 @@
           <w:lang w:val="id_ID" w:bidi="id_ID"/>
         </w:rPr>
       </w:r>
-      <w:hyperlink r:id="rId52">
+      <w:hyperlink r:id="rId68">
         <w:r>
           <w:rPr>
             <w:lang w:val="id_ID" w:bidi="id_ID"/>
@@ -6336,7 +7829,7 @@
           <w:lang w:val="id_ID" w:bidi="id_ID"/>
         </w:rPr>
       </w:r>
-      <w:hyperlink r:id="rId69">
+      <w:hyperlink r:id="rId85">
         <w:r>
           <w:rPr>
             <w:lang w:val="id_ID" w:bidi="id_ID"/>
@@ -6360,7 +7853,7 @@
           <w:lang w:val="id_ID" w:bidi="id_ID"/>
         </w:rPr>
       </w:r>
-      <w:hyperlink r:id="rId70">
+      <w:hyperlink r:id="rId86">
         <w:r>
           <w:rPr>
             <w:lang w:val="id_ID" w:bidi="id_ID"/>
@@ -6384,7 +7877,7 @@
           <w:lang w:val="id_ID" w:bidi="id_ID"/>
         </w:rPr>
       </w:r>
-      <w:hyperlink r:id="rId61">
+      <w:hyperlink r:id="rId77">
         <w:r>
           <w:rPr>
             <w:lang w:val="id_ID" w:bidi="id_ID"/>
@@ -6408,7 +7901,7 @@
           <w:lang w:val="id_ID" w:bidi="id_ID"/>
         </w:rPr>
       </w:r>
-      <w:hyperlink r:id="rId71">
+      <w:hyperlink r:id="rId87">
         <w:r>
           <w:rPr>
             <w:lang w:val="id_ID" w:bidi="id_ID"/>
@@ -6432,7 +7925,7 @@
           <w:lang w:val="id_ID" w:bidi="id_ID"/>
         </w:rPr>
       </w:r>
-      <w:hyperlink r:id="rId72">
+      <w:hyperlink r:id="rId88">
         <w:r>
           <w:rPr>
             <w:lang w:val="id_ID" w:bidi="id_ID"/>
@@ -6824,7 +8317,7 @@
           <w:lang w:val="id_ID" w:bidi="id_ID"/>
         </w:rPr>
       </w:r>
-      <w:hyperlink r:id="rId52">
+      <w:hyperlink r:id="rId68">
         <w:r>
           <w:rPr>
             <w:lang w:val="id_ID" w:bidi="id_ID"/>
@@ -6848,7 +8341,7 @@
           <w:lang w:val="id_ID" w:bidi="id_ID"/>
         </w:rPr>
       </w:r>
-      <w:hyperlink r:id="rId42">
+      <w:hyperlink r:id="rId58">
         <w:r>
           <w:rPr>
             <w:lang w:val="id_ID" w:bidi="id_ID"/>
@@ -6944,7 +8437,7 @@
           <w:lang w:val="id_ID" w:bidi="id_ID"/>
         </w:rPr>
       </w:r>
-      <w:hyperlink r:id="rId73">
+      <w:hyperlink r:id="rId89">
         <w:r>
           <w:rPr>
             <w:lang w:val="id_ID" w:bidi="id_ID"/>
@@ -6968,7 +8461,7 @@
           <w:lang w:val="id_ID" w:bidi="id_ID"/>
         </w:rPr>
       </w:r>
-      <w:hyperlink r:id="rId74">
+      <w:hyperlink r:id="rId90">
         <w:r>
           <w:rPr>
             <w:lang w:val="id_ID" w:bidi="id_ID"/>
@@ -6992,7 +8485,7 @@
           <w:lang w:val="id_ID" w:bidi="id_ID"/>
         </w:rPr>
       </w:r>
-      <w:hyperlink r:id="rId75">
+      <w:hyperlink r:id="rId91">
         <w:r>
           <w:rPr>
             <w:lang w:val="id_ID" w:bidi="id_ID"/>
@@ -7016,7 +8509,7 @@
           <w:lang w:val="id_ID" w:bidi="id_ID"/>
         </w:rPr>
       </w:r>
-      <w:hyperlink r:id="rId76">
+      <w:hyperlink r:id="rId92">
         <w:r>
           <w:rPr>
             <w:lang w:val="id_ID" w:bidi="id_ID"/>
@@ -7040,7 +8533,7 @@
           <w:lang w:val="id_ID" w:bidi="id_ID"/>
         </w:rPr>
       </w:r>
-      <w:hyperlink r:id="rId77">
+      <w:hyperlink r:id="rId93">
         <w:r>
           <w:rPr>
             <w:lang w:val="id_ID" w:bidi="id_ID"/>
@@ -7064,7 +8557,7 @@
           <w:lang w:val="id_ID" w:bidi="id_ID"/>
         </w:rPr>
       </w:r>
-      <w:hyperlink r:id="rId78">
+      <w:hyperlink r:id="rId94">
         <w:r>
           <w:rPr>
             <w:lang w:val="id_ID" w:bidi="id_ID"/>
@@ -7485,6 +8978,347 @@
         <w:rPr>
           <w:lang w:val="id_ID" w:bidi="id_ID"/>
         </w:rPr>
+        <w:t>Istana</w:t>
+      </w:r>
+      <w:r>
+        <w:rPr>
+          <w:lang w:val="id_ID" w:bidi="id_ID"/>
+        </w:rPr>
+      </w:r>
+    </w:p>
+    <w:p>
+      <w:pPr>
+        <w:pStyle w:val="Heading3"/>
+      </w:pPr>
+      <w:r>
+        <w:rPr>
+          <w:lang w:val="id_ID" w:bidi="id_ID"/>
+        </w:rPr>
+        <w:t>Pengertian:</w:t>
+      </w:r>
+    </w:p>
+    <w:p>
+      <w:pPr/>
+      <w:r>
+        <w:rPr>
+          <w:lang w:val="id_ID" w:bidi="id_ID"/>
+        </w:rPr>
+      </w:r>
+      <w:r>
+        <w:rPr>
+          <w:lang w:val="id_ID" w:bidi="id_ID"/>
+        </w:rPr>
+        <w:t>Istilah "istana" mengacu pada bangunan atau rumah tempat tinggal seorang raja, beserta anggota keluarganya dan para pelayan.</w:t>
+      </w:r>
+    </w:p>
+    <w:p>
+      <w:pPr>
+        <w:pStyle w:val="ListBullet"/>
+        <w:spacing w:line="240" w:lineRule="auto"/>
+        <w:ind w:left="720"/>
+      </w:pPr>
+      <w:r>
+        <w:rPr>
+          <w:lang w:val="id_ID" w:bidi="id_ID"/>
+        </w:rPr>
+      </w:r>
+      <w:r>
+        <w:rPr>
+          <w:lang w:val="id_ID" w:bidi="id_ID"/>
+        </w:rPr>
+        <w:t>Imam besar juga tinggal di kompleks istana, seperti disebutkan dalam Perjanjian Baru.</w:t>
+      </w:r>
+    </w:p>
+    <w:p>
+      <w:pPr>
+        <w:pStyle w:val="ListBullet"/>
+        <w:spacing w:line="240" w:lineRule="auto"/>
+        <w:ind w:left="720"/>
+      </w:pPr>
+      <w:r>
+        <w:rPr>
+          <w:lang w:val="id_ID" w:bidi="id_ID"/>
+        </w:rPr>
+      </w:r>
+      <w:r>
+        <w:rPr>
+          <w:lang w:val="id_ID" w:bidi="id_ID"/>
+        </w:rPr>
+        <w:t>Istana-istana tersebut sangat mewah, dengan arsitektur dan perabotan yang indah.</w:t>
+      </w:r>
+    </w:p>
+    <w:p>
+      <w:pPr>
+        <w:pStyle w:val="ListBullet"/>
+        <w:spacing w:line="240" w:lineRule="auto"/>
+        <w:ind w:left="720"/>
+      </w:pPr>
+      <w:r>
+        <w:rPr>
+          <w:lang w:val="id_ID" w:bidi="id_ID"/>
+        </w:rPr>
+      </w:r>
+      <w:r>
+        <w:rPr>
+          <w:lang w:val="id_ID" w:bidi="id_ID"/>
+        </w:rPr>
+        <w:t>Bangunan dan perabotan istana terbuat dari batu atau kayu, dan sering kali dilapisi dengan kayu mahal, emas, atau gading.</w:t>
+      </w:r>
+    </w:p>
+    <w:p>
+      <w:pPr>
+        <w:pStyle w:val="ListBullet"/>
+        <w:spacing w:line="240" w:lineRule="auto"/>
+        <w:ind w:left="720"/>
+      </w:pPr>
+      <w:r>
+        <w:rPr>
+          <w:lang w:val="id_ID" w:bidi="id_ID"/>
+        </w:rPr>
+      </w:r>
+      <w:r>
+        <w:rPr>
+          <w:lang w:val="id_ID" w:bidi="id_ID"/>
+        </w:rPr>
+        <w:t>Banyak orang lain juga tinggal dan bekerja di kompleks istana, yang umumnya terdiri dari beberapa bangunan dan halaman.</w:t>
+      </w:r>
+    </w:p>
+    <w:p>
+      <w:pPr/>
+      <w:r>
+        <w:rPr>
+          <w:lang w:val="id_ID" w:bidi="id_ID"/>
+        </w:rPr>
+      </w:r>
+      <w:r>
+        <w:rPr>
+          <w:lang w:val="id_ID" w:bidi="id_ID"/>
+        </w:rPr>
+        <w:t xml:space="preserve">(Lihat juga: </w:t>
+      </w:r>
+      <w:r>
+        <w:rPr>
+          <w:lang w:val="id_ID" w:bidi="id_ID"/>
+        </w:rPr>
+        <w:t>halaman</w:t>
+      </w:r>
+      <w:r>
+        <w:rPr>
+          <w:lang w:val="id_ID" w:bidi="id_ID"/>
+        </w:rPr>
+        <w:t xml:space="preserve">, </w:t>
+      </w:r>
+      <w:r>
+        <w:rPr>
+          <w:lang w:val="id_ID" w:bidi="id_ID"/>
+        </w:rPr>
+        <w:t>imam besar</w:t>
+      </w:r>
+      <w:r>
+        <w:rPr>
+          <w:lang w:val="id_ID" w:bidi="id_ID"/>
+        </w:rPr>
+        <w:t xml:space="preserve">, </w:t>
+      </w:r>
+      <w:r>
+        <w:rPr>
+          <w:lang w:val="id_ID" w:bidi="id_ID"/>
+        </w:rPr>
+        <w:t>raja</w:t>
+      </w:r>
+      <w:r>
+        <w:rPr>
+          <w:lang w:val="id_ID" w:bidi="id_ID"/>
+        </w:rPr>
+        <w:t>)</w:t>
+      </w:r>
+    </w:p>
+    <w:p>
+      <w:pPr>
+        <w:pStyle w:val="Heading3"/>
+      </w:pPr>
+      <w:r>
+        <w:rPr>
+          <w:lang w:val="id_ID" w:bidi="id_ID"/>
+        </w:rPr>
+        <w:t>Referensi Alkitab:</w:t>
+      </w:r>
+    </w:p>
+    <w:p>
+      <w:pPr>
+        <w:pStyle w:val="ListBullet"/>
+        <w:spacing w:line="240" w:lineRule="auto"/>
+        <w:ind w:left="720"/>
+      </w:pPr>
+      <w:r>
+        <w:rPr>
+          <w:lang w:val="id_ID" w:bidi="id_ID"/>
+        </w:rPr>
+      </w:r>
+      <w:hyperlink r:id="rId95">
+        <w:r>
+          <w:rPr>
+            <w:lang w:val="id_ID" w:bidi="id_ID"/>
+          </w:rPr>
+          <w:rPr>
+            <w:color w:val="0000EE"/>
+            <w:u w:val="single"/>
+          </w:rPr>
+          <w:t>2 Tawarikh 28:7–8</w:t>
+        </w:r>
+      </w:hyperlink>
+    </w:p>
+    <w:p>
+      <w:pPr>
+        <w:pStyle w:val="ListBullet"/>
+        <w:spacing w:line="240" w:lineRule="auto"/>
+        <w:ind w:left="720"/>
+      </w:pPr>
+      <w:r>
+        <w:rPr>
+          <w:lang w:val="id_ID" w:bidi="id_ID"/>
+        </w:rPr>
+      </w:r>
+      <w:hyperlink r:id="rId96">
+        <w:r>
+          <w:rPr>
+            <w:lang w:val="id_ID" w:bidi="id_ID"/>
+          </w:rPr>
+          <w:rPr>
+            <w:color w:val="0000EE"/>
+            <w:u w:val="single"/>
+          </w:rPr>
+          <w:t>2 Samuel 11:2–3</w:t>
+        </w:r>
+      </w:hyperlink>
+    </w:p>
+    <w:p>
+      <w:pPr>
+        <w:pStyle w:val="ListBullet"/>
+        <w:spacing w:line="240" w:lineRule="auto"/>
+        <w:ind w:left="720"/>
+      </w:pPr>
+      <w:r>
+        <w:rPr>
+          <w:lang w:val="id_ID" w:bidi="id_ID"/>
+        </w:rPr>
+      </w:r>
+      <w:hyperlink r:id="rId97">
+        <w:r>
+          <w:rPr>
+            <w:lang w:val="id_ID" w:bidi="id_ID"/>
+          </w:rPr>
+          <w:rPr>
+            <w:color w:val="0000EE"/>
+            <w:u w:val="single"/>
+          </w:rPr>
+          <w:t>Daniel 5:5–6</w:t>
+        </w:r>
+      </w:hyperlink>
+    </w:p>
+    <w:p>
+      <w:pPr>
+        <w:pStyle w:val="ListBullet"/>
+        <w:spacing w:line="240" w:lineRule="auto"/>
+        <w:ind w:left="720"/>
+      </w:pPr>
+      <w:r>
+        <w:rPr>
+          <w:lang w:val="id_ID" w:bidi="id_ID"/>
+        </w:rPr>
+      </w:r>
+      <w:hyperlink r:id="rId52">
+        <w:r>
+          <w:rPr>
+            <w:lang w:val="id_ID" w:bidi="id_ID"/>
+          </w:rPr>
+          <w:rPr>
+            <w:color w:val="0000EE"/>
+            <w:u w:val="single"/>
+          </w:rPr>
+          <w:t>Matius 26:3–5</w:t>
+        </w:r>
+      </w:hyperlink>
+    </w:p>
+    <w:p>
+      <w:pPr>
+        <w:pStyle w:val="ListBullet"/>
+        <w:spacing w:line="240" w:lineRule="auto"/>
+        <w:ind w:left="720"/>
+      </w:pPr>
+      <w:r>
+        <w:rPr>
+          <w:lang w:val="id_ID" w:bidi="id_ID"/>
+        </w:rPr>
+      </w:r>
+      <w:hyperlink r:id="rId98">
+        <w:r>
+          <w:rPr>
+            <w:lang w:val="id_ID" w:bidi="id_ID"/>
+          </w:rPr>
+          <w:rPr>
+            <w:color w:val="0000EE"/>
+            <w:u w:val="single"/>
+          </w:rPr>
+          <w:t>Mazmur 45:8</w:t>
+        </w:r>
+      </w:hyperlink>
+    </w:p>
+    <w:p>
+      <w:pPr>
+        <w:pStyle w:val="Heading3"/>
+      </w:pPr>
+      <w:r>
+        <w:rPr>
+          <w:lang w:val="id_ID" w:bidi="id_ID"/>
+        </w:rPr>
+        <w:t>Data Kata:</w:t>
+      </w:r>
+    </w:p>
+    <w:p>
+      <w:pPr>
+        <w:pStyle w:val="ListBullet"/>
+        <w:spacing w:line="240" w:lineRule="auto"/>
+        <w:ind w:left="720"/>
+      </w:pPr>
+      <w:r>
+        <w:rPr>
+          <w:lang w:val="id_ID" w:bidi="id_ID"/>
+        </w:rPr>
+      </w:r>
+      <w:r>
+        <w:rPr>
+          <w:lang w:val="id_ID" w:bidi="id_ID"/>
+        </w:rPr>
+        <w:t>Strong: H0759, H1002, H1004, H1055, H1406, H1964, H1965, G08330, G09330, G42320</w:t>
+      </w:r>
+      <w:r>
+        <w:rPr>
+          <w:lang w:val="id_ID" w:bidi="id_ID"/>
+        </w:rPr>
+      </w:r>
+      <w:r>
+        <w:rPr>
+          <w:lang w:val="id_ID" w:bidi="id_ID"/>
+        </w:rPr>
+      </w:r>
+    </w:p>
+    <w:p>
+      <w:pPr/>
+      <w:r>
+        <w:rPr>
+          <w:lang w:val="id_ID" w:bidi="id_ID"/>
+        </w:rPr>
+      </w:r>
+    </w:p>
+    <w:p>
+      <w:pPr>
+        <w:pStyle w:val="Heading2"/>
+      </w:pPr>
+      <w:r>
+        <w:rPr>
+          <w:lang w:val="id_ID" w:bidi="id_ID"/>
+        </w:rPr>
         <w:t>Izebel</w:t>
       </w:r>
       <w:r>
@@ -7676,7 +9510,7 @@
           <w:lang w:val="id_ID" w:bidi="id_ID"/>
         </w:rPr>
       </w:r>
-      <w:hyperlink r:id="rId42">
+      <w:hyperlink r:id="rId58">
         <w:r>
           <w:rPr>
             <w:lang w:val="id_ID" w:bidi="id_ID"/>
@@ -7700,7 +9534,7 @@
           <w:lang w:val="id_ID" w:bidi="id_ID"/>
         </w:rPr>
       </w:r>
-      <w:hyperlink r:id="rId42">
+      <w:hyperlink r:id="rId58">
         <w:r>
           <w:rPr>
             <w:lang w:val="id_ID" w:bidi="id_ID"/>
@@ -7724,7 +9558,7 @@
           <w:lang w:val="id_ID" w:bidi="id_ID"/>
         </w:rPr>
       </w:r>
-      <w:hyperlink r:id="rId79">
+      <w:hyperlink r:id="rId99">
         <w:r>
           <w:rPr>
             <w:lang w:val="id_ID" w:bidi="id_ID"/>
@@ -7748,7 +9582,7 @@
           <w:lang w:val="id_ID" w:bidi="id_ID"/>
         </w:rPr>
       </w:r>
-      <w:hyperlink r:id="rId79">
+      <w:hyperlink r:id="rId99">
         <w:r>
           <w:rPr>
             <w:lang w:val="id_ID" w:bidi="id_ID"/>
@@ -7772,7 +9606,7 @@
           <w:lang w:val="id_ID" w:bidi="id_ID"/>
         </w:rPr>
       </w:r>
-      <w:hyperlink r:id="rId80">
+      <w:hyperlink r:id="rId100">
         <w:r>
           <w:rPr>
             <w:lang w:val="id_ID" w:bidi="id_ID"/>

--- a/ind/docx/010.content.docx
+++ b/ind/docx/010.content.docx
@@ -363,186 +363,138 @@
           <w:lang w:val="id_ID" w:bidi="id_ID"/>
         </w:rPr>
       </w:r>
-      <w:hyperlink r:id="rId13">
-        <w:r>
-          <w:rPr>
-            <w:lang w:val="id_ID" w:bidi="id_ID"/>
-          </w:rPr>
-          <w:rPr>
-            <w:color w:val="0000EE"/>
-            <w:u w:val="single"/>
-          </w:rPr>
-          <w:t>Kisah Para Rasul 26:12–14</w:t>
-        </w:r>
-      </w:hyperlink>
-    </w:p>
-    <w:p>
-      <w:pPr>
-        <w:pStyle w:val="ListBullet"/>
-        <w:spacing w:line="240" w:lineRule="auto"/>
-        <w:ind w:left="720"/>
-      </w:pPr>
-      <w:r>
-        <w:rPr>
-          <w:lang w:val="id_ID" w:bidi="id_ID"/>
-        </w:rPr>
-      </w:r>
-      <w:hyperlink r:id="rId14">
-        <w:r>
-          <w:rPr>
-            <w:lang w:val="id_ID" w:bidi="id_ID"/>
-          </w:rPr>
-          <w:rPr>
-            <w:color w:val="0000EE"/>
-            <w:u w:val="single"/>
-          </w:rPr>
-          <w:t>Kejadian 39:13–15</w:t>
-        </w:r>
-      </w:hyperlink>
-    </w:p>
-    <w:p>
-      <w:pPr>
-        <w:pStyle w:val="ListBullet"/>
-        <w:spacing w:line="240" w:lineRule="auto"/>
-        <w:ind w:left="720"/>
-      </w:pPr>
-      <w:r>
-        <w:rPr>
-          <w:lang w:val="id_ID" w:bidi="id_ID"/>
-        </w:rPr>
-      </w:r>
-      <w:hyperlink r:id="rId15">
-        <w:r>
-          <w:rPr>
-            <w:lang w:val="id_ID" w:bidi="id_ID"/>
-          </w:rPr>
-          <w:rPr>
-            <w:color w:val="0000EE"/>
-            <w:u w:val="single"/>
-          </w:rPr>
-          <w:t>Kejadian 40:15</w:t>
-        </w:r>
-      </w:hyperlink>
-    </w:p>
-    <w:p>
-      <w:pPr>
-        <w:pStyle w:val="ListBullet"/>
-        <w:spacing w:line="240" w:lineRule="auto"/>
-        <w:ind w:left="720"/>
-      </w:pPr>
-      <w:r>
-        <w:rPr>
-          <w:lang w:val="id_ID" w:bidi="id_ID"/>
-        </w:rPr>
-      </w:r>
-      <w:hyperlink r:id="rId16">
-        <w:r>
-          <w:rPr>
-            <w:lang w:val="id_ID" w:bidi="id_ID"/>
-          </w:rPr>
-          <w:rPr>
-            <w:color w:val="0000EE"/>
-            <w:u w:val="single"/>
-          </w:rPr>
-          <w:t>Kejadian 41:12–13</w:t>
-        </w:r>
-      </w:hyperlink>
-    </w:p>
-    <w:p>
-      <w:pPr>
-        <w:pStyle w:val="ListBullet"/>
-        <w:spacing w:line="240" w:lineRule="auto"/>
-        <w:ind w:left="720"/>
-      </w:pPr>
-      <w:r>
-        <w:rPr>
-          <w:lang w:val="id_ID" w:bidi="id_ID"/>
-        </w:rPr>
-      </w:r>
-      <w:hyperlink r:id="rId17">
-        <w:r>
-          <w:rPr>
-            <w:lang w:val="id_ID" w:bidi="id_ID"/>
-          </w:rPr>
-          <w:rPr>
-            <w:color w:val="0000EE"/>
-            <w:u w:val="single"/>
-          </w:rPr>
-          <w:t>Yohanes 5:1–4</w:t>
-        </w:r>
-      </w:hyperlink>
-    </w:p>
-    <w:p>
-      <w:pPr>
-        <w:pStyle w:val="ListBullet"/>
-        <w:spacing w:line="240" w:lineRule="auto"/>
-        <w:ind w:left="720"/>
-      </w:pPr>
-      <w:r>
-        <w:rPr>
-          <w:lang w:val="id_ID" w:bidi="id_ID"/>
-        </w:rPr>
-      </w:r>
-      <w:hyperlink r:id="rId18">
-        <w:r>
-          <w:rPr>
-            <w:lang w:val="id_ID" w:bidi="id_ID"/>
-          </w:rPr>
-          <w:rPr>
-            <w:color w:val="0000EE"/>
-            <w:u w:val="single"/>
-          </w:rPr>
-          <w:t>Yohanes 19:13</w:t>
-        </w:r>
-      </w:hyperlink>
-    </w:p>
-    <w:p>
-      <w:pPr>
-        <w:pStyle w:val="ListBullet"/>
-        <w:spacing w:line="240" w:lineRule="auto"/>
-        <w:ind w:left="720"/>
-      </w:pPr>
-      <w:r>
-        <w:rPr>
-          <w:lang w:val="id_ID" w:bidi="id_ID"/>
-        </w:rPr>
-      </w:r>
-      <w:hyperlink r:id="rId19">
-        <w:r>
-          <w:rPr>
-            <w:lang w:val="id_ID" w:bidi="id_ID"/>
-          </w:rPr>
-          <w:rPr>
-            <w:color w:val="0000EE"/>
-            <w:u w:val="single"/>
-          </w:rPr>
-          <w:t>Yunus 1:8–10</w:t>
-        </w:r>
-      </w:hyperlink>
-    </w:p>
-    <w:p>
-      <w:pPr>
-        <w:pStyle w:val="ListBullet"/>
-        <w:spacing w:line="240" w:lineRule="auto"/>
-        <w:ind w:left="720"/>
-      </w:pPr>
-      <w:r>
-        <w:rPr>
-          <w:lang w:val="id_ID" w:bidi="id_ID"/>
-        </w:rPr>
-      </w:r>
-      <w:hyperlink r:id="rId20">
-        <w:r>
-          <w:rPr>
-            <w:lang w:val="id_ID" w:bidi="id_ID"/>
-          </w:rPr>
-          <w:rPr>
-            <w:color w:val="0000EE"/>
-            <w:u w:val="single"/>
-          </w:rPr>
-          <w:t>Filipi 3:5</w:t>
-        </w:r>
-      </w:hyperlink>
+      <w:r>
+        <w:rPr>
+          <w:lang w:val="id_ID" w:bidi="id_ID"/>
+        </w:rPr>
+        <w:t>Kisah Para Rasul 26:12–14</w:t>
+      </w:r>
+    </w:p>
+    <w:p>
+      <w:pPr>
+        <w:pStyle w:val="ListBullet"/>
+        <w:spacing w:line="240" w:lineRule="auto"/>
+        <w:ind w:left="720"/>
+      </w:pPr>
+      <w:r>
+        <w:rPr>
+          <w:lang w:val="id_ID" w:bidi="id_ID"/>
+        </w:rPr>
+      </w:r>
+      <w:r>
+        <w:rPr>
+          <w:lang w:val="id_ID" w:bidi="id_ID"/>
+        </w:rPr>
+        <w:t>Kejadian 39:13–15</w:t>
+      </w:r>
+    </w:p>
+    <w:p>
+      <w:pPr>
+        <w:pStyle w:val="ListBullet"/>
+        <w:spacing w:line="240" w:lineRule="auto"/>
+        <w:ind w:left="720"/>
+      </w:pPr>
+      <w:r>
+        <w:rPr>
+          <w:lang w:val="id_ID" w:bidi="id_ID"/>
+        </w:rPr>
+      </w:r>
+      <w:r>
+        <w:rPr>
+          <w:lang w:val="id_ID" w:bidi="id_ID"/>
+        </w:rPr>
+        <w:t>Kejadian 40:15</w:t>
+      </w:r>
+    </w:p>
+    <w:p>
+      <w:pPr>
+        <w:pStyle w:val="ListBullet"/>
+        <w:spacing w:line="240" w:lineRule="auto"/>
+        <w:ind w:left="720"/>
+      </w:pPr>
+      <w:r>
+        <w:rPr>
+          <w:lang w:val="id_ID" w:bidi="id_ID"/>
+        </w:rPr>
+      </w:r>
+      <w:r>
+        <w:rPr>
+          <w:lang w:val="id_ID" w:bidi="id_ID"/>
+        </w:rPr>
+        <w:t>Kejadian 41:12–13</w:t>
+      </w:r>
+    </w:p>
+    <w:p>
+      <w:pPr>
+        <w:pStyle w:val="ListBullet"/>
+        <w:spacing w:line="240" w:lineRule="auto"/>
+        <w:ind w:left="720"/>
+      </w:pPr>
+      <w:r>
+        <w:rPr>
+          <w:lang w:val="id_ID" w:bidi="id_ID"/>
+        </w:rPr>
+      </w:r>
+      <w:r>
+        <w:rPr>
+          <w:lang w:val="id_ID" w:bidi="id_ID"/>
+        </w:rPr>
+        <w:t>Yohanes 5:1–4</w:t>
+      </w:r>
+    </w:p>
+    <w:p>
+      <w:pPr>
+        <w:pStyle w:val="ListBullet"/>
+        <w:spacing w:line="240" w:lineRule="auto"/>
+        <w:ind w:left="720"/>
+      </w:pPr>
+      <w:r>
+        <w:rPr>
+          <w:lang w:val="id_ID" w:bidi="id_ID"/>
+        </w:rPr>
+      </w:r>
+      <w:r>
+        <w:rPr>
+          <w:lang w:val="id_ID" w:bidi="id_ID"/>
+        </w:rPr>
+        <w:t>Yohanes 19:13</w:t>
+      </w:r>
+    </w:p>
+    <w:p>
+      <w:pPr>
+        <w:pStyle w:val="ListBullet"/>
+        <w:spacing w:line="240" w:lineRule="auto"/>
+        <w:ind w:left="720"/>
+      </w:pPr>
+      <w:r>
+        <w:rPr>
+          <w:lang w:val="id_ID" w:bidi="id_ID"/>
+        </w:rPr>
+      </w:r>
+      <w:r>
+        <w:rPr>
+          <w:lang w:val="id_ID" w:bidi="id_ID"/>
+        </w:rPr>
+        <w:t>Yunus 1:8–10</w:t>
+      </w:r>
+    </w:p>
+    <w:p>
+      <w:pPr>
+        <w:pStyle w:val="ListBullet"/>
+        <w:spacing w:line="240" w:lineRule="auto"/>
+        <w:ind w:left="720"/>
+      </w:pPr>
+      <w:r>
+        <w:rPr>
+          <w:lang w:val="id_ID" w:bidi="id_ID"/>
+        </w:rPr>
+      </w:r>
+      <w:r>
+        <w:rPr>
+          <w:lang w:val="id_ID" w:bidi="id_ID"/>
+        </w:rPr>
+        <w:t>Filipi 3:5</w:t>
+      </w:r>
     </w:p>
     <w:p>
       <w:pPr>
@@ -752,42 +704,30 @@
           <w:lang w:val="id_ID" w:bidi="id_ID"/>
         </w:rPr>
       </w:r>
-      <w:hyperlink r:id="rId21">
-        <w:r>
-          <w:rPr>
-            <w:lang w:val="id_ID" w:bidi="id_ID"/>
-          </w:rPr>
-          <w:rPr>
-            <w:color w:val="0000EE"/>
-            <w:u w:val="single"/>
-          </w:rPr>
-          <w:t>1 Petrus 1:13</w:t>
-        </w:r>
-      </w:hyperlink>
-    </w:p>
-    <w:p>
-      <w:pPr>
-        <w:pStyle w:val="ListBullet"/>
-        <w:spacing w:line="240" w:lineRule="auto"/>
-        <w:ind w:left="720"/>
-      </w:pPr>
-      <w:r>
-        <w:rPr>
-          <w:lang w:val="id_ID" w:bidi="id_ID"/>
-        </w:rPr>
-      </w:r>
-      <w:hyperlink r:id="rId22">
-        <w:r>
-          <w:rPr>
-            <w:lang w:val="id_ID" w:bidi="id_ID"/>
-          </w:rPr>
-          <w:rPr>
-            <w:color w:val="0000EE"/>
-            <w:u w:val="single"/>
-          </w:rPr>
-          <w:t>Ayub 38:3</w:t>
-        </w:r>
-      </w:hyperlink>
+      <w:r>
+        <w:rPr>
+          <w:lang w:val="id_ID" w:bidi="id_ID"/>
+        </w:rPr>
+        <w:t>1 Petrus 1:13</w:t>
+      </w:r>
+    </w:p>
+    <w:p>
+      <w:pPr>
+        <w:pStyle w:val="ListBullet"/>
+        <w:spacing w:line="240" w:lineRule="auto"/>
+        <w:ind w:left="720"/>
+      </w:pPr>
+      <w:r>
+        <w:rPr>
+          <w:lang w:val="id_ID" w:bidi="id_ID"/>
+        </w:rPr>
+      </w:r>
+      <w:r>
+        <w:rPr>
+          <w:lang w:val="id_ID" w:bidi="id_ID"/>
+        </w:rPr>
+        <w:t>Ayub 38:3</w:t>
+      </w:r>
     </w:p>
     <w:p>
       <w:pPr>
@@ -1013,90 +953,66 @@
           <w:lang w:val="id_ID" w:bidi="id_ID"/>
         </w:rPr>
       </w:r>
-      <w:hyperlink r:id="rId23">
-        <w:r>
-          <w:rPr>
-            <w:lang w:val="id_ID" w:bidi="id_ID"/>
-          </w:rPr>
-          <w:rPr>
-            <w:color w:val="0000EE"/>
-            <w:u w:val="single"/>
-          </w:rPr>
-          <w:t>2 Timotius 3:10–13</w:t>
-        </w:r>
-      </w:hyperlink>
-    </w:p>
-    <w:p>
-      <w:pPr>
-        <w:pStyle w:val="ListBullet"/>
-        <w:spacing w:line="240" w:lineRule="auto"/>
-        <w:ind w:left="720"/>
-      </w:pPr>
-      <w:r>
-        <w:rPr>
-          <w:lang w:val="id_ID" w:bidi="id_ID"/>
-        </w:rPr>
-      </w:r>
-      <w:hyperlink r:id="rId13">
-        <w:r>
-          <w:rPr>
-            <w:lang w:val="id_ID" w:bidi="id_ID"/>
-          </w:rPr>
-          <w:rPr>
-            <w:color w:val="0000EE"/>
-            <w:u w:val="single"/>
-          </w:rPr>
-          <w:t>Kisah Para Rasul 14:1</w:t>
-        </w:r>
-      </w:hyperlink>
-    </w:p>
-    <w:p>
-      <w:pPr>
-        <w:pStyle w:val="ListBullet"/>
-        <w:spacing w:line="240" w:lineRule="auto"/>
-        <w:ind w:left="720"/>
-      </w:pPr>
-      <w:r>
-        <w:rPr>
-          <w:lang w:val="id_ID" w:bidi="id_ID"/>
-        </w:rPr>
-      </w:r>
-      <w:hyperlink r:id="rId13">
-        <w:r>
-          <w:rPr>
-            <w:lang w:val="id_ID" w:bidi="id_ID"/>
-          </w:rPr>
-          <w:rPr>
-            <w:color w:val="0000EE"/>
-            <w:u w:val="single"/>
-          </w:rPr>
-          <w:t>Kisah Para Rasul 14:19–20</w:t>
-        </w:r>
-      </w:hyperlink>
-    </w:p>
-    <w:p>
-      <w:pPr>
-        <w:pStyle w:val="ListBullet"/>
-        <w:spacing w:line="240" w:lineRule="auto"/>
-        <w:ind w:left="720"/>
-      </w:pPr>
-      <w:r>
-        <w:rPr>
-          <w:lang w:val="id_ID" w:bidi="id_ID"/>
-        </w:rPr>
-      </w:r>
-      <w:hyperlink r:id="rId13">
-        <w:r>
-          <w:rPr>
-            <w:lang w:val="id_ID" w:bidi="id_ID"/>
-          </w:rPr>
-          <w:rPr>
-            <w:color w:val="0000EE"/>
-            <w:u w:val="single"/>
-          </w:rPr>
-          <w:t>Kisah Para Rasul 16:1–3</w:t>
-        </w:r>
-      </w:hyperlink>
+      <w:r>
+        <w:rPr>
+          <w:lang w:val="id_ID" w:bidi="id_ID"/>
+        </w:rPr>
+        <w:t>2 Timotius 3:10–13</w:t>
+      </w:r>
+    </w:p>
+    <w:p>
+      <w:pPr>
+        <w:pStyle w:val="ListBullet"/>
+        <w:spacing w:line="240" w:lineRule="auto"/>
+        <w:ind w:left="720"/>
+      </w:pPr>
+      <w:r>
+        <w:rPr>
+          <w:lang w:val="id_ID" w:bidi="id_ID"/>
+        </w:rPr>
+      </w:r>
+      <w:r>
+        <w:rPr>
+          <w:lang w:val="id_ID" w:bidi="id_ID"/>
+        </w:rPr>
+        <w:t>Kisah Para Rasul 14:1</w:t>
+      </w:r>
+    </w:p>
+    <w:p>
+      <w:pPr>
+        <w:pStyle w:val="ListBullet"/>
+        <w:spacing w:line="240" w:lineRule="auto"/>
+        <w:ind w:left="720"/>
+      </w:pPr>
+      <w:r>
+        <w:rPr>
+          <w:lang w:val="id_ID" w:bidi="id_ID"/>
+        </w:rPr>
+      </w:r>
+      <w:r>
+        <w:rPr>
+          <w:lang w:val="id_ID" w:bidi="id_ID"/>
+        </w:rPr>
+        <w:t>Kisah Para Rasul 14:19–20</w:t>
+      </w:r>
+    </w:p>
+    <w:p>
+      <w:pPr>
+        <w:pStyle w:val="ListBullet"/>
+        <w:spacing w:line="240" w:lineRule="auto"/>
+        <w:ind w:left="720"/>
+      </w:pPr>
+      <w:r>
+        <w:rPr>
+          <w:lang w:val="id_ID" w:bidi="id_ID"/>
+        </w:rPr>
+      </w:r>
+      <w:r>
+        <w:rPr>
+          <w:lang w:val="id_ID" w:bidi="id_ID"/>
+        </w:rPr>
+        <w:t>Kisah Para Rasul 16:1–3</w:t>
+      </w:r>
     </w:p>
     <w:p>
       <w:pPr>
@@ -1649,42 +1565,30 @@
           <w:lang w:val="id_ID" w:bidi="id_ID"/>
         </w:rPr>
       </w:r>
-      <w:hyperlink r:id="rId24">
-        <w:r>
-          <w:rPr>
-            <w:lang w:val="id_ID" w:bidi="id_ID"/>
-          </w:rPr>
-          <w:rPr>
-            <w:color w:val="0000EE"/>
-            <w:u w:val="single"/>
-          </w:rPr>
-          <w:t>Kejadian 35:2</w:t>
-        </w:r>
-      </w:hyperlink>
-    </w:p>
-    <w:p>
-      <w:pPr>
-        <w:pStyle w:val="ListBullet"/>
-        <w:spacing w:line="240" w:lineRule="auto"/>
-        <w:ind w:left="720"/>
-      </w:pPr>
-      <w:r>
-        <w:rPr>
-          <w:lang w:val="id_ID" w:bidi="id_ID"/>
-        </w:rPr>
-      </w:r>
-      <w:hyperlink r:id="rId25">
-        <w:r>
-          <w:rPr>
-            <w:lang w:val="id_ID" w:bidi="id_ID"/>
-          </w:rPr>
-          <w:rPr>
-            <w:color w:val="0000EE"/>
-            <w:u w:val="single"/>
-          </w:rPr>
-          <w:t>Keluaran 32:1</w:t>
-        </w:r>
-      </w:hyperlink>
+      <w:r>
+        <w:rPr>
+          <w:lang w:val="id_ID" w:bidi="id_ID"/>
+        </w:rPr>
+        <w:t>Kejadian 35:2</w:t>
+      </w:r>
+    </w:p>
+    <w:p>
+      <w:pPr>
+        <w:pStyle w:val="ListBullet"/>
+        <w:spacing w:line="240" w:lineRule="auto"/>
+        <w:ind w:left="720"/>
+      </w:pPr>
+      <w:r>
+        <w:rPr>
+          <w:lang w:val="id_ID" w:bidi="id_ID"/>
+        </w:rPr>
+      </w:r>
+      <w:r>
+        <w:rPr>
+          <w:lang w:val="id_ID" w:bidi="id_ID"/>
+        </w:rPr>
+        <w:t>Keluaran 32:1</w:t>
+      </w:r>
     </w:p>
     <w:p>
       <w:pPr>
@@ -1733,234 +1637,174 @@
           <w:lang w:val="id_ID" w:bidi="id_ID"/>
         </w:rPr>
       </w:r>
-      <w:hyperlink r:id="rId26">
-        <w:r>
-          <w:rPr>
-            <w:lang w:val="id_ID" w:bidi="id_ID"/>
-          </w:rPr>
-          <w:rPr>
-            <w:color w:val="0000EE"/>
-            <w:u w:val="single"/>
-          </w:rPr>
-          <w:t>Yesaya 44:20</w:t>
-        </w:r>
-      </w:hyperlink>
-    </w:p>
-    <w:p>
-      <w:pPr>
-        <w:pStyle w:val="ListBullet"/>
-        <w:spacing w:line="240" w:lineRule="auto"/>
-        <w:ind w:left="720"/>
-      </w:pPr>
-      <w:r>
-        <w:rPr>
-          <w:lang w:val="id_ID" w:bidi="id_ID"/>
-        </w:rPr>
-      </w:r>
-      <w:hyperlink r:id="rId13">
-        <w:r>
-          <w:rPr>
-            <w:lang w:val="id_ID" w:bidi="id_ID"/>
-          </w:rPr>
-          <w:rPr>
-            <w:color w:val="0000EE"/>
-            <w:u w:val="single"/>
-          </w:rPr>
-          <w:t>Kisah Para Rasul 7:41</w:t>
-        </w:r>
-      </w:hyperlink>
-    </w:p>
-    <w:p>
-      <w:pPr>
-        <w:pStyle w:val="ListBullet"/>
-        <w:spacing w:line="240" w:lineRule="auto"/>
-        <w:ind w:left="720"/>
-      </w:pPr>
-      <w:r>
-        <w:rPr>
-          <w:lang w:val="id_ID" w:bidi="id_ID"/>
-        </w:rPr>
-      </w:r>
-      <w:hyperlink r:id="rId13">
-        <w:r>
-          <w:rPr>
-            <w:lang w:val="id_ID" w:bidi="id_ID"/>
-          </w:rPr>
-          <w:rPr>
-            <w:color w:val="0000EE"/>
-            <w:u w:val="single"/>
-          </w:rPr>
-          <w:t>Kisah Para Rasul 7:43</w:t>
-        </w:r>
-      </w:hyperlink>
-    </w:p>
-    <w:p>
-      <w:pPr>
-        <w:pStyle w:val="ListBullet"/>
-        <w:spacing w:line="240" w:lineRule="auto"/>
-        <w:ind w:left="720"/>
-      </w:pPr>
-      <w:r>
-        <w:rPr>
-          <w:lang w:val="id_ID" w:bidi="id_ID"/>
-        </w:rPr>
-      </w:r>
-      <w:hyperlink r:id="rId13">
-        <w:r>
-          <w:rPr>
-            <w:lang w:val="id_ID" w:bidi="id_ID"/>
-          </w:rPr>
-          <w:rPr>
-            <w:color w:val="0000EE"/>
-            <w:u w:val="single"/>
-          </w:rPr>
-          <w:t>Kisah Para Rasul 15:20</w:t>
-        </w:r>
-      </w:hyperlink>
-    </w:p>
-    <w:p>
-      <w:pPr>
-        <w:pStyle w:val="ListBullet"/>
-        <w:spacing w:line="240" w:lineRule="auto"/>
-        <w:ind w:left="720"/>
-      </w:pPr>
-      <w:r>
-        <w:rPr>
-          <w:lang w:val="id_ID" w:bidi="id_ID"/>
-        </w:rPr>
-      </w:r>
-      <w:hyperlink r:id="rId13">
-        <w:r>
-          <w:rPr>
-            <w:lang w:val="id_ID" w:bidi="id_ID"/>
-          </w:rPr>
-          <w:rPr>
-            <w:color w:val="0000EE"/>
-            <w:u w:val="single"/>
-          </w:rPr>
-          <w:t>Kisah Para Rasul 19:27</w:t>
-        </w:r>
-      </w:hyperlink>
-    </w:p>
-    <w:p>
-      <w:pPr>
-        <w:pStyle w:val="ListBullet"/>
-        <w:spacing w:line="240" w:lineRule="auto"/>
-        <w:ind w:left="720"/>
-      </w:pPr>
-      <w:r>
-        <w:rPr>
-          <w:lang w:val="id_ID" w:bidi="id_ID"/>
-        </w:rPr>
-      </w:r>
-      <w:hyperlink r:id="rId27">
-        <w:r>
-          <w:rPr>
-            <w:lang w:val="id_ID" w:bidi="id_ID"/>
-          </w:rPr>
-          <w:rPr>
-            <w:color w:val="0000EE"/>
-            <w:u w:val="single"/>
-          </w:rPr>
-          <w:t>Roma 2:22</w:t>
-        </w:r>
-      </w:hyperlink>
-    </w:p>
-    <w:p>
-      <w:pPr>
-        <w:pStyle w:val="ListBullet"/>
-        <w:spacing w:line="240" w:lineRule="auto"/>
-        <w:ind w:left="720"/>
-      </w:pPr>
-      <w:r>
-        <w:rPr>
-          <w:lang w:val="id_ID" w:bidi="id_ID"/>
-        </w:rPr>
-      </w:r>
-      <w:hyperlink r:id="rId28">
-        <w:r>
-          <w:rPr>
-            <w:lang w:val="id_ID" w:bidi="id_ID"/>
-          </w:rPr>
-          <w:rPr>
-            <w:color w:val="0000EE"/>
-            <w:u w:val="single"/>
-          </w:rPr>
-          <w:t>Galatia 4:8–9</w:t>
-        </w:r>
-      </w:hyperlink>
-    </w:p>
-    <w:p>
-      <w:pPr>
-        <w:pStyle w:val="ListBullet"/>
-        <w:spacing w:line="240" w:lineRule="auto"/>
-        <w:ind w:left="720"/>
-      </w:pPr>
-      <w:r>
-        <w:rPr>
-          <w:lang w:val="id_ID" w:bidi="id_ID"/>
-        </w:rPr>
-      </w:r>
-      <w:hyperlink r:id="rId29">
-        <w:r>
-          <w:rPr>
-            <w:lang w:val="id_ID" w:bidi="id_ID"/>
-          </w:rPr>
-          <w:rPr>
-            <w:color w:val="0000EE"/>
-            <w:u w:val="single"/>
-          </w:rPr>
-          <w:t>Galatia 5:19–21</w:t>
-        </w:r>
-      </w:hyperlink>
-    </w:p>
-    <w:p>
-      <w:pPr>
-        <w:pStyle w:val="ListBullet"/>
-        <w:spacing w:line="240" w:lineRule="auto"/>
-        <w:ind w:left="720"/>
-      </w:pPr>
-      <w:r>
-        <w:rPr>
-          <w:lang w:val="id_ID" w:bidi="id_ID"/>
-        </w:rPr>
-      </w:r>
-      <w:hyperlink r:id="rId30">
-        <w:r>
-          <w:rPr>
-            <w:lang w:val="id_ID" w:bidi="id_ID"/>
-          </w:rPr>
-          <w:rPr>
-            <w:color w:val="0000EE"/>
-            <w:u w:val="single"/>
-          </w:rPr>
-          <w:t>Kolose 3:5</w:t>
-        </w:r>
-      </w:hyperlink>
-    </w:p>
-    <w:p>
-      <w:pPr>
-        <w:pStyle w:val="ListBullet"/>
-        <w:spacing w:line="240" w:lineRule="auto"/>
-        <w:ind w:left="720"/>
-      </w:pPr>
-      <w:r>
-        <w:rPr>
-          <w:lang w:val="id_ID" w:bidi="id_ID"/>
-        </w:rPr>
-      </w:r>
-      <w:hyperlink r:id="rId31">
-        <w:r>
-          <w:rPr>
-            <w:lang w:val="id_ID" w:bidi="id_ID"/>
-          </w:rPr>
-          <w:rPr>
-            <w:color w:val="0000EE"/>
-            <w:u w:val="single"/>
-          </w:rPr>
-          <w:t>1 Tesalonika 1:9</w:t>
-        </w:r>
-      </w:hyperlink>
+      <w:r>
+        <w:rPr>
+          <w:lang w:val="id_ID" w:bidi="id_ID"/>
+        </w:rPr>
+        <w:t>Yesaya 44:20</w:t>
+      </w:r>
+    </w:p>
+    <w:p>
+      <w:pPr>
+        <w:pStyle w:val="ListBullet"/>
+        <w:spacing w:line="240" w:lineRule="auto"/>
+        <w:ind w:left="720"/>
+      </w:pPr>
+      <w:r>
+        <w:rPr>
+          <w:lang w:val="id_ID" w:bidi="id_ID"/>
+        </w:rPr>
+      </w:r>
+      <w:r>
+        <w:rPr>
+          <w:lang w:val="id_ID" w:bidi="id_ID"/>
+        </w:rPr>
+        <w:t>Kisah Para Rasul 7:41</w:t>
+      </w:r>
+    </w:p>
+    <w:p>
+      <w:pPr>
+        <w:pStyle w:val="ListBullet"/>
+        <w:spacing w:line="240" w:lineRule="auto"/>
+        <w:ind w:left="720"/>
+      </w:pPr>
+      <w:r>
+        <w:rPr>
+          <w:lang w:val="id_ID" w:bidi="id_ID"/>
+        </w:rPr>
+      </w:r>
+      <w:r>
+        <w:rPr>
+          <w:lang w:val="id_ID" w:bidi="id_ID"/>
+        </w:rPr>
+        <w:t>Kisah Para Rasul 7:43</w:t>
+      </w:r>
+    </w:p>
+    <w:p>
+      <w:pPr>
+        <w:pStyle w:val="ListBullet"/>
+        <w:spacing w:line="240" w:lineRule="auto"/>
+        <w:ind w:left="720"/>
+      </w:pPr>
+      <w:r>
+        <w:rPr>
+          <w:lang w:val="id_ID" w:bidi="id_ID"/>
+        </w:rPr>
+      </w:r>
+      <w:r>
+        <w:rPr>
+          <w:lang w:val="id_ID" w:bidi="id_ID"/>
+        </w:rPr>
+        <w:t>Kisah Para Rasul 15:20</w:t>
+      </w:r>
+    </w:p>
+    <w:p>
+      <w:pPr>
+        <w:pStyle w:val="ListBullet"/>
+        <w:spacing w:line="240" w:lineRule="auto"/>
+        <w:ind w:left="720"/>
+      </w:pPr>
+      <w:r>
+        <w:rPr>
+          <w:lang w:val="id_ID" w:bidi="id_ID"/>
+        </w:rPr>
+      </w:r>
+      <w:r>
+        <w:rPr>
+          <w:lang w:val="id_ID" w:bidi="id_ID"/>
+        </w:rPr>
+        <w:t>Kisah Para Rasul 19:27</w:t>
+      </w:r>
+    </w:p>
+    <w:p>
+      <w:pPr>
+        <w:pStyle w:val="ListBullet"/>
+        <w:spacing w:line="240" w:lineRule="auto"/>
+        <w:ind w:left="720"/>
+      </w:pPr>
+      <w:r>
+        <w:rPr>
+          <w:lang w:val="id_ID" w:bidi="id_ID"/>
+        </w:rPr>
+      </w:r>
+      <w:r>
+        <w:rPr>
+          <w:lang w:val="id_ID" w:bidi="id_ID"/>
+        </w:rPr>
+        <w:t>Roma 2:22</w:t>
+      </w:r>
+    </w:p>
+    <w:p>
+      <w:pPr>
+        <w:pStyle w:val="ListBullet"/>
+        <w:spacing w:line="240" w:lineRule="auto"/>
+        <w:ind w:left="720"/>
+      </w:pPr>
+      <w:r>
+        <w:rPr>
+          <w:lang w:val="id_ID" w:bidi="id_ID"/>
+        </w:rPr>
+      </w:r>
+      <w:r>
+        <w:rPr>
+          <w:lang w:val="id_ID" w:bidi="id_ID"/>
+        </w:rPr>
+        <w:t>Galatia 4:8–9</w:t>
+      </w:r>
+    </w:p>
+    <w:p>
+      <w:pPr>
+        <w:pStyle w:val="ListBullet"/>
+        <w:spacing w:line="240" w:lineRule="auto"/>
+        <w:ind w:left="720"/>
+      </w:pPr>
+      <w:r>
+        <w:rPr>
+          <w:lang w:val="id_ID" w:bidi="id_ID"/>
+        </w:rPr>
+      </w:r>
+      <w:r>
+        <w:rPr>
+          <w:lang w:val="id_ID" w:bidi="id_ID"/>
+        </w:rPr>
+        <w:t>Galatia 5:19–21</w:t>
+      </w:r>
+    </w:p>
+    <w:p>
+      <w:pPr>
+        <w:pStyle w:val="ListBullet"/>
+        <w:spacing w:line="240" w:lineRule="auto"/>
+        <w:ind w:left="720"/>
+      </w:pPr>
+      <w:r>
+        <w:rPr>
+          <w:lang w:val="id_ID" w:bidi="id_ID"/>
+        </w:rPr>
+      </w:r>
+      <w:r>
+        <w:rPr>
+          <w:lang w:val="id_ID" w:bidi="id_ID"/>
+        </w:rPr>
+        <w:t>Kolose 3:5</w:t>
+      </w:r>
+    </w:p>
+    <w:p>
+      <w:pPr>
+        <w:pStyle w:val="ListBullet"/>
+        <w:spacing w:line="240" w:lineRule="auto"/>
+        <w:ind w:left="720"/>
+      </w:pPr>
+      <w:r>
+        <w:rPr>
+          <w:lang w:val="id_ID" w:bidi="id_ID"/>
+        </w:rPr>
+      </w:r>
+      <w:r>
+        <w:rPr>
+          <w:lang w:val="id_ID" w:bidi="id_ID"/>
+        </w:rPr>
+        <w:t>1 Tesalonika 1:9</w:t>
+      </w:r>
     </w:p>
     <w:p>
       <w:pPr>
@@ -2478,66 +2322,48 @@
           <w:lang w:val="id_ID" w:bidi="id_ID"/>
         </w:rPr>
       </w:r>
-      <w:hyperlink r:id="rId32">
-        <w:r>
-          <w:rPr>
-            <w:lang w:val="id_ID" w:bidi="id_ID"/>
-          </w:rPr>
-          <w:rPr>
-            <w:color w:val="0000EE"/>
-            <w:u w:val="single"/>
-          </w:rPr>
-          <w:t>2 Korintus 10:3–4</w:t>
-        </w:r>
-      </w:hyperlink>
-    </w:p>
-    <w:p>
-      <w:pPr>
-        <w:pStyle w:val="ListBullet"/>
-        <w:spacing w:line="240" w:lineRule="auto"/>
-        <w:ind w:left="720"/>
-      </w:pPr>
-      <w:r>
-        <w:rPr>
-          <w:lang w:val="id_ID" w:bidi="id_ID"/>
-        </w:rPr>
-      </w:r>
-      <w:hyperlink r:id="rId33">
-        <w:r>
-          <w:rPr>
-            <w:lang w:val="id_ID" w:bidi="id_ID"/>
-          </w:rPr>
-          <w:rPr>
-            <w:color w:val="0000EE"/>
-            <w:u w:val="single"/>
-          </w:rPr>
-          <w:t>2 Petrus 1:4</w:t>
-        </w:r>
-      </w:hyperlink>
-    </w:p>
-    <w:p>
-      <w:pPr>
-        <w:pStyle w:val="ListBullet"/>
-        <w:spacing w:line="240" w:lineRule="auto"/>
-        <w:ind w:left="720"/>
-      </w:pPr>
-      <w:r>
-        <w:rPr>
-          <w:lang w:val="id_ID" w:bidi="id_ID"/>
-        </w:rPr>
-      </w:r>
-      <w:hyperlink r:id="rId34">
-        <w:r>
-          <w:rPr>
-            <w:lang w:val="id_ID" w:bidi="id_ID"/>
-          </w:rPr>
-          <w:rPr>
-            <w:color w:val="0000EE"/>
-            <w:u w:val="single"/>
-          </w:rPr>
-          <w:t>Roma 1:20</w:t>
-        </w:r>
-      </w:hyperlink>
+      <w:r>
+        <w:rPr>
+          <w:lang w:val="id_ID" w:bidi="id_ID"/>
+        </w:rPr>
+        <w:t>2 Korintus 10:3–4</w:t>
+      </w:r>
+    </w:p>
+    <w:p>
+      <w:pPr>
+        <w:pStyle w:val="ListBullet"/>
+        <w:spacing w:line="240" w:lineRule="auto"/>
+        <w:ind w:left="720"/>
+      </w:pPr>
+      <w:r>
+        <w:rPr>
+          <w:lang w:val="id_ID" w:bidi="id_ID"/>
+        </w:rPr>
+      </w:r>
+      <w:r>
+        <w:rPr>
+          <w:lang w:val="id_ID" w:bidi="id_ID"/>
+        </w:rPr>
+        <w:t>2 Petrus 1:4</w:t>
+      </w:r>
+    </w:p>
+    <w:p>
+      <w:pPr>
+        <w:pStyle w:val="ListBullet"/>
+        <w:spacing w:line="240" w:lineRule="auto"/>
+        <w:ind w:left="720"/>
+      </w:pPr>
+      <w:r>
+        <w:rPr>
+          <w:lang w:val="id_ID" w:bidi="id_ID"/>
+        </w:rPr>
+      </w:r>
+      <w:r>
+        <w:rPr>
+          <w:lang w:val="id_ID" w:bidi="id_ID"/>
+        </w:rPr>
+        <w:t>Roma 1:20</w:t>
+      </w:r>
     </w:p>
     <w:p>
       <w:pPr>
@@ -2956,306 +2782,228 @@
           <w:lang w:val="id_ID" w:bidi="id_ID"/>
         </w:rPr>
       </w:r>
-      <w:hyperlink r:id="rId35">
-        <w:r>
-          <w:rPr>
-            <w:lang w:val="id_ID" w:bidi="id_ID"/>
-          </w:rPr>
-          <w:rPr>
-            <w:color w:val="0000EE"/>
-            <w:u w:val="single"/>
-          </w:rPr>
-          <w:t>2 Tawarikh 6:41</w:t>
-        </w:r>
-      </w:hyperlink>
-    </w:p>
-    <w:p>
-      <w:pPr>
-        <w:pStyle w:val="ListBullet"/>
-        <w:spacing w:line="240" w:lineRule="auto"/>
-        <w:ind w:left="720"/>
-      </w:pPr>
-      <w:r>
-        <w:rPr>
-          <w:lang w:val="id_ID" w:bidi="id_ID"/>
-        </w:rPr>
-      </w:r>
-      <w:hyperlink r:id="rId36">
-        <w:r>
-          <w:rPr>
-            <w:lang w:val="id_ID" w:bidi="id_ID"/>
-          </w:rPr>
-          <w:rPr>
-            <w:color w:val="0000EE"/>
-            <w:u w:val="single"/>
-          </w:rPr>
-          <w:t>Kejadian 14:17–18</w:t>
-        </w:r>
-      </w:hyperlink>
-    </w:p>
-    <w:p>
-      <w:pPr>
-        <w:pStyle w:val="ListBullet"/>
-        <w:spacing w:line="240" w:lineRule="auto"/>
-        <w:ind w:left="720"/>
-      </w:pPr>
-      <w:r>
-        <w:rPr>
-          <w:lang w:val="id_ID" w:bidi="id_ID"/>
-        </w:rPr>
-      </w:r>
-      <w:hyperlink r:id="rId37">
-        <w:r>
-          <w:rPr>
-            <w:lang w:val="id_ID" w:bidi="id_ID"/>
-          </w:rPr>
-          <w:rPr>
-            <w:color w:val="0000EE"/>
-            <w:u w:val="single"/>
-          </w:rPr>
-          <w:t>Kejadian 47:22</w:t>
-        </w:r>
-      </w:hyperlink>
-    </w:p>
-    <w:p>
-      <w:pPr>
-        <w:pStyle w:val="ListBullet"/>
-        <w:spacing w:line="240" w:lineRule="auto"/>
-        <w:ind w:left="720"/>
-      </w:pPr>
-      <w:r>
-        <w:rPr>
-          <w:lang w:val="id_ID" w:bidi="id_ID"/>
-        </w:rPr>
-      </w:r>
-      <w:hyperlink r:id="rId38">
-        <w:r>
-          <w:rPr>
-            <w:lang w:val="id_ID" w:bidi="id_ID"/>
-          </w:rPr>
-          <w:rPr>
-            <w:color w:val="0000EE"/>
-            <w:u w:val="single"/>
-          </w:rPr>
-          <w:t>Yohanes 1:19–21</w:t>
-        </w:r>
-      </w:hyperlink>
-    </w:p>
-    <w:p>
-      <w:pPr>
-        <w:pStyle w:val="ListBullet"/>
-        <w:spacing w:line="240" w:lineRule="auto"/>
-        <w:ind w:left="720"/>
-      </w:pPr>
-      <w:r>
-        <w:rPr>
-          <w:lang w:val="id_ID" w:bidi="id_ID"/>
-        </w:rPr>
-      </w:r>
-      <w:hyperlink r:id="rId39">
-        <w:r>
-          <w:rPr>
-            <w:lang w:val="id_ID" w:bidi="id_ID"/>
-          </w:rPr>
-          <w:rPr>
-            <w:color w:val="0000EE"/>
-            <w:u w:val="single"/>
-          </w:rPr>
-          <w:t>Lukas 10:31</w:t>
-        </w:r>
-      </w:hyperlink>
-    </w:p>
-    <w:p>
-      <w:pPr>
-        <w:pStyle w:val="ListBullet"/>
-        <w:spacing w:line="240" w:lineRule="auto"/>
-        <w:ind w:left="720"/>
-      </w:pPr>
-      <w:r>
-        <w:rPr>
-          <w:lang w:val="id_ID" w:bidi="id_ID"/>
-        </w:rPr>
-      </w:r>
-      <w:hyperlink r:id="rId40">
-        <w:r>
-          <w:rPr>
-            <w:lang w:val="id_ID" w:bidi="id_ID"/>
-          </w:rPr>
-          <w:rPr>
-            <w:color w:val="0000EE"/>
-            <w:u w:val="single"/>
-          </w:rPr>
-          <w:t>Markus 1:44</w:t>
-        </w:r>
-      </w:hyperlink>
-    </w:p>
-    <w:p>
-      <w:pPr>
-        <w:pStyle w:val="ListBullet"/>
-        <w:spacing w:line="240" w:lineRule="auto"/>
-        <w:ind w:left="720"/>
-      </w:pPr>
-      <w:r>
-        <w:rPr>
-          <w:lang w:val="id_ID" w:bidi="id_ID"/>
-        </w:rPr>
-      </w:r>
-      <w:hyperlink r:id="rId41">
-        <w:r>
-          <w:rPr>
-            <w:lang w:val="id_ID" w:bidi="id_ID"/>
-          </w:rPr>
-          <w:rPr>
-            <w:color w:val="0000EE"/>
-            <w:u w:val="single"/>
-          </w:rPr>
-          <w:t>Markus 2:25–26</w:t>
-        </w:r>
-      </w:hyperlink>
-    </w:p>
-    <w:p>
-      <w:pPr>
-        <w:pStyle w:val="ListBullet"/>
-        <w:spacing w:line="240" w:lineRule="auto"/>
-        <w:ind w:left="720"/>
-      </w:pPr>
-      <w:r>
-        <w:rPr>
-          <w:lang w:val="id_ID" w:bidi="id_ID"/>
-        </w:rPr>
-      </w:r>
-      <w:hyperlink r:id="rId42">
-        <w:r>
-          <w:rPr>
-            <w:lang w:val="id_ID" w:bidi="id_ID"/>
-          </w:rPr>
-          <w:rPr>
-            <w:color w:val="0000EE"/>
-            <w:u w:val="single"/>
-          </w:rPr>
-          <w:t>Matius 8:4</w:t>
-        </w:r>
-      </w:hyperlink>
-    </w:p>
-    <w:p>
-      <w:pPr>
-        <w:pStyle w:val="ListBullet"/>
-        <w:spacing w:line="240" w:lineRule="auto"/>
-        <w:ind w:left="720"/>
-      </w:pPr>
-      <w:r>
-        <w:rPr>
-          <w:lang w:val="id_ID" w:bidi="id_ID"/>
-        </w:rPr>
-      </w:r>
-      <w:hyperlink r:id="rId43">
-        <w:r>
-          <w:rPr>
-            <w:lang w:val="id_ID" w:bidi="id_ID"/>
-          </w:rPr>
-          <w:rPr>
-            <w:color w:val="0000EE"/>
-            <w:u w:val="single"/>
-          </w:rPr>
-          <w:t>Matius 12:4</w:t>
-        </w:r>
-      </w:hyperlink>
-    </w:p>
-    <w:p>
-      <w:pPr>
-        <w:pStyle w:val="ListBullet"/>
-        <w:spacing w:line="240" w:lineRule="auto"/>
-        <w:ind w:left="720"/>
-      </w:pPr>
-      <w:r>
-        <w:rPr>
-          <w:lang w:val="id_ID" w:bidi="id_ID"/>
-        </w:rPr>
-      </w:r>
-      <w:hyperlink r:id="rId44">
-        <w:r>
-          <w:rPr>
-            <w:lang w:val="id_ID" w:bidi="id_ID"/>
-          </w:rPr>
-          <w:rPr>
-            <w:color w:val="0000EE"/>
-            <w:u w:val="single"/>
-          </w:rPr>
-          <w:t>Mikha 3:9–11</w:t>
-        </w:r>
-      </w:hyperlink>
-    </w:p>
-    <w:p>
-      <w:pPr>
-        <w:pStyle w:val="ListBullet"/>
-        <w:spacing w:line="240" w:lineRule="auto"/>
-        <w:ind w:left="720"/>
-      </w:pPr>
-      <w:r>
-        <w:rPr>
-          <w:lang w:val="id_ID" w:bidi="id_ID"/>
-        </w:rPr>
-      </w:r>
-      <w:hyperlink r:id="rId45">
-        <w:r>
-          <w:rPr>
-            <w:lang w:val="id_ID" w:bidi="id_ID"/>
-          </w:rPr>
-          <w:rPr>
-            <w:color w:val="0000EE"/>
-            <w:u w:val="single"/>
-          </w:rPr>
-          <w:t>Nehemia 10:28–29</w:t>
-        </w:r>
-      </w:hyperlink>
-    </w:p>
-    <w:p>
-      <w:pPr>
-        <w:pStyle w:val="ListBullet"/>
-        <w:spacing w:line="240" w:lineRule="auto"/>
-        <w:ind w:left="720"/>
-      </w:pPr>
-      <w:r>
-        <w:rPr>
-          <w:lang w:val="id_ID" w:bidi="id_ID"/>
-        </w:rPr>
-      </w:r>
-      <w:hyperlink r:id="rId46">
-        <w:r>
-          <w:rPr>
-            <w:lang w:val="id_ID" w:bidi="id_ID"/>
-          </w:rPr>
-          <w:rPr>
-            <w:color w:val="0000EE"/>
-            <w:u w:val="single"/>
-          </w:rPr>
-          <w:t>Nehemia 10:34–36</w:t>
-        </w:r>
-      </w:hyperlink>
-    </w:p>
-    <w:p>
-      <w:pPr>
-        <w:pStyle w:val="ListBullet"/>
-        <w:spacing w:line="240" w:lineRule="auto"/>
-        <w:ind w:left="720"/>
-      </w:pPr>
-      <w:r>
-        <w:rPr>
-          <w:lang w:val="id_ID" w:bidi="id_ID"/>
-        </w:rPr>
-      </w:r>
-      <w:hyperlink r:id="rId47">
-        <w:r>
-          <w:rPr>
-            <w:lang w:val="id_ID" w:bidi="id_ID"/>
-          </w:rPr>
-          <w:rPr>
-            <w:color w:val="0000EE"/>
-            <w:u w:val="single"/>
-          </w:rPr>
-          <w:t>Wahyu 1:6</w:t>
-        </w:r>
-      </w:hyperlink>
+      <w:r>
+        <w:rPr>
+          <w:lang w:val="id_ID" w:bidi="id_ID"/>
+        </w:rPr>
+        <w:t>2 Tawarikh 6:41</w:t>
+      </w:r>
+    </w:p>
+    <w:p>
+      <w:pPr>
+        <w:pStyle w:val="ListBullet"/>
+        <w:spacing w:line="240" w:lineRule="auto"/>
+        <w:ind w:left="720"/>
+      </w:pPr>
+      <w:r>
+        <w:rPr>
+          <w:lang w:val="id_ID" w:bidi="id_ID"/>
+        </w:rPr>
+      </w:r>
+      <w:r>
+        <w:rPr>
+          <w:lang w:val="id_ID" w:bidi="id_ID"/>
+        </w:rPr>
+        <w:t>Kejadian 14:17–18</w:t>
+      </w:r>
+    </w:p>
+    <w:p>
+      <w:pPr>
+        <w:pStyle w:val="ListBullet"/>
+        <w:spacing w:line="240" w:lineRule="auto"/>
+        <w:ind w:left="720"/>
+      </w:pPr>
+      <w:r>
+        <w:rPr>
+          <w:lang w:val="id_ID" w:bidi="id_ID"/>
+        </w:rPr>
+      </w:r>
+      <w:r>
+        <w:rPr>
+          <w:lang w:val="id_ID" w:bidi="id_ID"/>
+        </w:rPr>
+        <w:t>Kejadian 47:22</w:t>
+      </w:r>
+    </w:p>
+    <w:p>
+      <w:pPr>
+        <w:pStyle w:val="ListBullet"/>
+        <w:spacing w:line="240" w:lineRule="auto"/>
+        <w:ind w:left="720"/>
+      </w:pPr>
+      <w:r>
+        <w:rPr>
+          <w:lang w:val="id_ID" w:bidi="id_ID"/>
+        </w:rPr>
+      </w:r>
+      <w:r>
+        <w:rPr>
+          <w:lang w:val="id_ID" w:bidi="id_ID"/>
+        </w:rPr>
+        <w:t>Yohanes 1:19–21</w:t>
+      </w:r>
+    </w:p>
+    <w:p>
+      <w:pPr>
+        <w:pStyle w:val="ListBullet"/>
+        <w:spacing w:line="240" w:lineRule="auto"/>
+        <w:ind w:left="720"/>
+      </w:pPr>
+      <w:r>
+        <w:rPr>
+          <w:lang w:val="id_ID" w:bidi="id_ID"/>
+        </w:rPr>
+      </w:r>
+      <w:r>
+        <w:rPr>
+          <w:lang w:val="id_ID" w:bidi="id_ID"/>
+        </w:rPr>
+        <w:t>Lukas 10:31</w:t>
+      </w:r>
+    </w:p>
+    <w:p>
+      <w:pPr>
+        <w:pStyle w:val="ListBullet"/>
+        <w:spacing w:line="240" w:lineRule="auto"/>
+        <w:ind w:left="720"/>
+      </w:pPr>
+      <w:r>
+        <w:rPr>
+          <w:lang w:val="id_ID" w:bidi="id_ID"/>
+        </w:rPr>
+      </w:r>
+      <w:r>
+        <w:rPr>
+          <w:lang w:val="id_ID" w:bidi="id_ID"/>
+        </w:rPr>
+        <w:t>Markus 1:44</w:t>
+      </w:r>
+    </w:p>
+    <w:p>
+      <w:pPr>
+        <w:pStyle w:val="ListBullet"/>
+        <w:spacing w:line="240" w:lineRule="auto"/>
+        <w:ind w:left="720"/>
+      </w:pPr>
+      <w:r>
+        <w:rPr>
+          <w:lang w:val="id_ID" w:bidi="id_ID"/>
+        </w:rPr>
+      </w:r>
+      <w:r>
+        <w:rPr>
+          <w:lang w:val="id_ID" w:bidi="id_ID"/>
+        </w:rPr>
+        <w:t>Markus 2:25–26</w:t>
+      </w:r>
+    </w:p>
+    <w:p>
+      <w:pPr>
+        <w:pStyle w:val="ListBullet"/>
+        <w:spacing w:line="240" w:lineRule="auto"/>
+        <w:ind w:left="720"/>
+      </w:pPr>
+      <w:r>
+        <w:rPr>
+          <w:lang w:val="id_ID" w:bidi="id_ID"/>
+        </w:rPr>
+      </w:r>
+      <w:r>
+        <w:rPr>
+          <w:lang w:val="id_ID" w:bidi="id_ID"/>
+        </w:rPr>
+        <w:t>Matius 8:4</w:t>
+      </w:r>
+    </w:p>
+    <w:p>
+      <w:pPr>
+        <w:pStyle w:val="ListBullet"/>
+        <w:spacing w:line="240" w:lineRule="auto"/>
+        <w:ind w:left="720"/>
+      </w:pPr>
+      <w:r>
+        <w:rPr>
+          <w:lang w:val="id_ID" w:bidi="id_ID"/>
+        </w:rPr>
+      </w:r>
+      <w:r>
+        <w:rPr>
+          <w:lang w:val="id_ID" w:bidi="id_ID"/>
+        </w:rPr>
+        <w:t>Matius 12:4</w:t>
+      </w:r>
+    </w:p>
+    <w:p>
+      <w:pPr>
+        <w:pStyle w:val="ListBullet"/>
+        <w:spacing w:line="240" w:lineRule="auto"/>
+        <w:ind w:left="720"/>
+      </w:pPr>
+      <w:r>
+        <w:rPr>
+          <w:lang w:val="id_ID" w:bidi="id_ID"/>
+        </w:rPr>
+      </w:r>
+      <w:r>
+        <w:rPr>
+          <w:lang w:val="id_ID" w:bidi="id_ID"/>
+        </w:rPr>
+        <w:t>Mikha 3:9–11</w:t>
+      </w:r>
+    </w:p>
+    <w:p>
+      <w:pPr>
+        <w:pStyle w:val="ListBullet"/>
+        <w:spacing w:line="240" w:lineRule="auto"/>
+        <w:ind w:left="720"/>
+      </w:pPr>
+      <w:r>
+        <w:rPr>
+          <w:lang w:val="id_ID" w:bidi="id_ID"/>
+        </w:rPr>
+      </w:r>
+      <w:r>
+        <w:rPr>
+          <w:lang w:val="id_ID" w:bidi="id_ID"/>
+        </w:rPr>
+        <w:t>Nehemia 10:28–29</w:t>
+      </w:r>
+    </w:p>
+    <w:p>
+      <w:pPr>
+        <w:pStyle w:val="ListBullet"/>
+        <w:spacing w:line="240" w:lineRule="auto"/>
+        <w:ind w:left="720"/>
+      </w:pPr>
+      <w:r>
+        <w:rPr>
+          <w:lang w:val="id_ID" w:bidi="id_ID"/>
+        </w:rPr>
+      </w:r>
+      <w:r>
+        <w:rPr>
+          <w:lang w:val="id_ID" w:bidi="id_ID"/>
+        </w:rPr>
+        <w:t>Nehemia 10:34–36</w:t>
+      </w:r>
+    </w:p>
+    <w:p>
+      <w:pPr>
+        <w:pStyle w:val="ListBullet"/>
+        <w:spacing w:line="240" w:lineRule="auto"/>
+        <w:ind w:left="720"/>
+      </w:pPr>
+      <w:r>
+        <w:rPr>
+          <w:lang w:val="id_ID" w:bidi="id_ID"/>
+        </w:rPr>
+      </w:r>
+      <w:r>
+        <w:rPr>
+          <w:lang w:val="id_ID" w:bidi="id_ID"/>
+        </w:rPr>
+        <w:t>Wahyu 1:6</w:t>
+      </w:r>
     </w:p>
     <w:p>
       <w:pPr>
@@ -3773,234 +3521,174 @@
           <w:lang w:val="id_ID" w:bidi="id_ID"/>
         </w:rPr>
       </w:r>
-      <w:hyperlink r:id="rId13">
-        <w:r>
-          <w:rPr>
-            <w:lang w:val="id_ID" w:bidi="id_ID"/>
-          </w:rPr>
-          <w:rPr>
-            <w:color w:val="0000EE"/>
-            <w:u w:val="single"/>
-          </w:rPr>
-          <w:t>Kisah Para Rasul 5:27</w:t>
-        </w:r>
-      </w:hyperlink>
-    </w:p>
-    <w:p>
-      <w:pPr>
-        <w:pStyle w:val="ListBullet"/>
-        <w:spacing w:line="240" w:lineRule="auto"/>
-        <w:ind w:left="720"/>
-      </w:pPr>
-      <w:r>
-        <w:rPr>
-          <w:lang w:val="id_ID" w:bidi="id_ID"/>
-        </w:rPr>
-      </w:r>
-      <w:hyperlink r:id="rId13">
-        <w:r>
-          <w:rPr>
-            <w:lang w:val="id_ID" w:bidi="id_ID"/>
-          </w:rPr>
-          <w:rPr>
-            <w:color w:val="0000EE"/>
-            <w:u w:val="single"/>
-          </w:rPr>
-          <w:t>Kisah Para Rasul 7:1</w:t>
-        </w:r>
-      </w:hyperlink>
-    </w:p>
-    <w:p>
-      <w:pPr>
-        <w:pStyle w:val="ListBullet"/>
-        <w:spacing w:line="240" w:lineRule="auto"/>
-        <w:ind w:left="720"/>
-      </w:pPr>
-      <w:r>
-        <w:rPr>
-          <w:lang w:val="id_ID" w:bidi="id_ID"/>
-        </w:rPr>
-      </w:r>
-      <w:hyperlink r:id="rId13">
-        <w:r>
-          <w:rPr>
-            <w:lang w:val="id_ID" w:bidi="id_ID"/>
-          </w:rPr>
-          <w:rPr>
-            <w:color w:val="0000EE"/>
-            <w:u w:val="single"/>
-          </w:rPr>
-          <w:t>Kisah Para Rasul 9:1</w:t>
-        </w:r>
-      </w:hyperlink>
-    </w:p>
-    <w:p>
-      <w:pPr>
-        <w:pStyle w:val="ListBullet"/>
-        <w:spacing w:line="240" w:lineRule="auto"/>
-        <w:ind w:left="720"/>
-      </w:pPr>
-      <w:r>
-        <w:rPr>
-          <w:lang w:val="id_ID" w:bidi="id_ID"/>
-        </w:rPr>
-      </w:r>
-      <w:hyperlink r:id="rId48">
-        <w:r>
-          <w:rPr>
-            <w:lang w:val="id_ID" w:bidi="id_ID"/>
-          </w:rPr>
-          <w:rPr>
-            <w:color w:val="0000EE"/>
-            <w:u w:val="single"/>
-          </w:rPr>
-          <w:t>Kelauran 30:10</w:t>
-        </w:r>
-      </w:hyperlink>
-    </w:p>
-    <w:p>
-      <w:pPr>
-        <w:pStyle w:val="ListBullet"/>
-        <w:spacing w:line="240" w:lineRule="auto"/>
-        <w:ind w:left="720"/>
-      </w:pPr>
-      <w:r>
-        <w:rPr>
-          <w:lang w:val="id_ID" w:bidi="id_ID"/>
-        </w:rPr>
-      </w:r>
-      <w:hyperlink r:id="rId49">
-        <w:r>
-          <w:rPr>
-            <w:lang w:val="id_ID" w:bidi="id_ID"/>
-          </w:rPr>
-          <w:rPr>
-            <w:color w:val="0000EE"/>
-            <w:u w:val="single"/>
-          </w:rPr>
-          <w:t>Ibrani 6:19–20</w:t>
-        </w:r>
-      </w:hyperlink>
-    </w:p>
-    <w:p>
-      <w:pPr>
-        <w:pStyle w:val="ListBullet"/>
-        <w:spacing w:line="240" w:lineRule="auto"/>
-        <w:ind w:left="720"/>
-      </w:pPr>
-      <w:r>
-        <w:rPr>
-          <w:lang w:val="id_ID" w:bidi="id_ID"/>
-        </w:rPr>
-      </w:r>
-      <w:hyperlink r:id="rId50">
-        <w:r>
-          <w:rPr>
-            <w:lang w:val="id_ID" w:bidi="id_ID"/>
-          </w:rPr>
-          <w:rPr>
-            <w:color w:val="0000EE"/>
-            <w:u w:val="single"/>
-          </w:rPr>
-          <w:t>Imamat 16:32</w:t>
-        </w:r>
-      </w:hyperlink>
-    </w:p>
-    <w:p>
-      <w:pPr>
-        <w:pStyle w:val="ListBullet"/>
-        <w:spacing w:line="240" w:lineRule="auto"/>
-        <w:ind w:left="720"/>
-      </w:pPr>
-      <w:r>
-        <w:rPr>
-          <w:lang w:val="id_ID" w:bidi="id_ID"/>
-        </w:rPr>
-      </w:r>
-      <w:hyperlink r:id="rId51">
-        <w:r>
-          <w:rPr>
-            <w:lang w:val="id_ID" w:bidi="id_ID"/>
-          </w:rPr>
-          <w:rPr>
-            <w:color w:val="0000EE"/>
-            <w:u w:val="single"/>
-          </w:rPr>
-          <w:t>Lukas 3:2</w:t>
-        </w:r>
-      </w:hyperlink>
-    </w:p>
-    <w:p>
-      <w:pPr>
-        <w:pStyle w:val="ListBullet"/>
-        <w:spacing w:line="240" w:lineRule="auto"/>
-        <w:ind w:left="720"/>
-      </w:pPr>
-      <w:r>
-        <w:rPr>
-          <w:lang w:val="id_ID" w:bidi="id_ID"/>
-        </w:rPr>
-      </w:r>
-      <w:hyperlink r:id="rId41">
-        <w:r>
-          <w:rPr>
-            <w:lang w:val="id_ID" w:bidi="id_ID"/>
-          </w:rPr>
-          <w:rPr>
-            <w:color w:val="0000EE"/>
-            <w:u w:val="single"/>
-          </w:rPr>
-          <w:t>Markus 2:25–26</w:t>
-        </w:r>
-      </w:hyperlink>
-    </w:p>
-    <w:p>
-      <w:pPr>
-        <w:pStyle w:val="ListBullet"/>
-        <w:spacing w:line="240" w:lineRule="auto"/>
-        <w:ind w:left="720"/>
-      </w:pPr>
-      <w:r>
-        <w:rPr>
-          <w:lang w:val="id_ID" w:bidi="id_ID"/>
-        </w:rPr>
-      </w:r>
-      <w:hyperlink r:id="rId52">
-        <w:r>
-          <w:rPr>
-            <w:lang w:val="id_ID" w:bidi="id_ID"/>
-          </w:rPr>
-          <w:rPr>
-            <w:color w:val="0000EE"/>
-            <w:u w:val="single"/>
-          </w:rPr>
-          <w:t>Matius 26:3–5</w:t>
-        </w:r>
-      </w:hyperlink>
-    </w:p>
-    <w:p>
-      <w:pPr>
-        <w:pStyle w:val="ListBullet"/>
-        <w:spacing w:line="240" w:lineRule="auto"/>
-        <w:ind w:left="720"/>
-      </w:pPr>
-      <w:r>
-        <w:rPr>
-          <w:lang w:val="id_ID" w:bidi="id_ID"/>
-        </w:rPr>
-      </w:r>
-      <w:hyperlink r:id="rId53">
-        <w:r>
-          <w:rPr>
-            <w:lang w:val="id_ID" w:bidi="id_ID"/>
-          </w:rPr>
-          <w:rPr>
-            <w:color w:val="0000EE"/>
-            <w:u w:val="single"/>
-          </w:rPr>
-          <w:t>Matius 26:51–54</w:t>
-        </w:r>
-      </w:hyperlink>
+      <w:r>
+        <w:rPr>
+          <w:lang w:val="id_ID" w:bidi="id_ID"/>
+        </w:rPr>
+        <w:t>Kisah Para Rasul 5:27</w:t>
+      </w:r>
+    </w:p>
+    <w:p>
+      <w:pPr>
+        <w:pStyle w:val="ListBullet"/>
+        <w:spacing w:line="240" w:lineRule="auto"/>
+        <w:ind w:left="720"/>
+      </w:pPr>
+      <w:r>
+        <w:rPr>
+          <w:lang w:val="id_ID" w:bidi="id_ID"/>
+        </w:rPr>
+      </w:r>
+      <w:r>
+        <w:rPr>
+          <w:lang w:val="id_ID" w:bidi="id_ID"/>
+        </w:rPr>
+        <w:t>Kisah Para Rasul 7:1</w:t>
+      </w:r>
+    </w:p>
+    <w:p>
+      <w:pPr>
+        <w:pStyle w:val="ListBullet"/>
+        <w:spacing w:line="240" w:lineRule="auto"/>
+        <w:ind w:left="720"/>
+      </w:pPr>
+      <w:r>
+        <w:rPr>
+          <w:lang w:val="id_ID" w:bidi="id_ID"/>
+        </w:rPr>
+      </w:r>
+      <w:r>
+        <w:rPr>
+          <w:lang w:val="id_ID" w:bidi="id_ID"/>
+        </w:rPr>
+        <w:t>Kisah Para Rasul 9:1</w:t>
+      </w:r>
+    </w:p>
+    <w:p>
+      <w:pPr>
+        <w:pStyle w:val="ListBullet"/>
+        <w:spacing w:line="240" w:lineRule="auto"/>
+        <w:ind w:left="720"/>
+      </w:pPr>
+      <w:r>
+        <w:rPr>
+          <w:lang w:val="id_ID" w:bidi="id_ID"/>
+        </w:rPr>
+      </w:r>
+      <w:r>
+        <w:rPr>
+          <w:lang w:val="id_ID" w:bidi="id_ID"/>
+        </w:rPr>
+        <w:t>Kelauran 30:10</w:t>
+      </w:r>
+    </w:p>
+    <w:p>
+      <w:pPr>
+        <w:pStyle w:val="ListBullet"/>
+        <w:spacing w:line="240" w:lineRule="auto"/>
+        <w:ind w:left="720"/>
+      </w:pPr>
+      <w:r>
+        <w:rPr>
+          <w:lang w:val="id_ID" w:bidi="id_ID"/>
+        </w:rPr>
+      </w:r>
+      <w:r>
+        <w:rPr>
+          <w:lang w:val="id_ID" w:bidi="id_ID"/>
+        </w:rPr>
+        <w:t>Ibrani 6:19–20</w:t>
+      </w:r>
+    </w:p>
+    <w:p>
+      <w:pPr>
+        <w:pStyle w:val="ListBullet"/>
+        <w:spacing w:line="240" w:lineRule="auto"/>
+        <w:ind w:left="720"/>
+      </w:pPr>
+      <w:r>
+        <w:rPr>
+          <w:lang w:val="id_ID" w:bidi="id_ID"/>
+        </w:rPr>
+      </w:r>
+      <w:r>
+        <w:rPr>
+          <w:lang w:val="id_ID" w:bidi="id_ID"/>
+        </w:rPr>
+        <w:t>Imamat 16:32</w:t>
+      </w:r>
+    </w:p>
+    <w:p>
+      <w:pPr>
+        <w:pStyle w:val="ListBullet"/>
+        <w:spacing w:line="240" w:lineRule="auto"/>
+        <w:ind w:left="720"/>
+      </w:pPr>
+      <w:r>
+        <w:rPr>
+          <w:lang w:val="id_ID" w:bidi="id_ID"/>
+        </w:rPr>
+      </w:r>
+      <w:r>
+        <w:rPr>
+          <w:lang w:val="id_ID" w:bidi="id_ID"/>
+        </w:rPr>
+        <w:t>Lukas 3:2</w:t>
+      </w:r>
+    </w:p>
+    <w:p>
+      <w:pPr>
+        <w:pStyle w:val="ListBullet"/>
+        <w:spacing w:line="240" w:lineRule="auto"/>
+        <w:ind w:left="720"/>
+      </w:pPr>
+      <w:r>
+        <w:rPr>
+          <w:lang w:val="id_ID" w:bidi="id_ID"/>
+        </w:rPr>
+      </w:r>
+      <w:r>
+        <w:rPr>
+          <w:lang w:val="id_ID" w:bidi="id_ID"/>
+        </w:rPr>
+        <w:t>Markus 2:25–26</w:t>
+      </w:r>
+    </w:p>
+    <w:p>
+      <w:pPr>
+        <w:pStyle w:val="ListBullet"/>
+        <w:spacing w:line="240" w:lineRule="auto"/>
+        <w:ind w:left="720"/>
+      </w:pPr>
+      <w:r>
+        <w:rPr>
+          <w:lang w:val="id_ID" w:bidi="id_ID"/>
+        </w:rPr>
+      </w:r>
+      <w:r>
+        <w:rPr>
+          <w:lang w:val="id_ID" w:bidi="id_ID"/>
+        </w:rPr>
+        <w:t>Matius 26:3–5</w:t>
+      </w:r>
+    </w:p>
+    <w:p>
+      <w:pPr>
+        <w:pStyle w:val="ListBullet"/>
+        <w:spacing w:line="240" w:lineRule="auto"/>
+        <w:ind w:left="720"/>
+      </w:pPr>
+      <w:r>
+        <w:rPr>
+          <w:lang w:val="id_ID" w:bidi="id_ID"/>
+        </w:rPr>
+      </w:r>
+      <w:r>
+        <w:rPr>
+          <w:lang w:val="id_ID" w:bidi="id_ID"/>
+        </w:rPr>
+        <w:t>Matius 26:51–54</w:t>
+      </w:r>
     </w:p>
     <w:p>
       <w:pPr>
@@ -4681,90 +4369,66 @@
           <w:lang w:val="id_ID" w:bidi="id_ID"/>
         </w:rPr>
       </w:r>
-      <w:hyperlink r:id="rId23">
-        <w:r>
-          <w:rPr>
-            <w:lang w:val="id_ID" w:bidi="id_ID"/>
-          </w:rPr>
-          <w:rPr>
-            <w:color w:val="0000EE"/>
-            <w:u w:val="single"/>
-          </w:rPr>
-          <w:t>2 Timotius 4:7</w:t>
-        </w:r>
-      </w:hyperlink>
-    </w:p>
-    <w:p>
-      <w:pPr>
-        <w:pStyle w:val="ListBullet"/>
-        <w:spacing w:line="240" w:lineRule="auto"/>
-        <w:ind w:left="720"/>
-      </w:pPr>
-      <w:r>
-        <w:rPr>
-          <w:lang w:val="id_ID" w:bidi="id_ID"/>
-        </w:rPr>
-      </w:r>
-      <w:hyperlink r:id="rId13">
-        <w:r>
-          <w:rPr>
-            <w:lang w:val="id_ID" w:bidi="id_ID"/>
-          </w:rPr>
-          <w:rPr>
-            <w:color w:val="0000EE"/>
-            <w:u w:val="single"/>
-          </w:rPr>
-          <w:t>Kisah Para Rasul 6:7</w:t>
-        </w:r>
-      </w:hyperlink>
-    </w:p>
-    <w:p>
-      <w:pPr>
-        <w:pStyle w:val="ListBullet"/>
-        <w:spacing w:line="240" w:lineRule="auto"/>
-        <w:ind w:left="720"/>
-      </w:pPr>
-      <w:r>
-        <w:rPr>
-          <w:lang w:val="id_ID" w:bidi="id_ID"/>
-        </w:rPr>
-      </w:r>
-      <w:hyperlink r:id="rId54">
-        <w:r>
-          <w:rPr>
-            <w:lang w:val="id_ID" w:bidi="id_ID"/>
-          </w:rPr>
-          <w:rPr>
-            <w:color w:val="0000EE"/>
-            <w:u w:val="single"/>
-          </w:rPr>
-          <w:t>Galatia 2:20–21</w:t>
-        </w:r>
-      </w:hyperlink>
-    </w:p>
-    <w:p>
-      <w:pPr>
-        <w:pStyle w:val="ListBullet"/>
-        <w:spacing w:line="240" w:lineRule="auto"/>
-        <w:ind w:left="720"/>
-      </w:pPr>
-      <w:r>
-        <w:rPr>
-          <w:lang w:val="id_ID" w:bidi="id_ID"/>
-        </w:rPr>
-      </w:r>
-      <w:hyperlink r:id="rId55">
-        <w:r>
-          <w:rPr>
-            <w:lang w:val="id_ID" w:bidi="id_ID"/>
-          </w:rPr>
-          <w:rPr>
-            <w:color w:val="0000EE"/>
-            <w:u w:val="single"/>
-          </w:rPr>
-          <w:t>Yakobus 2:20</w:t>
-        </w:r>
-      </w:hyperlink>
+      <w:r>
+        <w:rPr>
+          <w:lang w:val="id_ID" w:bidi="id_ID"/>
+        </w:rPr>
+        <w:t>2 Timotius 4:7</w:t>
+      </w:r>
+    </w:p>
+    <w:p>
+      <w:pPr>
+        <w:pStyle w:val="ListBullet"/>
+        <w:spacing w:line="240" w:lineRule="auto"/>
+        <w:ind w:left="720"/>
+      </w:pPr>
+      <w:r>
+        <w:rPr>
+          <w:lang w:val="id_ID" w:bidi="id_ID"/>
+        </w:rPr>
+      </w:r>
+      <w:r>
+        <w:rPr>
+          <w:lang w:val="id_ID" w:bidi="id_ID"/>
+        </w:rPr>
+        <w:t>Kisah Para Rasul 6:7</w:t>
+      </w:r>
+    </w:p>
+    <w:p>
+      <w:pPr>
+        <w:pStyle w:val="ListBullet"/>
+        <w:spacing w:line="240" w:lineRule="auto"/>
+        <w:ind w:left="720"/>
+      </w:pPr>
+      <w:r>
+        <w:rPr>
+          <w:lang w:val="id_ID" w:bidi="id_ID"/>
+        </w:rPr>
+      </w:r>
+      <w:r>
+        <w:rPr>
+          <w:lang w:val="id_ID" w:bidi="id_ID"/>
+        </w:rPr>
+        <w:t>Galatia 2:20–21</w:t>
+      </w:r>
+    </w:p>
+    <w:p>
+      <w:pPr>
+        <w:pStyle w:val="ListBullet"/>
+        <w:spacing w:line="240" w:lineRule="auto"/>
+        <w:ind w:left="720"/>
+      </w:pPr>
+      <w:r>
+        <w:rPr>
+          <w:lang w:val="id_ID" w:bidi="id_ID"/>
+        </w:rPr>
+      </w:r>
+      <w:r>
+        <w:rPr>
+          <w:lang w:val="id_ID" w:bidi="id_ID"/>
+        </w:rPr>
+        <w:t>Yakobus 2:20</w:t>
+      </w:r>
     </w:p>
     <w:p>
       <w:pPr>
@@ -5233,42 +4897,30 @@
           <w:lang w:val="id_ID" w:bidi="id_ID"/>
         </w:rPr>
       </w:r>
-      <w:hyperlink r:id="rId56">
-        <w:r>
-          <w:rPr>
-            <w:lang w:val="id_ID" w:bidi="id_ID"/>
-          </w:rPr>
-          <w:rPr>
-            <w:color w:val="0000EE"/>
-            <w:u w:val="single"/>
-          </w:rPr>
-          <w:t>Ibrani 10:29</w:t>
-        </w:r>
-      </w:hyperlink>
-    </w:p>
-    <w:p>
-      <w:pPr>
-        <w:pStyle w:val="ListBullet"/>
-        <w:spacing w:line="240" w:lineRule="auto"/>
-        <w:ind w:left="720"/>
-      </w:pPr>
-      <w:r>
-        <w:rPr>
-          <w:lang w:val="id_ID" w:bidi="id_ID"/>
-        </w:rPr>
-      </w:r>
-      <w:hyperlink r:id="rId57">
-        <w:r>
-          <w:rPr>
-            <w:lang w:val="id_ID" w:bidi="id_ID"/>
-          </w:rPr>
-          <w:rPr>
-            <w:color w:val="0000EE"/>
-            <w:u w:val="single"/>
-          </w:rPr>
-          <w:t>Mazmur 7:5</w:t>
-        </w:r>
-      </w:hyperlink>
+      <w:r>
+        <w:rPr>
+          <w:lang w:val="id_ID" w:bidi="id_ID"/>
+        </w:rPr>
+        <w:t>Ibrani 10:29</w:t>
+      </w:r>
+    </w:p>
+    <w:p>
+      <w:pPr>
+        <w:pStyle w:val="ListBullet"/>
+        <w:spacing w:line="240" w:lineRule="auto"/>
+        <w:ind w:left="720"/>
+      </w:pPr>
+      <w:r>
+        <w:rPr>
+          <w:lang w:val="id_ID" w:bidi="id_ID"/>
+        </w:rPr>
+      </w:r>
+      <w:r>
+        <w:rPr>
+          <w:lang w:val="id_ID" w:bidi="id_ID"/>
+        </w:rPr>
+        <w:t>Mazmur 7:5</w:t>
+      </w:r>
     </w:p>
     <w:p>
       <w:pPr>
@@ -5483,90 +5135,66 @@
           <w:lang w:val="id_ID" w:bidi="id_ID"/>
         </w:rPr>
       </w:r>
-      <w:hyperlink r:id="rId58">
-        <w:r>
-          <w:rPr>
-            <w:lang w:val="id_ID" w:bidi="id_ID"/>
-          </w:rPr>
-          <w:rPr>
-            <w:color w:val="0000EE"/>
-            <w:u w:val="single"/>
-          </w:rPr>
-          <w:t>1 Raja-Raja 9:4</w:t>
-        </w:r>
-      </w:hyperlink>
-    </w:p>
-    <w:p>
-      <w:pPr>
-        <w:pStyle w:val="ListBullet"/>
-        <w:spacing w:line="240" w:lineRule="auto"/>
-        <w:ind w:left="720"/>
-      </w:pPr>
-      <w:r>
-        <w:rPr>
-          <w:lang w:val="id_ID" w:bidi="id_ID"/>
-        </w:rPr>
-      </w:r>
-      <w:hyperlink r:id="rId59">
-        <w:r>
-          <w:rPr>
-            <w:lang w:val="id_ID" w:bidi="id_ID"/>
-          </w:rPr>
-          <w:rPr>
-            <w:color w:val="0000EE"/>
-            <w:u w:val="single"/>
-          </w:rPr>
-          <w:t>Ayub 2:3</w:t>
-        </w:r>
-      </w:hyperlink>
-    </w:p>
-    <w:p>
-      <w:pPr>
-        <w:pStyle w:val="ListBullet"/>
-        <w:spacing w:line="240" w:lineRule="auto"/>
-        <w:ind w:left="720"/>
-      </w:pPr>
-      <w:r>
-        <w:rPr>
-          <w:lang w:val="id_ID" w:bidi="id_ID"/>
-        </w:rPr>
-      </w:r>
-      <w:hyperlink r:id="rId60">
-        <w:r>
-          <w:rPr>
-            <w:lang w:val="id_ID" w:bidi="id_ID"/>
-          </w:rPr>
-          <w:rPr>
-            <w:color w:val="0000EE"/>
-            <w:u w:val="single"/>
-          </w:rPr>
-          <w:t>Ayub 4:6</w:t>
-        </w:r>
-      </w:hyperlink>
-    </w:p>
-    <w:p>
-      <w:pPr>
-        <w:pStyle w:val="ListBullet"/>
-        <w:spacing w:line="240" w:lineRule="auto"/>
-        <w:ind w:left="720"/>
-      </w:pPr>
-      <w:r>
-        <w:rPr>
-          <w:lang w:val="id_ID" w:bidi="id_ID"/>
-        </w:rPr>
-      </w:r>
-      <w:hyperlink r:id="rId61">
-        <w:r>
-          <w:rPr>
-            <w:lang w:val="id_ID" w:bidi="id_ID"/>
-          </w:rPr>
-          <w:rPr>
-            <w:color w:val="0000EE"/>
-            <w:u w:val="single"/>
-          </w:rPr>
-          <w:t>Amsal 10:8–9</w:t>
-        </w:r>
-      </w:hyperlink>
+      <w:r>
+        <w:rPr>
+          <w:lang w:val="id_ID" w:bidi="id_ID"/>
+        </w:rPr>
+        <w:t>1 Raja-Raja 9:4</w:t>
+      </w:r>
+    </w:p>
+    <w:p>
+      <w:pPr>
+        <w:pStyle w:val="ListBullet"/>
+        <w:spacing w:line="240" w:lineRule="auto"/>
+        <w:ind w:left="720"/>
+      </w:pPr>
+      <w:r>
+        <w:rPr>
+          <w:lang w:val="id_ID" w:bidi="id_ID"/>
+        </w:rPr>
+      </w:r>
+      <w:r>
+        <w:rPr>
+          <w:lang w:val="id_ID" w:bidi="id_ID"/>
+        </w:rPr>
+        <w:t>Ayub 2:3</w:t>
+      </w:r>
+    </w:p>
+    <w:p>
+      <w:pPr>
+        <w:pStyle w:val="ListBullet"/>
+        <w:spacing w:line="240" w:lineRule="auto"/>
+        <w:ind w:left="720"/>
+      </w:pPr>
+      <w:r>
+        <w:rPr>
+          <w:lang w:val="id_ID" w:bidi="id_ID"/>
+        </w:rPr>
+      </w:r>
+      <w:r>
+        <w:rPr>
+          <w:lang w:val="id_ID" w:bidi="id_ID"/>
+        </w:rPr>
+        <w:t>Ayub 4:6</w:t>
+      </w:r>
+    </w:p>
+    <w:p>
+      <w:pPr>
+        <w:pStyle w:val="ListBullet"/>
+        <w:spacing w:line="240" w:lineRule="auto"/>
+        <w:ind w:left="720"/>
+      </w:pPr>
+      <w:r>
+        <w:rPr>
+          <w:lang w:val="id_ID" w:bidi="id_ID"/>
+        </w:rPr>
+      </w:r>
+      <w:r>
+        <w:rPr>
+          <w:lang w:val="id_ID" w:bidi="id_ID"/>
+        </w:rPr>
+        <w:t>Amsal 10:8–9</w:t>
+      </w:r>
     </w:p>
     <w:p>
       <w:pPr>
@@ -5805,138 +5433,102 @@
           <w:lang w:val="id_ID" w:bidi="id_ID"/>
         </w:rPr>
       </w:r>
-      <w:hyperlink r:id="rId62">
-        <w:r>
-          <w:rPr>
-            <w:lang w:val="id_ID" w:bidi="id_ID"/>
-          </w:rPr>
-          <w:rPr>
-            <w:color w:val="0000EE"/>
-            <w:u w:val="single"/>
-          </w:rPr>
-          <w:t>1 Korintus 13:4–7</w:t>
-        </w:r>
-      </w:hyperlink>
-    </w:p>
-    <w:p>
-      <w:pPr>
-        <w:pStyle w:val="ListBullet"/>
-        <w:spacing w:line="240" w:lineRule="auto"/>
-        <w:ind w:left="720"/>
-      </w:pPr>
-      <w:r>
-        <w:rPr>
-          <w:lang w:val="id_ID" w:bidi="id_ID"/>
-        </w:rPr>
-      </w:r>
-      <w:hyperlink r:id="rId63">
-        <w:r>
-          <w:rPr>
-            <w:lang w:val="id_ID" w:bidi="id_ID"/>
-          </w:rPr>
-          <w:rPr>
-            <w:color w:val="0000EE"/>
-            <w:u w:val="single"/>
-          </w:rPr>
-          <w:t>1 Petrus 2:1</w:t>
-        </w:r>
-      </w:hyperlink>
-    </w:p>
-    <w:p>
-      <w:pPr>
-        <w:pStyle w:val="ListBullet"/>
-        <w:spacing w:line="240" w:lineRule="auto"/>
-        <w:ind w:left="720"/>
-      </w:pPr>
-      <w:r>
-        <w:rPr>
-          <w:lang w:val="id_ID" w:bidi="id_ID"/>
-        </w:rPr>
-      </w:r>
-      <w:hyperlink r:id="rId64">
-        <w:r>
-          <w:rPr>
-            <w:lang w:val="id_ID" w:bidi="id_ID"/>
-          </w:rPr>
-          <w:rPr>
-            <w:color w:val="0000EE"/>
-            <w:u w:val="single"/>
-          </w:rPr>
-          <w:t>Keluaran 20:17</w:t>
-        </w:r>
-      </w:hyperlink>
-    </w:p>
-    <w:p>
-      <w:pPr>
-        <w:pStyle w:val="ListBullet"/>
-        <w:spacing w:line="240" w:lineRule="auto"/>
-        <w:ind w:left="720"/>
-      </w:pPr>
-      <w:r>
-        <w:rPr>
-          <w:lang w:val="id_ID" w:bidi="id_ID"/>
-        </w:rPr>
-      </w:r>
-      <w:hyperlink r:id="rId65">
-        <w:r>
-          <w:rPr>
-            <w:lang w:val="id_ID" w:bidi="id_ID"/>
-          </w:rPr>
-          <w:rPr>
-            <w:color w:val="0000EE"/>
-            <w:u w:val="single"/>
-          </w:rPr>
-          <w:t>Markus 7:20–23</w:t>
-        </w:r>
-      </w:hyperlink>
-    </w:p>
-    <w:p>
-      <w:pPr>
-        <w:pStyle w:val="ListBullet"/>
-        <w:spacing w:line="240" w:lineRule="auto"/>
-        <w:ind w:left="720"/>
-      </w:pPr>
-      <w:r>
-        <w:rPr>
-          <w:lang w:val="id_ID" w:bidi="id_ID"/>
-        </w:rPr>
-      </w:r>
-      <w:hyperlink r:id="rId66">
-        <w:r>
-          <w:rPr>
-            <w:lang w:val="id_ID" w:bidi="id_ID"/>
-          </w:rPr>
-          <w:rPr>
-            <w:color w:val="0000EE"/>
-            <w:u w:val="single"/>
-          </w:rPr>
-          <w:t>Amsal 3:31–32</w:t>
-        </w:r>
-      </w:hyperlink>
-    </w:p>
-    <w:p>
-      <w:pPr>
-        <w:pStyle w:val="ListBullet"/>
-        <w:spacing w:line="240" w:lineRule="auto"/>
-        <w:ind w:left="720"/>
-      </w:pPr>
-      <w:r>
-        <w:rPr>
-          <w:lang w:val="id_ID" w:bidi="id_ID"/>
-        </w:rPr>
-      </w:r>
-      <w:hyperlink r:id="rId67">
-        <w:r>
-          <w:rPr>
-            <w:lang w:val="id_ID" w:bidi="id_ID"/>
-          </w:rPr>
-          <w:rPr>
-            <w:color w:val="0000EE"/>
-            <w:u w:val="single"/>
-          </w:rPr>
-          <w:t>Roma 1:29</w:t>
-        </w:r>
-      </w:hyperlink>
+      <w:r>
+        <w:rPr>
+          <w:lang w:val="id_ID" w:bidi="id_ID"/>
+        </w:rPr>
+        <w:t>1 Korintus 13:4–7</w:t>
+      </w:r>
+    </w:p>
+    <w:p>
+      <w:pPr>
+        <w:pStyle w:val="ListBullet"/>
+        <w:spacing w:line="240" w:lineRule="auto"/>
+        <w:ind w:left="720"/>
+      </w:pPr>
+      <w:r>
+        <w:rPr>
+          <w:lang w:val="id_ID" w:bidi="id_ID"/>
+        </w:rPr>
+      </w:r>
+      <w:r>
+        <w:rPr>
+          <w:lang w:val="id_ID" w:bidi="id_ID"/>
+        </w:rPr>
+        <w:t>1 Petrus 2:1</w:t>
+      </w:r>
+    </w:p>
+    <w:p>
+      <w:pPr>
+        <w:pStyle w:val="ListBullet"/>
+        <w:spacing w:line="240" w:lineRule="auto"/>
+        <w:ind w:left="720"/>
+      </w:pPr>
+      <w:r>
+        <w:rPr>
+          <w:lang w:val="id_ID" w:bidi="id_ID"/>
+        </w:rPr>
+      </w:r>
+      <w:r>
+        <w:rPr>
+          <w:lang w:val="id_ID" w:bidi="id_ID"/>
+        </w:rPr>
+        <w:t>Keluaran 20:17</w:t>
+      </w:r>
+    </w:p>
+    <w:p>
+      <w:pPr>
+        <w:pStyle w:val="ListBullet"/>
+        <w:spacing w:line="240" w:lineRule="auto"/>
+        <w:ind w:left="720"/>
+      </w:pPr>
+      <w:r>
+        <w:rPr>
+          <w:lang w:val="id_ID" w:bidi="id_ID"/>
+        </w:rPr>
+      </w:r>
+      <w:r>
+        <w:rPr>
+          <w:lang w:val="id_ID" w:bidi="id_ID"/>
+        </w:rPr>
+        <w:t>Markus 7:20–23</w:t>
+      </w:r>
+    </w:p>
+    <w:p>
+      <w:pPr>
+        <w:pStyle w:val="ListBullet"/>
+        <w:spacing w:line="240" w:lineRule="auto"/>
+        <w:ind w:left="720"/>
+      </w:pPr>
+      <w:r>
+        <w:rPr>
+          <w:lang w:val="id_ID" w:bidi="id_ID"/>
+        </w:rPr>
+      </w:r>
+      <w:r>
+        <w:rPr>
+          <w:lang w:val="id_ID" w:bidi="id_ID"/>
+        </w:rPr>
+        <w:t>Amsal 3:31–32</w:t>
+      </w:r>
+    </w:p>
+    <w:p>
+      <w:pPr>
+        <w:pStyle w:val="ListBullet"/>
+        <w:spacing w:line="240" w:lineRule="auto"/>
+        <w:ind w:left="720"/>
+      </w:pPr>
+      <w:r>
+        <w:rPr>
+          <w:lang w:val="id_ID" w:bidi="id_ID"/>
+        </w:rPr>
+      </w:r>
+      <w:r>
+        <w:rPr>
+          <w:lang w:val="id_ID" w:bidi="id_ID"/>
+        </w:rPr>
+        <w:t>Roma 1:29</w:t>
+      </w:r>
     </w:p>
     <w:p>
       <w:pPr>
@@ -6226,114 +5818,84 @@
           <w:lang w:val="id_ID" w:bidi="id_ID"/>
         </w:rPr>
       </w:r>
-      <w:hyperlink r:id="rId68">
-        <w:r>
-          <w:rPr>
-            <w:lang w:val="id_ID" w:bidi="id_ID"/>
-          </w:rPr>
-          <w:rPr>
-            <w:color w:val="0000EE"/>
-            <w:u w:val="single"/>
-          </w:rPr>
-          <w:t>1 Tawarikh 2:12</w:t>
-        </w:r>
-      </w:hyperlink>
-    </w:p>
-    <w:p>
-      <w:pPr>
-        <w:pStyle w:val="ListBullet"/>
-        <w:spacing w:line="240" w:lineRule="auto"/>
-        <w:ind w:left="720"/>
-      </w:pPr>
-      <w:r>
-        <w:rPr>
-          <w:lang w:val="id_ID" w:bidi="id_ID"/>
-        </w:rPr>
-      </w:r>
-      <w:hyperlink r:id="rId58">
-        <w:r>
-          <w:rPr>
-            <w:lang w:val="id_ID" w:bidi="id_ID"/>
-          </w:rPr>
-          <w:rPr>
-            <w:color w:val="0000EE"/>
-            <w:u w:val="single"/>
-          </w:rPr>
-          <w:t>1 Raja-raja 12:16</w:t>
-        </w:r>
-      </w:hyperlink>
-    </w:p>
-    <w:p>
-      <w:pPr>
-        <w:pStyle w:val="ListBullet"/>
-        <w:spacing w:line="240" w:lineRule="auto"/>
-        <w:ind w:left="720"/>
-      </w:pPr>
-      <w:r>
-        <w:rPr>
-          <w:lang w:val="id_ID" w:bidi="id_ID"/>
-        </w:rPr>
-      </w:r>
-      <w:hyperlink r:id="rId69">
-        <w:r>
-          <w:rPr>
-            <w:lang w:val="id_ID" w:bidi="id_ID"/>
-          </w:rPr>
-          <w:rPr>
-            <w:color w:val="0000EE"/>
-            <w:u w:val="single"/>
-          </w:rPr>
-          <w:t>1 Samuel 16:1</w:t>
-        </w:r>
-      </w:hyperlink>
-    </w:p>
-    <w:p>
-      <w:pPr>
-        <w:pStyle w:val="ListBullet"/>
-        <w:spacing w:line="240" w:lineRule="auto"/>
-        <w:ind w:left="720"/>
-      </w:pPr>
-      <w:r>
-        <w:rPr>
-          <w:lang w:val="id_ID" w:bidi="id_ID"/>
-        </w:rPr>
-      </w:r>
-      <w:hyperlink r:id="rId70">
-        <w:r>
-          <w:rPr>
-            <w:lang w:val="id_ID" w:bidi="id_ID"/>
-          </w:rPr>
-          <w:rPr>
-            <w:color w:val="0000EE"/>
-            <w:u w:val="single"/>
-          </w:rPr>
-          <w:t>Lukas 3:32</w:t>
-        </w:r>
-      </w:hyperlink>
-    </w:p>
-    <w:p>
-      <w:pPr>
-        <w:pStyle w:val="ListBullet"/>
-        <w:spacing w:line="240" w:lineRule="auto"/>
-        <w:ind w:left="720"/>
-      </w:pPr>
-      <w:r>
-        <w:rPr>
-          <w:lang w:val="id_ID" w:bidi="id_ID"/>
-        </w:rPr>
-      </w:r>
-      <w:hyperlink r:id="rId71">
-        <w:r>
-          <w:rPr>
-            <w:lang w:val="id_ID" w:bidi="id_ID"/>
-          </w:rPr>
-          <w:rPr>
-            <w:color w:val="0000EE"/>
-            <w:u w:val="single"/>
-          </w:rPr>
-          <w:t>Matius 1:4–6</w:t>
-        </w:r>
-      </w:hyperlink>
+      <w:r>
+        <w:rPr>
+          <w:lang w:val="id_ID" w:bidi="id_ID"/>
+        </w:rPr>
+        <w:t>1 Tawarikh 2:12</w:t>
+      </w:r>
+    </w:p>
+    <w:p>
+      <w:pPr>
+        <w:pStyle w:val="ListBullet"/>
+        <w:spacing w:line="240" w:lineRule="auto"/>
+        <w:ind w:left="720"/>
+      </w:pPr>
+      <w:r>
+        <w:rPr>
+          <w:lang w:val="id_ID" w:bidi="id_ID"/>
+        </w:rPr>
+      </w:r>
+      <w:r>
+        <w:rPr>
+          <w:lang w:val="id_ID" w:bidi="id_ID"/>
+        </w:rPr>
+        <w:t>1 Raja-raja 12:16</w:t>
+      </w:r>
+    </w:p>
+    <w:p>
+      <w:pPr>
+        <w:pStyle w:val="ListBullet"/>
+        <w:spacing w:line="240" w:lineRule="auto"/>
+        <w:ind w:left="720"/>
+      </w:pPr>
+      <w:r>
+        <w:rPr>
+          <w:lang w:val="id_ID" w:bidi="id_ID"/>
+        </w:rPr>
+      </w:r>
+      <w:r>
+        <w:rPr>
+          <w:lang w:val="id_ID" w:bidi="id_ID"/>
+        </w:rPr>
+        <w:t>1 Samuel 16:1</w:t>
+      </w:r>
+    </w:p>
+    <w:p>
+      <w:pPr>
+        <w:pStyle w:val="ListBullet"/>
+        <w:spacing w:line="240" w:lineRule="auto"/>
+        <w:ind w:left="720"/>
+      </w:pPr>
+      <w:r>
+        <w:rPr>
+          <w:lang w:val="id_ID" w:bidi="id_ID"/>
+        </w:rPr>
+      </w:r>
+      <w:r>
+        <w:rPr>
+          <w:lang w:val="id_ID" w:bidi="id_ID"/>
+        </w:rPr>
+        <w:t>Lukas 3:32</w:t>
+      </w:r>
+    </w:p>
+    <w:p>
+      <w:pPr>
+        <w:pStyle w:val="ListBullet"/>
+        <w:spacing w:line="240" w:lineRule="auto"/>
+        <w:ind w:left="720"/>
+      </w:pPr>
+      <w:r>
+        <w:rPr>
+          <w:lang w:val="id_ID" w:bidi="id_ID"/>
+        </w:rPr>
+      </w:r>
+      <w:r>
+        <w:rPr>
+          <w:lang w:val="id_ID" w:bidi="id_ID"/>
+        </w:rPr>
+        <w:t>Matius 1:4–6</w:t>
+      </w:r>
     </w:p>
     <w:p>
       <w:pPr>
@@ -6563,90 +6125,66 @@
           <w:lang w:val="id_ID" w:bidi="id_ID"/>
         </w:rPr>
       </w:r>
-      <w:hyperlink r:id="rId72">
-        <w:r>
-          <w:rPr>
-            <w:lang w:val="id_ID" w:bidi="id_ID"/>
-          </w:rPr>
-          <w:rPr>
-            <w:color w:val="0000EE"/>
-            <w:u w:val="single"/>
-          </w:rPr>
-          <w:t>Kejadian 30:18</w:t>
-        </w:r>
-      </w:hyperlink>
-    </w:p>
-    <w:p>
-      <w:pPr>
-        <w:pStyle w:val="ListBullet"/>
-        <w:spacing w:line="240" w:lineRule="auto"/>
-        <w:ind w:left="720"/>
-      </w:pPr>
-      <w:r>
-        <w:rPr>
-          <w:lang w:val="id_ID" w:bidi="id_ID"/>
-        </w:rPr>
-      </w:r>
-      <w:hyperlink r:id="rId73">
-        <w:r>
-          <w:rPr>
-            <w:lang w:val="id_ID" w:bidi="id_ID"/>
-          </w:rPr>
-          <w:rPr>
-            <w:color w:val="0000EE"/>
-            <w:u w:val="single"/>
-          </w:rPr>
-          <w:t>Keluaran 1:1–5</w:t>
-        </w:r>
-      </w:hyperlink>
-    </w:p>
-    <w:p>
-      <w:pPr>
-        <w:pStyle w:val="ListBullet"/>
-        <w:spacing w:line="240" w:lineRule="auto"/>
-        <w:ind w:left="720"/>
-      </w:pPr>
-      <w:r>
-        <w:rPr>
-          <w:lang w:val="id_ID" w:bidi="id_ID"/>
-        </w:rPr>
-      </w:r>
-      <w:hyperlink r:id="rId74">
-        <w:r>
-          <w:rPr>
-            <w:lang w:val="id_ID" w:bidi="id_ID"/>
-          </w:rPr>
-          <w:rPr>
-            <w:color w:val="0000EE"/>
-            <w:u w:val="single"/>
-          </w:rPr>
-          <w:t>Yehezkiel 48:23–26</w:t>
-        </w:r>
-      </w:hyperlink>
-    </w:p>
-    <w:p>
-      <w:pPr>
-        <w:pStyle w:val="ListBullet"/>
-        <w:spacing w:line="240" w:lineRule="auto"/>
-        <w:ind w:left="720"/>
-      </w:pPr>
-      <w:r>
-        <w:rPr>
-          <w:lang w:val="id_ID" w:bidi="id_ID"/>
-        </w:rPr>
-      </w:r>
-      <w:hyperlink r:id="rId75">
-        <w:r>
-          <w:rPr>
-            <w:lang w:val="id_ID" w:bidi="id_ID"/>
-          </w:rPr>
-          <w:rPr>
-            <w:color w:val="0000EE"/>
-            <w:u w:val="single"/>
-          </w:rPr>
-          <w:t>Yosua 17:10</w:t>
-        </w:r>
-      </w:hyperlink>
+      <w:r>
+        <w:rPr>
+          <w:lang w:val="id_ID" w:bidi="id_ID"/>
+        </w:rPr>
+        <w:t>Kejadian 30:18</w:t>
+      </w:r>
+    </w:p>
+    <w:p>
+      <w:pPr>
+        <w:pStyle w:val="ListBullet"/>
+        <w:spacing w:line="240" w:lineRule="auto"/>
+        <w:ind w:left="720"/>
+      </w:pPr>
+      <w:r>
+        <w:rPr>
+          <w:lang w:val="id_ID" w:bidi="id_ID"/>
+        </w:rPr>
+      </w:r>
+      <w:r>
+        <w:rPr>
+          <w:lang w:val="id_ID" w:bidi="id_ID"/>
+        </w:rPr>
+        <w:t>Keluaran 1:1–5</w:t>
+      </w:r>
+    </w:p>
+    <w:p>
+      <w:pPr>
+        <w:pStyle w:val="ListBullet"/>
+        <w:spacing w:line="240" w:lineRule="auto"/>
+        <w:ind w:left="720"/>
+      </w:pPr>
+      <w:r>
+        <w:rPr>
+          <w:lang w:val="id_ID" w:bidi="id_ID"/>
+        </w:rPr>
+      </w:r>
+      <w:r>
+        <w:rPr>
+          <w:lang w:val="id_ID" w:bidi="id_ID"/>
+        </w:rPr>
+        <w:t>Yehezkiel 48:23–26</w:t>
+      </w:r>
+    </w:p>
+    <w:p>
+      <w:pPr>
+        <w:pStyle w:val="ListBullet"/>
+        <w:spacing w:line="240" w:lineRule="auto"/>
+        <w:ind w:left="720"/>
+      </w:pPr>
+      <w:r>
+        <w:rPr>
+          <w:lang w:val="id_ID" w:bidi="id_ID"/>
+        </w:rPr>
+      </w:r>
+      <w:r>
+        <w:rPr>
+          <w:lang w:val="id_ID" w:bidi="id_ID"/>
+        </w:rPr>
+        <w:t>Yosua 17:10</w:t>
+      </w:r>
     </w:p>
     <w:p>
       <w:pPr>
@@ -6962,210 +6500,156 @@
         </w:rPr>
         <w:t>*</w:t>
       </w:r>
-      <w:hyperlink r:id="rId76">
-        <w:r>
-          <w:rPr>
-            <w:lang w:val="id_ID" w:bidi="id_ID"/>
-          </w:rPr>
-          <w:rPr>
-            <w:color w:val="0000EE"/>
-            <w:u w:val="single"/>
-          </w:rPr>
-          <w:t>Galatia 4:28–29</w:t>
-        </w:r>
-      </w:hyperlink>
-    </w:p>
-    <w:p>
-      <w:pPr>
-        <w:pStyle w:val="ListBullet"/>
-        <w:spacing w:line="240" w:lineRule="auto"/>
-        <w:ind w:left="720"/>
-      </w:pPr>
-      <w:r>
-        <w:rPr>
-          <w:lang w:val="id_ID" w:bidi="id_ID"/>
-        </w:rPr>
-      </w:r>
-      <w:hyperlink r:id="rId77">
-        <w:r>
-          <w:rPr>
-            <w:lang w:val="id_ID" w:bidi="id_ID"/>
-          </w:rPr>
-          <w:rPr>
-            <w:color w:val="0000EE"/>
-            <w:u w:val="single"/>
-          </w:rPr>
-          <w:t>Kejadian 25:9–11</w:t>
-        </w:r>
-      </w:hyperlink>
-    </w:p>
-    <w:p>
-      <w:pPr>
-        <w:pStyle w:val="ListBullet"/>
-        <w:spacing w:line="240" w:lineRule="auto"/>
-        <w:ind w:left="720"/>
-      </w:pPr>
-      <w:r>
-        <w:rPr>
-          <w:lang w:val="id_ID" w:bidi="id_ID"/>
-        </w:rPr>
-      </w:r>
-      <w:hyperlink r:id="rId78">
-        <w:r>
-          <w:rPr>
-            <w:lang w:val="id_ID" w:bidi="id_ID"/>
-          </w:rPr>
-          <w:rPr>
-            <w:color w:val="0000EE"/>
-            <w:u w:val="single"/>
-          </w:rPr>
-          <w:t>Kejadian 25:19</w:t>
-        </w:r>
-      </w:hyperlink>
-    </w:p>
-    <w:p>
-      <w:pPr>
-        <w:pStyle w:val="ListBullet"/>
-        <w:spacing w:line="240" w:lineRule="auto"/>
-        <w:ind w:left="720"/>
-      </w:pPr>
-      <w:r>
-        <w:rPr>
-          <w:lang w:val="id_ID" w:bidi="id_ID"/>
-        </w:rPr>
-      </w:r>
-      <w:hyperlink r:id="rId79">
-        <w:r>
-          <w:rPr>
-            <w:lang w:val="id_ID" w:bidi="id_ID"/>
-          </w:rPr>
-          <w:rPr>
-            <w:color w:val="0000EE"/>
-            <w:u w:val="single"/>
-          </w:rPr>
-          <w:t>Kejadian 26:1</w:t>
-        </w:r>
-      </w:hyperlink>
-    </w:p>
-    <w:p>
-      <w:pPr>
-        <w:pStyle w:val="ListBullet"/>
-        <w:spacing w:line="240" w:lineRule="auto"/>
-        <w:ind w:left="720"/>
-      </w:pPr>
-      <w:r>
-        <w:rPr>
-          <w:lang w:val="id_ID" w:bidi="id_ID"/>
-        </w:rPr>
-      </w:r>
-      <w:hyperlink r:id="rId80">
-        <w:r>
-          <w:rPr>
-            <w:lang w:val="id_ID" w:bidi="id_ID"/>
-          </w:rPr>
-          <w:rPr>
-            <w:color w:val="0000EE"/>
-            <w:u w:val="single"/>
-          </w:rPr>
-          <w:t>Kejadian 26:8</w:t>
-        </w:r>
-      </w:hyperlink>
-    </w:p>
-    <w:p>
-      <w:pPr>
-        <w:pStyle w:val="ListBullet"/>
-        <w:spacing w:line="240" w:lineRule="auto"/>
-        <w:ind w:left="720"/>
-      </w:pPr>
-      <w:r>
-        <w:rPr>
-          <w:lang w:val="id_ID" w:bidi="id_ID"/>
-        </w:rPr>
-      </w:r>
-      <w:hyperlink r:id="rId81">
-        <w:r>
-          <w:rPr>
-            <w:lang w:val="id_ID" w:bidi="id_ID"/>
-          </w:rPr>
-          <w:rPr>
-            <w:color w:val="0000EE"/>
-            <w:u w:val="single"/>
-          </w:rPr>
-          <w:t>Kejadian 28:1–2</w:t>
-        </w:r>
-      </w:hyperlink>
-    </w:p>
-    <w:p>
-      <w:pPr>
-        <w:pStyle w:val="ListBullet"/>
-        <w:spacing w:line="240" w:lineRule="auto"/>
-        <w:ind w:left="720"/>
-      </w:pPr>
-      <w:r>
-        <w:rPr>
-          <w:lang w:val="id_ID" w:bidi="id_ID"/>
-        </w:rPr>
-      </w:r>
-      <w:hyperlink r:id="rId82">
-        <w:r>
-          <w:rPr>
-            <w:lang w:val="id_ID" w:bidi="id_ID"/>
-          </w:rPr>
-          <w:rPr>
-            <w:color w:val="0000EE"/>
-            <w:u w:val="single"/>
-          </w:rPr>
-          <w:t>Kejadian 31:18</w:t>
-        </w:r>
-      </w:hyperlink>
-    </w:p>
-    <w:p>
-      <w:pPr>
-        <w:pStyle w:val="ListBullet"/>
-        <w:spacing w:line="240" w:lineRule="auto"/>
-        <w:ind w:left="720"/>
-      </w:pPr>
-      <w:r>
-        <w:rPr>
-          <w:lang w:val="id_ID" w:bidi="id_ID"/>
-        </w:rPr>
-      </w:r>
-      <w:hyperlink r:id="rId83">
-        <w:r>
-          <w:rPr>
-            <w:lang w:val="id_ID" w:bidi="id_ID"/>
-          </w:rPr>
-          <w:rPr>
-            <w:color w:val="0000EE"/>
-            <w:u w:val="single"/>
-          </w:rPr>
-          <w:t>Matius 8:11–13</w:t>
-        </w:r>
-      </w:hyperlink>
-    </w:p>
-    <w:p>
-      <w:pPr>
-        <w:pStyle w:val="ListBullet"/>
-        <w:spacing w:line="240" w:lineRule="auto"/>
-        <w:ind w:left="720"/>
-      </w:pPr>
-      <w:r>
-        <w:rPr>
-          <w:lang w:val="id_ID" w:bidi="id_ID"/>
-        </w:rPr>
-      </w:r>
-      <w:hyperlink r:id="rId84">
-        <w:r>
-          <w:rPr>
-            <w:lang w:val="id_ID" w:bidi="id_ID"/>
-          </w:rPr>
-          <w:rPr>
-            <w:color w:val="0000EE"/>
-            <w:u w:val="single"/>
-          </w:rPr>
-          <w:t>Matius 22:32</w:t>
-        </w:r>
-      </w:hyperlink>
+      <w:r>
+        <w:rPr>
+          <w:lang w:val="id_ID" w:bidi="id_ID"/>
+        </w:rPr>
+        <w:t>Galatia 4:28–29</w:t>
+      </w:r>
+    </w:p>
+    <w:p>
+      <w:pPr>
+        <w:pStyle w:val="ListBullet"/>
+        <w:spacing w:line="240" w:lineRule="auto"/>
+        <w:ind w:left="720"/>
+      </w:pPr>
+      <w:r>
+        <w:rPr>
+          <w:lang w:val="id_ID" w:bidi="id_ID"/>
+        </w:rPr>
+      </w:r>
+      <w:r>
+        <w:rPr>
+          <w:lang w:val="id_ID" w:bidi="id_ID"/>
+        </w:rPr>
+        <w:t>Kejadian 25:9–11</w:t>
+      </w:r>
+    </w:p>
+    <w:p>
+      <w:pPr>
+        <w:pStyle w:val="ListBullet"/>
+        <w:spacing w:line="240" w:lineRule="auto"/>
+        <w:ind w:left="720"/>
+      </w:pPr>
+      <w:r>
+        <w:rPr>
+          <w:lang w:val="id_ID" w:bidi="id_ID"/>
+        </w:rPr>
+      </w:r>
+      <w:r>
+        <w:rPr>
+          <w:lang w:val="id_ID" w:bidi="id_ID"/>
+        </w:rPr>
+        <w:t>Kejadian 25:19</w:t>
+      </w:r>
+    </w:p>
+    <w:p>
+      <w:pPr>
+        <w:pStyle w:val="ListBullet"/>
+        <w:spacing w:line="240" w:lineRule="auto"/>
+        <w:ind w:left="720"/>
+      </w:pPr>
+      <w:r>
+        <w:rPr>
+          <w:lang w:val="id_ID" w:bidi="id_ID"/>
+        </w:rPr>
+      </w:r>
+      <w:r>
+        <w:rPr>
+          <w:lang w:val="id_ID" w:bidi="id_ID"/>
+        </w:rPr>
+        <w:t>Kejadian 26:1</w:t>
+      </w:r>
+    </w:p>
+    <w:p>
+      <w:pPr>
+        <w:pStyle w:val="ListBullet"/>
+        <w:spacing w:line="240" w:lineRule="auto"/>
+        <w:ind w:left="720"/>
+      </w:pPr>
+      <w:r>
+        <w:rPr>
+          <w:lang w:val="id_ID" w:bidi="id_ID"/>
+        </w:rPr>
+      </w:r>
+      <w:r>
+        <w:rPr>
+          <w:lang w:val="id_ID" w:bidi="id_ID"/>
+        </w:rPr>
+        <w:t>Kejadian 26:8</w:t>
+      </w:r>
+    </w:p>
+    <w:p>
+      <w:pPr>
+        <w:pStyle w:val="ListBullet"/>
+        <w:spacing w:line="240" w:lineRule="auto"/>
+        <w:ind w:left="720"/>
+      </w:pPr>
+      <w:r>
+        <w:rPr>
+          <w:lang w:val="id_ID" w:bidi="id_ID"/>
+        </w:rPr>
+      </w:r>
+      <w:r>
+        <w:rPr>
+          <w:lang w:val="id_ID" w:bidi="id_ID"/>
+        </w:rPr>
+        <w:t>Kejadian 28:1–2</w:t>
+      </w:r>
+    </w:p>
+    <w:p>
+      <w:pPr>
+        <w:pStyle w:val="ListBullet"/>
+        <w:spacing w:line="240" w:lineRule="auto"/>
+        <w:ind w:left="720"/>
+      </w:pPr>
+      <w:r>
+        <w:rPr>
+          <w:lang w:val="id_ID" w:bidi="id_ID"/>
+        </w:rPr>
+      </w:r>
+      <w:r>
+        <w:rPr>
+          <w:lang w:val="id_ID" w:bidi="id_ID"/>
+        </w:rPr>
+        <w:t>Kejadian 31:18</w:t>
+      </w:r>
+    </w:p>
+    <w:p>
+      <w:pPr>
+        <w:pStyle w:val="ListBullet"/>
+        <w:spacing w:line="240" w:lineRule="auto"/>
+        <w:ind w:left="720"/>
+      </w:pPr>
+      <w:r>
+        <w:rPr>
+          <w:lang w:val="id_ID" w:bidi="id_ID"/>
+        </w:rPr>
+      </w:r>
+      <w:r>
+        <w:rPr>
+          <w:lang w:val="id_ID" w:bidi="id_ID"/>
+        </w:rPr>
+        <w:t>Matius 8:11–13</w:t>
+      </w:r>
+    </w:p>
+    <w:p>
+      <w:pPr>
+        <w:pStyle w:val="ListBullet"/>
+        <w:spacing w:line="240" w:lineRule="auto"/>
+        <w:ind w:left="720"/>
+      </w:pPr>
+      <w:r>
+        <w:rPr>
+          <w:lang w:val="id_ID" w:bidi="id_ID"/>
+        </w:rPr>
+      </w:r>
+      <w:r>
+        <w:rPr>
+          <w:lang w:val="id_ID" w:bidi="id_ID"/>
+        </w:rPr>
+        <w:t>Matius 22:32</w:t>
+      </w:r>
     </w:p>
     <w:p>
       <w:pPr>
@@ -7805,138 +7289,102 @@
           <w:lang w:val="id_ID" w:bidi="id_ID"/>
         </w:rPr>
       </w:r>
-      <w:hyperlink r:id="rId68">
-        <w:r>
-          <w:rPr>
-            <w:lang w:val="id_ID" w:bidi="id_ID"/>
-          </w:rPr>
-          <w:rPr>
-            <w:color w:val="0000EE"/>
-            <w:u w:val="single"/>
-          </w:rPr>
-          <w:t>1 Tawarikh 1:28–31</w:t>
-        </w:r>
-      </w:hyperlink>
-    </w:p>
-    <w:p>
-      <w:pPr>
-        <w:pStyle w:val="ListBullet"/>
-        <w:spacing w:line="240" w:lineRule="auto"/>
-        <w:ind w:left="720"/>
-      </w:pPr>
-      <w:r>
-        <w:rPr>
-          <w:lang w:val="id_ID" w:bidi="id_ID"/>
-        </w:rPr>
-      </w:r>
-      <w:hyperlink r:id="rId85">
-        <w:r>
-          <w:rPr>
-            <w:lang w:val="id_ID" w:bidi="id_ID"/>
-          </w:rPr>
-          <w:rPr>
-            <w:color w:val="0000EE"/>
-            <w:u w:val="single"/>
-          </w:rPr>
-          <w:t>2 Tawarikh 23:1</w:t>
-        </w:r>
-      </w:hyperlink>
-    </w:p>
-    <w:p>
-      <w:pPr>
-        <w:pStyle w:val="ListBullet"/>
-        <w:spacing w:line="240" w:lineRule="auto"/>
-        <w:ind w:left="720"/>
-      </w:pPr>
-      <w:r>
-        <w:rPr>
-          <w:lang w:val="id_ID" w:bidi="id_ID"/>
-        </w:rPr>
-      </w:r>
-      <w:hyperlink r:id="rId86">
-        <w:r>
-          <w:rPr>
-            <w:lang w:val="id_ID" w:bidi="id_ID"/>
-          </w:rPr>
-          <w:rPr>
-            <w:color w:val="0000EE"/>
-            <w:u w:val="single"/>
-          </w:rPr>
-          <w:t>Kejadian 16:12</w:t>
-        </w:r>
-      </w:hyperlink>
-    </w:p>
-    <w:p>
-      <w:pPr>
-        <w:pStyle w:val="ListBullet"/>
-        <w:spacing w:line="240" w:lineRule="auto"/>
-        <w:ind w:left="720"/>
-      </w:pPr>
-      <w:r>
-        <w:rPr>
-          <w:lang w:val="id_ID" w:bidi="id_ID"/>
-        </w:rPr>
-      </w:r>
-      <w:hyperlink r:id="rId77">
-        <w:r>
-          <w:rPr>
-            <w:lang w:val="id_ID" w:bidi="id_ID"/>
-          </w:rPr>
-          <w:rPr>
-            <w:color w:val="0000EE"/>
-            <w:u w:val="single"/>
-          </w:rPr>
-          <w:t>Kejadian 25:9–11</w:t>
-        </w:r>
-      </w:hyperlink>
-    </w:p>
-    <w:p>
-      <w:pPr>
-        <w:pStyle w:val="ListBullet"/>
-        <w:spacing w:line="240" w:lineRule="auto"/>
-        <w:ind w:left="720"/>
-      </w:pPr>
-      <w:r>
-        <w:rPr>
-          <w:lang w:val="id_ID" w:bidi="id_ID"/>
-        </w:rPr>
-      </w:r>
-      <w:hyperlink r:id="rId87">
-        <w:r>
-          <w:rPr>
-            <w:lang w:val="id_ID" w:bidi="id_ID"/>
-          </w:rPr>
-          <w:rPr>
-            <w:color w:val="0000EE"/>
-            <w:u w:val="single"/>
-          </w:rPr>
-          <w:t>Kejadian 25:16</w:t>
-        </w:r>
-      </w:hyperlink>
-    </w:p>
-    <w:p>
-      <w:pPr>
-        <w:pStyle w:val="ListBullet"/>
-        <w:spacing w:line="240" w:lineRule="auto"/>
-        <w:ind w:left="720"/>
-      </w:pPr>
-      <w:r>
-        <w:rPr>
-          <w:lang w:val="id_ID" w:bidi="id_ID"/>
-        </w:rPr>
-      </w:r>
-      <w:hyperlink r:id="rId88">
-        <w:r>
-          <w:rPr>
-            <w:lang w:val="id_ID" w:bidi="id_ID"/>
-          </w:rPr>
-          <w:rPr>
-            <w:color w:val="0000EE"/>
-            <w:u w:val="single"/>
-          </w:rPr>
-          <w:t>Kejadian 37:25–26</w:t>
-        </w:r>
-      </w:hyperlink>
+      <w:r>
+        <w:rPr>
+          <w:lang w:val="id_ID" w:bidi="id_ID"/>
+        </w:rPr>
+        <w:t>1 Tawarikh 1:28–31</w:t>
+      </w:r>
+    </w:p>
+    <w:p>
+      <w:pPr>
+        <w:pStyle w:val="ListBullet"/>
+        <w:spacing w:line="240" w:lineRule="auto"/>
+        <w:ind w:left="720"/>
+      </w:pPr>
+      <w:r>
+        <w:rPr>
+          <w:lang w:val="id_ID" w:bidi="id_ID"/>
+        </w:rPr>
+      </w:r>
+      <w:r>
+        <w:rPr>
+          <w:lang w:val="id_ID" w:bidi="id_ID"/>
+        </w:rPr>
+        <w:t>2 Tawarikh 23:1</w:t>
+      </w:r>
+    </w:p>
+    <w:p>
+      <w:pPr>
+        <w:pStyle w:val="ListBullet"/>
+        <w:spacing w:line="240" w:lineRule="auto"/>
+        <w:ind w:left="720"/>
+      </w:pPr>
+      <w:r>
+        <w:rPr>
+          <w:lang w:val="id_ID" w:bidi="id_ID"/>
+        </w:rPr>
+      </w:r>
+      <w:r>
+        <w:rPr>
+          <w:lang w:val="id_ID" w:bidi="id_ID"/>
+        </w:rPr>
+        <w:t>Kejadian 16:12</w:t>
+      </w:r>
+    </w:p>
+    <w:p>
+      <w:pPr>
+        <w:pStyle w:val="ListBullet"/>
+        <w:spacing w:line="240" w:lineRule="auto"/>
+        <w:ind w:left="720"/>
+      </w:pPr>
+      <w:r>
+        <w:rPr>
+          <w:lang w:val="id_ID" w:bidi="id_ID"/>
+        </w:rPr>
+      </w:r>
+      <w:r>
+        <w:rPr>
+          <w:lang w:val="id_ID" w:bidi="id_ID"/>
+        </w:rPr>
+        <w:t>Kejadian 25:9–11</w:t>
+      </w:r>
+    </w:p>
+    <w:p>
+      <w:pPr>
+        <w:pStyle w:val="ListBullet"/>
+        <w:spacing w:line="240" w:lineRule="auto"/>
+        <w:ind w:left="720"/>
+      </w:pPr>
+      <w:r>
+        <w:rPr>
+          <w:lang w:val="id_ID" w:bidi="id_ID"/>
+        </w:rPr>
+      </w:r>
+      <w:r>
+        <w:rPr>
+          <w:lang w:val="id_ID" w:bidi="id_ID"/>
+        </w:rPr>
+        <w:t>Kejadian 25:16</w:t>
+      </w:r>
+    </w:p>
+    <w:p>
+      <w:pPr>
+        <w:pStyle w:val="ListBullet"/>
+        <w:spacing w:line="240" w:lineRule="auto"/>
+        <w:ind w:left="720"/>
+      </w:pPr>
+      <w:r>
+        <w:rPr>
+          <w:lang w:val="id_ID" w:bidi="id_ID"/>
+        </w:rPr>
+      </w:r>
+      <w:r>
+        <w:rPr>
+          <w:lang w:val="id_ID" w:bidi="id_ID"/>
+        </w:rPr>
+        <w:t>Kejadian 37:25–26</w:t>
+      </w:r>
     </w:p>
     <w:p>
       <w:pPr>
@@ -8317,258 +7765,192 @@
           <w:lang w:val="id_ID" w:bidi="id_ID"/>
         </w:rPr>
       </w:r>
-      <w:hyperlink r:id="rId68">
-        <w:r>
-          <w:rPr>
-            <w:lang w:val="id_ID" w:bidi="id_ID"/>
-          </w:rPr>
-          <w:rPr>
-            <w:color w:val="0000EE"/>
-            <w:u w:val="single"/>
-          </w:rPr>
-          <w:t>1 Tawarikh 10:1</w:t>
-        </w:r>
-      </w:hyperlink>
-    </w:p>
-    <w:p>
-      <w:pPr>
-        <w:pStyle w:val="ListBullet"/>
-        <w:spacing w:line="240" w:lineRule="auto"/>
-        <w:ind w:left="720"/>
-      </w:pPr>
-      <w:r>
-        <w:rPr>
-          <w:lang w:val="id_ID" w:bidi="id_ID"/>
-        </w:rPr>
-      </w:r>
-      <w:hyperlink r:id="rId58">
-        <w:r>
-          <w:rPr>
-            <w:lang w:val="id_ID" w:bidi="id_ID"/>
-          </w:rPr>
-          <w:rPr>
-            <w:color w:val="0000EE"/>
-            <w:u w:val="single"/>
-          </w:rPr>
-          <w:t>1 Raja-raja 8:2</w:t>
-        </w:r>
-      </w:hyperlink>
-    </w:p>
-    <w:p>
-      <w:pPr>
-        <w:pStyle w:val="ListBullet"/>
-        <w:spacing w:line="240" w:lineRule="auto"/>
-        <w:ind w:left="720"/>
-      </w:pPr>
-      <w:r>
-        <w:rPr>
-          <w:lang w:val="id_ID" w:bidi="id_ID"/>
-        </w:rPr>
-      </w:r>
-      <w:hyperlink r:id="rId13">
-        <w:r>
-          <w:rPr>
-            <w:lang w:val="id_ID" w:bidi="id_ID"/>
-          </w:rPr>
-          <w:rPr>
-            <w:color w:val="0000EE"/>
-            <w:u w:val="single"/>
-          </w:rPr>
-          <w:t>Kisah Para Rasul 2:36</w:t>
-        </w:r>
-      </w:hyperlink>
-    </w:p>
-    <w:p>
-      <w:pPr>
-        <w:pStyle w:val="ListBullet"/>
-        <w:spacing w:line="240" w:lineRule="auto"/>
-        <w:ind w:left="720"/>
-      </w:pPr>
-      <w:r>
-        <w:rPr>
-          <w:lang w:val="id_ID" w:bidi="id_ID"/>
-        </w:rPr>
-      </w:r>
-      <w:hyperlink r:id="rId13">
-        <w:r>
-          <w:rPr>
-            <w:lang w:val="id_ID" w:bidi="id_ID"/>
-          </w:rPr>
-          <w:rPr>
-            <w:color w:val="0000EE"/>
-            <w:u w:val="single"/>
-          </w:rPr>
-          <w:t>Kisah Para Rasul 7:24</w:t>
-        </w:r>
-      </w:hyperlink>
-    </w:p>
-    <w:p>
-      <w:pPr>
-        <w:pStyle w:val="ListBullet"/>
-        <w:spacing w:line="240" w:lineRule="auto"/>
-        <w:ind w:left="720"/>
-      </w:pPr>
-      <w:r>
-        <w:rPr>
-          <w:lang w:val="id_ID" w:bidi="id_ID"/>
-        </w:rPr>
-      </w:r>
-      <w:hyperlink r:id="rId13">
-        <w:r>
-          <w:rPr>
-            <w:lang w:val="id_ID" w:bidi="id_ID"/>
-          </w:rPr>
-          <w:rPr>
-            <w:color w:val="0000EE"/>
-            <w:u w:val="single"/>
-          </w:rPr>
-          <w:t>Kisah Para Rasul 13:23</w:t>
-        </w:r>
-      </w:hyperlink>
-    </w:p>
-    <w:p>
-      <w:pPr>
-        <w:pStyle w:val="ListBullet"/>
-        <w:spacing w:line="240" w:lineRule="auto"/>
-        <w:ind w:left="720"/>
-      </w:pPr>
-      <w:r>
-        <w:rPr>
-          <w:lang w:val="id_ID" w:bidi="id_ID"/>
-        </w:rPr>
-      </w:r>
-      <w:hyperlink r:id="rId89">
-        <w:r>
-          <w:rPr>
-            <w:lang w:val="id_ID" w:bidi="id_ID"/>
-          </w:rPr>
-          <w:rPr>
-            <w:color w:val="0000EE"/>
-            <w:u w:val="single"/>
-          </w:rPr>
-          <w:t>Yohanes 1:49–51</w:t>
-        </w:r>
-      </w:hyperlink>
-    </w:p>
-    <w:p>
-      <w:pPr>
-        <w:pStyle w:val="ListBullet"/>
-        <w:spacing w:line="240" w:lineRule="auto"/>
-        <w:ind w:left="720"/>
-      </w:pPr>
-      <w:r>
-        <w:rPr>
-          <w:lang w:val="id_ID" w:bidi="id_ID"/>
-        </w:rPr>
-      </w:r>
-      <w:hyperlink r:id="rId90">
-        <w:r>
-          <w:rPr>
-            <w:lang w:val="id_ID" w:bidi="id_ID"/>
-          </w:rPr>
-          <w:rPr>
-            <w:color w:val="0000EE"/>
-            <w:u w:val="single"/>
-          </w:rPr>
-          <w:t>Lukas 24:21</w:t>
-        </w:r>
-      </w:hyperlink>
-    </w:p>
-    <w:p>
-      <w:pPr>
-        <w:pStyle w:val="ListBullet"/>
-        <w:spacing w:line="240" w:lineRule="auto"/>
-        <w:ind w:left="720"/>
-      </w:pPr>
-      <w:r>
-        <w:rPr>
-          <w:lang w:val="id_ID" w:bidi="id_ID"/>
-        </w:rPr>
-      </w:r>
-      <w:hyperlink r:id="rId91">
-        <w:r>
-          <w:rPr>
-            <w:lang w:val="id_ID" w:bidi="id_ID"/>
-          </w:rPr>
-          <w:rPr>
-            <w:color w:val="0000EE"/>
-            <w:u w:val="single"/>
-          </w:rPr>
-          <w:t>Markus 12:29</w:t>
-        </w:r>
-      </w:hyperlink>
-    </w:p>
-    <w:p>
-      <w:pPr>
-        <w:pStyle w:val="ListBullet"/>
-        <w:spacing w:line="240" w:lineRule="auto"/>
-        <w:ind w:left="720"/>
-      </w:pPr>
-      <w:r>
-        <w:rPr>
-          <w:lang w:val="id_ID" w:bidi="id_ID"/>
-        </w:rPr>
-      </w:r>
-      <w:hyperlink r:id="rId92">
-        <w:r>
-          <w:rPr>
-            <w:lang w:val="id_ID" w:bidi="id_ID"/>
-          </w:rPr>
-          <w:rPr>
-            <w:color w:val="0000EE"/>
-            <w:u w:val="single"/>
-          </w:rPr>
-          <w:t>Matius 2:6</w:t>
-        </w:r>
-      </w:hyperlink>
-    </w:p>
-    <w:p>
-      <w:pPr>
-        <w:pStyle w:val="ListBullet"/>
-        <w:spacing w:line="240" w:lineRule="auto"/>
-        <w:ind w:left="720"/>
-      </w:pPr>
-      <w:r>
-        <w:rPr>
-          <w:lang w:val="id_ID" w:bidi="id_ID"/>
-        </w:rPr>
-      </w:r>
-      <w:hyperlink r:id="rId93">
-        <w:r>
-          <w:rPr>
-            <w:lang w:val="id_ID" w:bidi="id_ID"/>
-          </w:rPr>
-          <w:rPr>
-            <w:color w:val="0000EE"/>
-            <w:u w:val="single"/>
-          </w:rPr>
-          <w:t>Matius 27:9</w:t>
-        </w:r>
-      </w:hyperlink>
-    </w:p>
-    <w:p>
-      <w:pPr>
-        <w:pStyle w:val="ListBullet"/>
-        <w:spacing w:line="240" w:lineRule="auto"/>
-        <w:ind w:left="720"/>
-      </w:pPr>
-      <w:r>
-        <w:rPr>
-          <w:lang w:val="id_ID" w:bidi="id_ID"/>
-        </w:rPr>
-      </w:r>
-      <w:hyperlink r:id="rId94">
-        <w:r>
-          <w:rPr>
-            <w:lang w:val="id_ID" w:bidi="id_ID"/>
-          </w:rPr>
-          <w:rPr>
-            <w:color w:val="0000EE"/>
-            <w:u w:val="single"/>
-          </w:rPr>
-          <w:t>Filipi 3:4–5</w:t>
-        </w:r>
-      </w:hyperlink>
+      <w:r>
+        <w:rPr>
+          <w:lang w:val="id_ID" w:bidi="id_ID"/>
+        </w:rPr>
+        <w:t>1 Tawarikh 10:1</w:t>
+      </w:r>
+    </w:p>
+    <w:p>
+      <w:pPr>
+        <w:pStyle w:val="ListBullet"/>
+        <w:spacing w:line="240" w:lineRule="auto"/>
+        <w:ind w:left="720"/>
+      </w:pPr>
+      <w:r>
+        <w:rPr>
+          <w:lang w:val="id_ID" w:bidi="id_ID"/>
+        </w:rPr>
+      </w:r>
+      <w:r>
+        <w:rPr>
+          <w:lang w:val="id_ID" w:bidi="id_ID"/>
+        </w:rPr>
+        <w:t>1 Raja-raja 8:2</w:t>
+      </w:r>
+    </w:p>
+    <w:p>
+      <w:pPr>
+        <w:pStyle w:val="ListBullet"/>
+        <w:spacing w:line="240" w:lineRule="auto"/>
+        <w:ind w:left="720"/>
+      </w:pPr>
+      <w:r>
+        <w:rPr>
+          <w:lang w:val="id_ID" w:bidi="id_ID"/>
+        </w:rPr>
+      </w:r>
+      <w:r>
+        <w:rPr>
+          <w:lang w:val="id_ID" w:bidi="id_ID"/>
+        </w:rPr>
+        <w:t>Kisah Para Rasul 2:36</w:t>
+      </w:r>
+    </w:p>
+    <w:p>
+      <w:pPr>
+        <w:pStyle w:val="ListBullet"/>
+        <w:spacing w:line="240" w:lineRule="auto"/>
+        <w:ind w:left="720"/>
+      </w:pPr>
+      <w:r>
+        <w:rPr>
+          <w:lang w:val="id_ID" w:bidi="id_ID"/>
+        </w:rPr>
+      </w:r>
+      <w:r>
+        <w:rPr>
+          <w:lang w:val="id_ID" w:bidi="id_ID"/>
+        </w:rPr>
+        <w:t>Kisah Para Rasul 7:24</w:t>
+      </w:r>
+    </w:p>
+    <w:p>
+      <w:pPr>
+        <w:pStyle w:val="ListBullet"/>
+        <w:spacing w:line="240" w:lineRule="auto"/>
+        <w:ind w:left="720"/>
+      </w:pPr>
+      <w:r>
+        <w:rPr>
+          <w:lang w:val="id_ID" w:bidi="id_ID"/>
+        </w:rPr>
+      </w:r>
+      <w:r>
+        <w:rPr>
+          <w:lang w:val="id_ID" w:bidi="id_ID"/>
+        </w:rPr>
+        <w:t>Kisah Para Rasul 13:23</w:t>
+      </w:r>
+    </w:p>
+    <w:p>
+      <w:pPr>
+        <w:pStyle w:val="ListBullet"/>
+        <w:spacing w:line="240" w:lineRule="auto"/>
+        <w:ind w:left="720"/>
+      </w:pPr>
+      <w:r>
+        <w:rPr>
+          <w:lang w:val="id_ID" w:bidi="id_ID"/>
+        </w:rPr>
+      </w:r>
+      <w:r>
+        <w:rPr>
+          <w:lang w:val="id_ID" w:bidi="id_ID"/>
+        </w:rPr>
+        <w:t>Yohanes 1:49–51</w:t>
+      </w:r>
+    </w:p>
+    <w:p>
+      <w:pPr>
+        <w:pStyle w:val="ListBullet"/>
+        <w:spacing w:line="240" w:lineRule="auto"/>
+        <w:ind w:left="720"/>
+      </w:pPr>
+      <w:r>
+        <w:rPr>
+          <w:lang w:val="id_ID" w:bidi="id_ID"/>
+        </w:rPr>
+      </w:r>
+      <w:r>
+        <w:rPr>
+          <w:lang w:val="id_ID" w:bidi="id_ID"/>
+        </w:rPr>
+        <w:t>Lukas 24:21</w:t>
+      </w:r>
+    </w:p>
+    <w:p>
+      <w:pPr>
+        <w:pStyle w:val="ListBullet"/>
+        <w:spacing w:line="240" w:lineRule="auto"/>
+        <w:ind w:left="720"/>
+      </w:pPr>
+      <w:r>
+        <w:rPr>
+          <w:lang w:val="id_ID" w:bidi="id_ID"/>
+        </w:rPr>
+      </w:r>
+      <w:r>
+        <w:rPr>
+          <w:lang w:val="id_ID" w:bidi="id_ID"/>
+        </w:rPr>
+        <w:t>Markus 12:29</w:t>
+      </w:r>
+    </w:p>
+    <w:p>
+      <w:pPr>
+        <w:pStyle w:val="ListBullet"/>
+        <w:spacing w:line="240" w:lineRule="auto"/>
+        <w:ind w:left="720"/>
+      </w:pPr>
+      <w:r>
+        <w:rPr>
+          <w:lang w:val="id_ID" w:bidi="id_ID"/>
+        </w:rPr>
+      </w:r>
+      <w:r>
+        <w:rPr>
+          <w:lang w:val="id_ID" w:bidi="id_ID"/>
+        </w:rPr>
+        <w:t>Matius 2:6</w:t>
+      </w:r>
+    </w:p>
+    <w:p>
+      <w:pPr>
+        <w:pStyle w:val="ListBullet"/>
+        <w:spacing w:line="240" w:lineRule="auto"/>
+        <w:ind w:left="720"/>
+      </w:pPr>
+      <w:r>
+        <w:rPr>
+          <w:lang w:val="id_ID" w:bidi="id_ID"/>
+        </w:rPr>
+      </w:r>
+      <w:r>
+        <w:rPr>
+          <w:lang w:val="id_ID" w:bidi="id_ID"/>
+        </w:rPr>
+        <w:t>Matius 27:9</w:t>
+      </w:r>
+    </w:p>
+    <w:p>
+      <w:pPr>
+        <w:pStyle w:val="ListBullet"/>
+        <w:spacing w:line="240" w:lineRule="auto"/>
+        <w:ind w:left="720"/>
+      </w:pPr>
+      <w:r>
+        <w:rPr>
+          <w:lang w:val="id_ID" w:bidi="id_ID"/>
+        </w:rPr>
+      </w:r>
+      <w:r>
+        <w:rPr>
+          <w:lang w:val="id_ID" w:bidi="id_ID"/>
+        </w:rPr>
+        <w:t>Filipi 3:4–5</w:t>
+      </w:r>
     </w:p>
     <w:p>
       <w:pPr>
@@ -9155,114 +8537,84 @@
           <w:lang w:val="id_ID" w:bidi="id_ID"/>
         </w:rPr>
       </w:r>
-      <w:hyperlink r:id="rId95">
-        <w:r>
-          <w:rPr>
-            <w:lang w:val="id_ID" w:bidi="id_ID"/>
-          </w:rPr>
-          <w:rPr>
-            <w:color w:val="0000EE"/>
-            <w:u w:val="single"/>
-          </w:rPr>
-          <w:t>2 Tawarikh 28:7–8</w:t>
-        </w:r>
-      </w:hyperlink>
-    </w:p>
-    <w:p>
-      <w:pPr>
-        <w:pStyle w:val="ListBullet"/>
-        <w:spacing w:line="240" w:lineRule="auto"/>
-        <w:ind w:left="720"/>
-      </w:pPr>
-      <w:r>
-        <w:rPr>
-          <w:lang w:val="id_ID" w:bidi="id_ID"/>
-        </w:rPr>
-      </w:r>
-      <w:hyperlink r:id="rId96">
-        <w:r>
-          <w:rPr>
-            <w:lang w:val="id_ID" w:bidi="id_ID"/>
-          </w:rPr>
-          <w:rPr>
-            <w:color w:val="0000EE"/>
-            <w:u w:val="single"/>
-          </w:rPr>
-          <w:t>2 Samuel 11:2–3</w:t>
-        </w:r>
-      </w:hyperlink>
-    </w:p>
-    <w:p>
-      <w:pPr>
-        <w:pStyle w:val="ListBullet"/>
-        <w:spacing w:line="240" w:lineRule="auto"/>
-        <w:ind w:left="720"/>
-      </w:pPr>
-      <w:r>
-        <w:rPr>
-          <w:lang w:val="id_ID" w:bidi="id_ID"/>
-        </w:rPr>
-      </w:r>
-      <w:hyperlink r:id="rId97">
-        <w:r>
-          <w:rPr>
-            <w:lang w:val="id_ID" w:bidi="id_ID"/>
-          </w:rPr>
-          <w:rPr>
-            <w:color w:val="0000EE"/>
-            <w:u w:val="single"/>
-          </w:rPr>
-          <w:t>Daniel 5:5–6</w:t>
-        </w:r>
-      </w:hyperlink>
-    </w:p>
-    <w:p>
-      <w:pPr>
-        <w:pStyle w:val="ListBullet"/>
-        <w:spacing w:line="240" w:lineRule="auto"/>
-        <w:ind w:left="720"/>
-      </w:pPr>
-      <w:r>
-        <w:rPr>
-          <w:lang w:val="id_ID" w:bidi="id_ID"/>
-        </w:rPr>
-      </w:r>
-      <w:hyperlink r:id="rId52">
-        <w:r>
-          <w:rPr>
-            <w:lang w:val="id_ID" w:bidi="id_ID"/>
-          </w:rPr>
-          <w:rPr>
-            <w:color w:val="0000EE"/>
-            <w:u w:val="single"/>
-          </w:rPr>
-          <w:t>Matius 26:3–5</w:t>
-        </w:r>
-      </w:hyperlink>
-    </w:p>
-    <w:p>
-      <w:pPr>
-        <w:pStyle w:val="ListBullet"/>
-        <w:spacing w:line="240" w:lineRule="auto"/>
-        <w:ind w:left="720"/>
-      </w:pPr>
-      <w:r>
-        <w:rPr>
-          <w:lang w:val="id_ID" w:bidi="id_ID"/>
-        </w:rPr>
-      </w:r>
-      <w:hyperlink r:id="rId98">
-        <w:r>
-          <w:rPr>
-            <w:lang w:val="id_ID" w:bidi="id_ID"/>
-          </w:rPr>
-          <w:rPr>
-            <w:color w:val="0000EE"/>
-            <w:u w:val="single"/>
-          </w:rPr>
-          <w:t>Mazmur 45:8</w:t>
-        </w:r>
-      </w:hyperlink>
+      <w:r>
+        <w:rPr>
+          <w:lang w:val="id_ID" w:bidi="id_ID"/>
+        </w:rPr>
+        <w:t>2 Tawarikh 28:7–8</w:t>
+      </w:r>
+    </w:p>
+    <w:p>
+      <w:pPr>
+        <w:pStyle w:val="ListBullet"/>
+        <w:spacing w:line="240" w:lineRule="auto"/>
+        <w:ind w:left="720"/>
+      </w:pPr>
+      <w:r>
+        <w:rPr>
+          <w:lang w:val="id_ID" w:bidi="id_ID"/>
+        </w:rPr>
+      </w:r>
+      <w:r>
+        <w:rPr>
+          <w:lang w:val="id_ID" w:bidi="id_ID"/>
+        </w:rPr>
+        <w:t>2 Samuel 11:2–3</w:t>
+      </w:r>
+    </w:p>
+    <w:p>
+      <w:pPr>
+        <w:pStyle w:val="ListBullet"/>
+        <w:spacing w:line="240" w:lineRule="auto"/>
+        <w:ind w:left="720"/>
+      </w:pPr>
+      <w:r>
+        <w:rPr>
+          <w:lang w:val="id_ID" w:bidi="id_ID"/>
+        </w:rPr>
+      </w:r>
+      <w:r>
+        <w:rPr>
+          <w:lang w:val="id_ID" w:bidi="id_ID"/>
+        </w:rPr>
+        <w:t>Daniel 5:5–6</w:t>
+      </w:r>
+    </w:p>
+    <w:p>
+      <w:pPr>
+        <w:pStyle w:val="ListBullet"/>
+        <w:spacing w:line="240" w:lineRule="auto"/>
+        <w:ind w:left="720"/>
+      </w:pPr>
+      <w:r>
+        <w:rPr>
+          <w:lang w:val="id_ID" w:bidi="id_ID"/>
+        </w:rPr>
+      </w:r>
+      <w:r>
+        <w:rPr>
+          <w:lang w:val="id_ID" w:bidi="id_ID"/>
+        </w:rPr>
+        <w:t>Matius 26:3–5</w:t>
+      </w:r>
+    </w:p>
+    <w:p>
+      <w:pPr>
+        <w:pStyle w:val="ListBullet"/>
+        <w:spacing w:line="240" w:lineRule="auto"/>
+        <w:ind w:left="720"/>
+      </w:pPr>
+      <w:r>
+        <w:rPr>
+          <w:lang w:val="id_ID" w:bidi="id_ID"/>
+        </w:rPr>
+      </w:r>
+      <w:r>
+        <w:rPr>
+          <w:lang w:val="id_ID" w:bidi="id_ID"/>
+        </w:rPr>
+        <w:t>Mazmur 45:8</w:t>
+      </w:r>
     </w:p>
     <w:p>
       <w:pPr>
@@ -9510,114 +8862,84 @@
           <w:lang w:val="id_ID" w:bidi="id_ID"/>
         </w:rPr>
       </w:r>
-      <w:hyperlink r:id="rId58">
-        <w:r>
-          <w:rPr>
-            <w:lang w:val="id_ID" w:bidi="id_ID"/>
-          </w:rPr>
-          <w:rPr>
-            <w:color w:val="0000EE"/>
-            <w:u w:val="single"/>
-          </w:rPr>
-          <w:t>1 Raja-raja 16:31–33</w:t>
-        </w:r>
-      </w:hyperlink>
-    </w:p>
-    <w:p>
-      <w:pPr>
-        <w:pStyle w:val="ListBullet"/>
-        <w:spacing w:line="240" w:lineRule="auto"/>
-        <w:ind w:left="720"/>
-      </w:pPr>
-      <w:r>
-        <w:rPr>
-          <w:lang w:val="id_ID" w:bidi="id_ID"/>
-        </w:rPr>
-      </w:r>
-      <w:hyperlink r:id="rId58">
-        <w:r>
-          <w:rPr>
-            <w:lang w:val="id_ID" w:bidi="id_ID"/>
-          </w:rPr>
-          <w:rPr>
-            <w:color w:val="0000EE"/>
-            <w:u w:val="single"/>
-          </w:rPr>
-          <w:t>1 Raja-raja 19:1–3</w:t>
-        </w:r>
-      </w:hyperlink>
-    </w:p>
-    <w:p>
-      <w:pPr>
-        <w:pStyle w:val="ListBullet"/>
-        <w:spacing w:line="240" w:lineRule="auto"/>
-        <w:ind w:left="720"/>
-      </w:pPr>
-      <w:r>
-        <w:rPr>
-          <w:lang w:val="id_ID" w:bidi="id_ID"/>
-        </w:rPr>
-      </w:r>
-      <w:hyperlink r:id="rId99">
-        <w:r>
-          <w:rPr>
-            <w:lang w:val="id_ID" w:bidi="id_ID"/>
-          </w:rPr>
-          <w:rPr>
-            <w:color w:val="0000EE"/>
-            <w:u w:val="single"/>
-          </w:rPr>
-          <w:t>2 Raja-raja 9:7</w:t>
-        </w:r>
-      </w:hyperlink>
-    </w:p>
-    <w:p>
-      <w:pPr>
-        <w:pStyle w:val="ListBullet"/>
-        <w:spacing w:line="240" w:lineRule="auto"/>
-        <w:ind w:left="720"/>
-      </w:pPr>
-      <w:r>
-        <w:rPr>
-          <w:lang w:val="id_ID" w:bidi="id_ID"/>
-        </w:rPr>
-      </w:r>
-      <w:hyperlink r:id="rId99">
-        <w:r>
-          <w:rPr>
-            <w:lang w:val="id_ID" w:bidi="id_ID"/>
-          </w:rPr>
-          <w:rPr>
-            <w:color w:val="0000EE"/>
-            <w:u w:val="single"/>
-          </w:rPr>
-          <w:t>2 Raja-raja 9:31</w:t>
-        </w:r>
-      </w:hyperlink>
-    </w:p>
-    <w:p>
-      <w:pPr>
-        <w:pStyle w:val="ListBullet"/>
-        <w:spacing w:line="240" w:lineRule="auto"/>
-        <w:ind w:left="720"/>
-      </w:pPr>
-      <w:r>
-        <w:rPr>
-          <w:lang w:val="id_ID" w:bidi="id_ID"/>
-        </w:rPr>
-      </w:r>
-      <w:hyperlink r:id="rId100">
-        <w:r>
-          <w:rPr>
-            <w:lang w:val="id_ID" w:bidi="id_ID"/>
-          </w:rPr>
-          <w:rPr>
-            <w:color w:val="0000EE"/>
-            <w:u w:val="single"/>
-          </w:rPr>
-          <w:t>Wahyu 2:20</w:t>
-        </w:r>
-      </w:hyperlink>
+      <w:r>
+        <w:rPr>
+          <w:lang w:val="id_ID" w:bidi="id_ID"/>
+        </w:rPr>
+        <w:t>1 Raja-raja 16:31–33</w:t>
+      </w:r>
+    </w:p>
+    <w:p>
+      <w:pPr>
+        <w:pStyle w:val="ListBullet"/>
+        <w:spacing w:line="240" w:lineRule="auto"/>
+        <w:ind w:left="720"/>
+      </w:pPr>
+      <w:r>
+        <w:rPr>
+          <w:lang w:val="id_ID" w:bidi="id_ID"/>
+        </w:rPr>
+      </w:r>
+      <w:r>
+        <w:rPr>
+          <w:lang w:val="id_ID" w:bidi="id_ID"/>
+        </w:rPr>
+        <w:t>1 Raja-raja 19:1–3</w:t>
+      </w:r>
+    </w:p>
+    <w:p>
+      <w:pPr>
+        <w:pStyle w:val="ListBullet"/>
+        <w:spacing w:line="240" w:lineRule="auto"/>
+        <w:ind w:left="720"/>
+      </w:pPr>
+      <w:r>
+        <w:rPr>
+          <w:lang w:val="id_ID" w:bidi="id_ID"/>
+        </w:rPr>
+      </w:r>
+      <w:r>
+        <w:rPr>
+          <w:lang w:val="id_ID" w:bidi="id_ID"/>
+        </w:rPr>
+        <w:t>2 Raja-raja 9:7</w:t>
+      </w:r>
+    </w:p>
+    <w:p>
+      <w:pPr>
+        <w:pStyle w:val="ListBullet"/>
+        <w:spacing w:line="240" w:lineRule="auto"/>
+        <w:ind w:left="720"/>
+      </w:pPr>
+      <w:r>
+        <w:rPr>
+          <w:lang w:val="id_ID" w:bidi="id_ID"/>
+        </w:rPr>
+      </w:r>
+      <w:r>
+        <w:rPr>
+          <w:lang w:val="id_ID" w:bidi="id_ID"/>
+        </w:rPr>
+        <w:t>2 Raja-raja 9:31</w:t>
+      </w:r>
+    </w:p>
+    <w:p>
+      <w:pPr>
+        <w:pStyle w:val="ListBullet"/>
+        <w:spacing w:line="240" w:lineRule="auto"/>
+        <w:ind w:left="720"/>
+      </w:pPr>
+      <w:r>
+        <w:rPr>
+          <w:lang w:val="id_ID" w:bidi="id_ID"/>
+        </w:rPr>
+      </w:r>
+      <w:r>
+        <w:rPr>
+          <w:lang w:val="id_ID" w:bidi="id_ID"/>
+        </w:rPr>
+        <w:t>Wahyu 2:20</w:t>
+      </w:r>
     </w:p>
     <w:p>
       <w:pPr>
